--- a/UI_Components_Clickable_Links.docx
+++ b/UI_Components_Clickable_Links.docx
@@ -317,7 +317,7 @@
           </w:tcPr>
           <w:p>
             <w:r>
-              <w:t>30</w:t>
+              <w:t>50</w:t>
             </w:r>
           </w:p>
         </w:tc>
@@ -327,7 +327,7 @@
           </w:tcPr>
           <w:p>
             <w:r>
-              <w:t>Cart-01 ... Cart-30</w:t>
+              <w:t>Cart-01 ... Cart-50</w:t>
             </w:r>
           </w:p>
         </w:tc>
@@ -349,7 +349,7 @@
           </w:tcPr>
           <w:p>
             <w:r>
-              <w:t>25</w:t>
+              <w:t>50</w:t>
             </w:r>
           </w:p>
         </w:tc>
@@ -359,7 +359,7 @@
           </w:tcPr>
           <w:p>
             <w:r>
-              <w:t>Checkout-01 ... Checkout-25</w:t>
+              <w:t>Checkout-01 ... Checkout-50</w:t>
             </w:r>
           </w:p>
         </w:tc>
@@ -387,7 +387,7 @@
               <w:rPr>
                 <w:b/>
               </w:rPr>
-              <w:t>415</w:t>
+              <w:t>460</w:t>
             </w:r>
           </w:p>
         </w:tc>
@@ -18251,7 +18251,7 @@
         <w:pStyle w:val="Heading1"/>
       </w:pPr>
       <w:r>
-        <w:t>Add-to-Carts (30 items)</w:t>
+        <w:t>Add-to-Carts (50 items)</w:t>
       </w:r>
     </w:p>
     <w:tbl>
@@ -19760,6 +19760,966 @@
           </w:p>
         </w:tc>
       </w:tr>
+      <w:tr>
+        <w:tc>
+          <w:tcPr>
+            <w:tcW w:type="dxa" w:w="2160"/>
+          </w:tcPr>
+          <w:p>
+            <w:r>
+              <w:t>Cart-31</w:t>
+            </w:r>
+          </w:p>
+        </w:tc>
+        <w:tc>
+          <w:tcPr>
+            <w:tcW w:type="dxa" w:w="2160"/>
+          </w:tcPr>
+          <w:p>
+            <w:r>
+              <w:t>Tiered Pricing</w:t>
+            </w:r>
+          </w:p>
+        </w:tc>
+        <w:tc>
+          <w:tcPr>
+            <w:tcW w:type="dxa" w:w="2160"/>
+          </w:tcPr>
+          <w:p>
+            <w:r>
+              <w:t>A "Tiered Pricing" add-to-cart component to drive high-conversion interactions.</w:t>
+            </w:r>
+          </w:p>
+        </w:tc>
+        <w:tc>
+          <w:tcPr>
+            <w:tcW w:type="dxa" w:w="2160"/>
+          </w:tcPr>
+          <w:p>
+            <w:hyperlink r:id="rId33">
+              <w:r>
+                <w:rPr>
+                  <w:color w:val="0563C1"/>
+                  <w:u w:val="single"/>
+                </w:rPr>
+                <w:t>Amazon Add to Cart</w:t>
+              </w:r>
+            </w:hyperlink>
+          </w:p>
+        </w:tc>
+      </w:tr>
+      <w:tr>
+        <w:tc>
+          <w:tcPr>
+            <w:tcW w:type="dxa" w:w="2160"/>
+          </w:tcPr>
+          <w:p>
+            <w:r>
+              <w:t>Cart-32</w:t>
+            </w:r>
+          </w:p>
+        </w:tc>
+        <w:tc>
+          <w:tcPr>
+            <w:tcW w:type="dxa" w:w="2160"/>
+          </w:tcPr>
+          <w:p>
+            <w:r>
+              <w:t>Draggable Slider Donation</w:t>
+            </w:r>
+          </w:p>
+        </w:tc>
+        <w:tc>
+          <w:tcPr>
+            <w:tcW w:type="dxa" w:w="2160"/>
+          </w:tcPr>
+          <w:p>
+            <w:r>
+              <w:t>A "Draggable Slider Donation" add-to-cart component to drive high-conversion interactions.</w:t>
+            </w:r>
+          </w:p>
+        </w:tc>
+        <w:tc>
+          <w:tcPr>
+            <w:tcW w:type="dxa" w:w="2160"/>
+          </w:tcPr>
+          <w:p>
+            <w:hyperlink r:id="rId26">
+              <w:r>
+                <w:rPr>
+                  <w:color w:val="0563C1"/>
+                  <w:u w:val="single"/>
+                </w:rPr>
+                <w:t>Shopify Cart Drawer</w:t>
+              </w:r>
+            </w:hyperlink>
+          </w:p>
+        </w:tc>
+      </w:tr>
+      <w:tr>
+        <w:tc>
+          <w:tcPr>
+            <w:tcW w:type="dxa" w:w="2160"/>
+          </w:tcPr>
+          <w:p>
+            <w:r>
+              <w:t>Cart-33</w:t>
+            </w:r>
+          </w:p>
+        </w:tc>
+        <w:tc>
+          <w:tcPr>
+            <w:tcW w:type="dxa" w:w="2160"/>
+          </w:tcPr>
+          <w:p>
+            <w:r>
+              <w:t>3D Product Configurator</w:t>
+            </w:r>
+          </w:p>
+        </w:tc>
+        <w:tc>
+          <w:tcPr>
+            <w:tcW w:type="dxa" w:w="2160"/>
+          </w:tcPr>
+          <w:p>
+            <w:r>
+              <w:t>A "3D Product Configurator" add-to-cart component to drive high-conversion interactions.</w:t>
+            </w:r>
+          </w:p>
+        </w:tc>
+        <w:tc>
+          <w:tcPr>
+            <w:tcW w:type="dxa" w:w="2160"/>
+          </w:tcPr>
+          <w:p>
+            <w:hyperlink r:id="rId33">
+              <w:r>
+                <w:rPr>
+                  <w:color w:val="0563C1"/>
+                  <w:u w:val="single"/>
+                </w:rPr>
+                <w:t>Amazon Add to Cart</w:t>
+              </w:r>
+            </w:hyperlink>
+          </w:p>
+        </w:tc>
+      </w:tr>
+      <w:tr>
+        <w:tc>
+          <w:tcPr>
+            <w:tcW w:type="dxa" w:w="2160"/>
+          </w:tcPr>
+          <w:p>
+            <w:r>
+              <w:t>Cart-34</w:t>
+            </w:r>
+          </w:p>
+        </w:tc>
+        <w:tc>
+          <w:tcPr>
+            <w:tcW w:type="dxa" w:w="2160"/>
+          </w:tcPr>
+          <w:p>
+            <w:r>
+              <w:t>Time-Slot / Delivery</w:t>
+            </w:r>
+          </w:p>
+        </w:tc>
+        <w:tc>
+          <w:tcPr>
+            <w:tcW w:type="dxa" w:w="2160"/>
+          </w:tcPr>
+          <w:p>
+            <w:r>
+              <w:t>A "Time-Slot / Delivery" add-to-cart component to drive high-conversion interactions.</w:t>
+            </w:r>
+          </w:p>
+        </w:tc>
+        <w:tc>
+          <w:tcPr>
+            <w:tcW w:type="dxa" w:w="2160"/>
+          </w:tcPr>
+          <w:p>
+            <w:hyperlink r:id="rId26">
+              <w:r>
+                <w:rPr>
+                  <w:color w:val="0563C1"/>
+                  <w:u w:val="single"/>
+                </w:rPr>
+                <w:t>Shopify Cart Drawer</w:t>
+              </w:r>
+            </w:hyperlink>
+          </w:p>
+        </w:tc>
+      </w:tr>
+      <w:tr>
+        <w:tc>
+          <w:tcPr>
+            <w:tcW w:type="dxa" w:w="2160"/>
+          </w:tcPr>
+          <w:p>
+            <w:r>
+              <w:t>Cart-35</w:t>
+            </w:r>
+          </w:p>
+        </w:tc>
+        <w:tc>
+          <w:tcPr>
+            <w:tcW w:type="dxa" w:w="2160"/>
+          </w:tcPr>
+          <w:p>
+            <w:r>
+              <w:t>Gamified Progress</w:t>
+            </w:r>
+          </w:p>
+        </w:tc>
+        <w:tc>
+          <w:tcPr>
+            <w:tcW w:type="dxa" w:w="2160"/>
+          </w:tcPr>
+          <w:p>
+            <w:r>
+              <w:t>A "Gamified Progress" add-to-cart component to drive high-conversion interactions.</w:t>
+            </w:r>
+          </w:p>
+        </w:tc>
+        <w:tc>
+          <w:tcPr>
+            <w:tcW w:type="dxa" w:w="2160"/>
+          </w:tcPr>
+          <w:p>
+            <w:hyperlink r:id="rId33">
+              <w:r>
+                <w:rPr>
+                  <w:color w:val="0563C1"/>
+                  <w:u w:val="single"/>
+                </w:rPr>
+                <w:t>Amazon Add to Cart</w:t>
+              </w:r>
+            </w:hyperlink>
+          </w:p>
+        </w:tc>
+      </w:tr>
+      <w:tr>
+        <w:tc>
+          <w:tcPr>
+            <w:tcW w:type="dxa" w:w="2160"/>
+          </w:tcPr>
+          <w:p>
+            <w:r>
+              <w:t>Cart-36</w:t>
+            </w:r>
+          </w:p>
+        </w:tc>
+        <w:tc>
+          <w:tcPr>
+            <w:tcW w:type="dxa" w:w="2160"/>
+          </w:tcPr>
+          <w:p>
+            <w:r>
+              <w:t>Minimal Icon-Only</w:t>
+            </w:r>
+          </w:p>
+        </w:tc>
+        <w:tc>
+          <w:tcPr>
+            <w:tcW w:type="dxa" w:w="2160"/>
+          </w:tcPr>
+          <w:p>
+            <w:r>
+              <w:t>A "Minimal Icon-Only" add-to-cart component to drive high-conversion interactions.</w:t>
+            </w:r>
+          </w:p>
+        </w:tc>
+        <w:tc>
+          <w:tcPr>
+            <w:tcW w:type="dxa" w:w="2160"/>
+          </w:tcPr>
+          <w:p>
+            <w:hyperlink r:id="rId26">
+              <w:r>
+                <w:rPr>
+                  <w:color w:val="0563C1"/>
+                  <w:u w:val="single"/>
+                </w:rPr>
+                <w:t>Shopify Cart Drawer</w:t>
+              </w:r>
+            </w:hyperlink>
+          </w:p>
+        </w:tc>
+      </w:tr>
+      <w:tr>
+        <w:tc>
+          <w:tcPr>
+            <w:tcW w:type="dxa" w:w="2160"/>
+          </w:tcPr>
+          <w:p>
+            <w:r>
+              <w:t>Cart-37</w:t>
+            </w:r>
+          </w:p>
+        </w:tc>
+        <w:tc>
+          <w:tcPr>
+            <w:tcW w:type="dxa" w:w="2160"/>
+          </w:tcPr>
+          <w:p>
+            <w:r>
+              <w:t>Free Sample Choice</w:t>
+            </w:r>
+          </w:p>
+        </w:tc>
+        <w:tc>
+          <w:tcPr>
+            <w:tcW w:type="dxa" w:w="2160"/>
+          </w:tcPr>
+          <w:p>
+            <w:r>
+              <w:t>A "Free Sample Choice" add-to-cart component to drive high-conversion interactions.</w:t>
+            </w:r>
+          </w:p>
+        </w:tc>
+        <w:tc>
+          <w:tcPr>
+            <w:tcW w:type="dxa" w:w="2160"/>
+          </w:tcPr>
+          <w:p>
+            <w:hyperlink r:id="rId33">
+              <w:r>
+                <w:rPr>
+                  <w:color w:val="0563C1"/>
+                  <w:u w:val="single"/>
+                </w:rPr>
+                <w:t>Amazon Add to Cart</w:t>
+              </w:r>
+            </w:hyperlink>
+          </w:p>
+        </w:tc>
+      </w:tr>
+      <w:tr>
+        <w:tc>
+          <w:tcPr>
+            <w:tcW w:type="dxa" w:w="2160"/>
+          </w:tcPr>
+          <w:p>
+            <w:r>
+              <w:t>Cart-38</w:t>
+            </w:r>
+          </w:p>
+        </w:tc>
+        <w:tc>
+          <w:tcPr>
+            <w:tcW w:type="dxa" w:w="2160"/>
+          </w:tcPr>
+          <w:p>
+            <w:r>
+              <w:t>B2B Bulk Upload</w:t>
+            </w:r>
+          </w:p>
+        </w:tc>
+        <w:tc>
+          <w:tcPr>
+            <w:tcW w:type="dxa" w:w="2160"/>
+          </w:tcPr>
+          <w:p>
+            <w:r>
+              <w:t>A "B2B Bulk Upload" add-to-cart component to drive high-conversion interactions.</w:t>
+            </w:r>
+          </w:p>
+        </w:tc>
+        <w:tc>
+          <w:tcPr>
+            <w:tcW w:type="dxa" w:w="2160"/>
+          </w:tcPr>
+          <w:p>
+            <w:hyperlink r:id="rId26">
+              <w:r>
+                <w:rPr>
+                  <w:color w:val="0563C1"/>
+                  <w:u w:val="single"/>
+                </w:rPr>
+                <w:t>Shopify Cart Drawer</w:t>
+              </w:r>
+            </w:hyperlink>
+          </w:p>
+        </w:tc>
+      </w:tr>
+      <w:tr>
+        <w:tc>
+          <w:tcPr>
+            <w:tcW w:type="dxa" w:w="2160"/>
+          </w:tcPr>
+          <w:p>
+            <w:r>
+              <w:t>Cart-39</w:t>
+            </w:r>
+          </w:p>
+        </w:tc>
+        <w:tc>
+          <w:tcPr>
+            <w:tcW w:type="dxa" w:w="2160"/>
+          </w:tcPr>
+          <w:p>
+            <w:r>
+              <w:t>Warranty Upsell</w:t>
+            </w:r>
+          </w:p>
+        </w:tc>
+        <w:tc>
+          <w:tcPr>
+            <w:tcW w:type="dxa" w:w="2160"/>
+          </w:tcPr>
+          <w:p>
+            <w:r>
+              <w:t>A "Warranty Upsell" add-to-cart component to drive high-conversion interactions.</w:t>
+            </w:r>
+          </w:p>
+        </w:tc>
+        <w:tc>
+          <w:tcPr>
+            <w:tcW w:type="dxa" w:w="2160"/>
+          </w:tcPr>
+          <w:p>
+            <w:hyperlink r:id="rId33">
+              <w:r>
+                <w:rPr>
+                  <w:color w:val="0563C1"/>
+                  <w:u w:val="single"/>
+                </w:rPr>
+                <w:t>Amazon Add to Cart</w:t>
+              </w:r>
+            </w:hyperlink>
+          </w:p>
+        </w:tc>
+      </w:tr>
+      <w:tr>
+        <w:tc>
+          <w:tcPr>
+            <w:tcW w:type="dxa" w:w="2160"/>
+          </w:tcPr>
+          <w:p>
+            <w:r>
+              <w:t>Cart-40</w:t>
+            </w:r>
+          </w:p>
+        </w:tc>
+        <w:tc>
+          <w:tcPr>
+            <w:tcW w:type="dxa" w:w="2160"/>
+          </w:tcPr>
+          <w:p>
+            <w:r>
+              <w:t>Multi-Recipient Gifting</w:t>
+            </w:r>
+          </w:p>
+        </w:tc>
+        <w:tc>
+          <w:tcPr>
+            <w:tcW w:type="dxa" w:w="2160"/>
+          </w:tcPr>
+          <w:p>
+            <w:r>
+              <w:t>A "Multi-Recipient Gifting" add-to-cart component to drive high-conversion interactions.</w:t>
+            </w:r>
+          </w:p>
+        </w:tc>
+        <w:tc>
+          <w:tcPr>
+            <w:tcW w:type="dxa" w:w="2160"/>
+          </w:tcPr>
+          <w:p>
+            <w:hyperlink r:id="rId26">
+              <w:r>
+                <w:rPr>
+                  <w:color w:val="0563C1"/>
+                  <w:u w:val="single"/>
+                </w:rPr>
+                <w:t>Shopify Cart Drawer</w:t>
+              </w:r>
+            </w:hyperlink>
+          </w:p>
+        </w:tc>
+      </w:tr>
+      <w:tr>
+        <w:tc>
+          <w:tcPr>
+            <w:tcW w:type="dxa" w:w="2160"/>
+          </w:tcPr>
+          <w:p>
+            <w:r>
+              <w:t>Cart-41</w:t>
+            </w:r>
+          </w:p>
+        </w:tc>
+        <w:tc>
+          <w:tcPr>
+            <w:tcW w:type="dxa" w:w="2160"/>
+          </w:tcPr>
+          <w:p>
+            <w:r>
+              <w:t>Recipe Bundle</w:t>
+            </w:r>
+          </w:p>
+        </w:tc>
+        <w:tc>
+          <w:tcPr>
+            <w:tcW w:type="dxa" w:w="2160"/>
+          </w:tcPr>
+          <w:p>
+            <w:r>
+              <w:t>A "Recipe Bundle" add-to-cart component to drive high-conversion interactions.</w:t>
+            </w:r>
+          </w:p>
+        </w:tc>
+        <w:tc>
+          <w:tcPr>
+            <w:tcW w:type="dxa" w:w="2160"/>
+          </w:tcPr>
+          <w:p>
+            <w:hyperlink r:id="rId33">
+              <w:r>
+                <w:rPr>
+                  <w:color w:val="0563C1"/>
+                  <w:u w:val="single"/>
+                </w:rPr>
+                <w:t>Amazon Add to Cart</w:t>
+              </w:r>
+            </w:hyperlink>
+          </w:p>
+        </w:tc>
+      </w:tr>
+      <w:tr>
+        <w:tc>
+          <w:tcPr>
+            <w:tcW w:type="dxa" w:w="2160"/>
+          </w:tcPr>
+          <w:p>
+            <w:r>
+              <w:t>Cart-42</w:t>
+            </w:r>
+          </w:p>
+        </w:tc>
+        <w:tc>
+          <w:tcPr>
+            <w:tcW w:type="dxa" w:w="2160"/>
+          </w:tcPr>
+          <w:p>
+            <w:r>
+              <w:t>Seat Map Reservation</w:t>
+            </w:r>
+          </w:p>
+        </w:tc>
+        <w:tc>
+          <w:tcPr>
+            <w:tcW w:type="dxa" w:w="2160"/>
+          </w:tcPr>
+          <w:p>
+            <w:r>
+              <w:t>A "Seat Map Reservation" add-to-cart component to drive high-conversion interactions.</w:t>
+            </w:r>
+          </w:p>
+        </w:tc>
+        <w:tc>
+          <w:tcPr>
+            <w:tcW w:type="dxa" w:w="2160"/>
+          </w:tcPr>
+          <w:p>
+            <w:hyperlink r:id="rId26">
+              <w:r>
+                <w:rPr>
+                  <w:color w:val="0563C1"/>
+                  <w:u w:val="single"/>
+                </w:rPr>
+                <w:t>Shopify Cart Drawer</w:t>
+              </w:r>
+            </w:hyperlink>
+          </w:p>
+        </w:tc>
+      </w:tr>
+      <w:tr>
+        <w:tc>
+          <w:tcPr>
+            <w:tcW w:type="dxa" w:w="2160"/>
+          </w:tcPr>
+          <w:p>
+            <w:r>
+              <w:t>Cart-43</w:t>
+            </w:r>
+          </w:p>
+        </w:tc>
+        <w:tc>
+          <w:tcPr>
+            <w:tcW w:type="dxa" w:w="2160"/>
+          </w:tcPr>
+          <w:p>
+            <w:r>
+              <w:t>Course Enrollment</w:t>
+            </w:r>
+          </w:p>
+        </w:tc>
+        <w:tc>
+          <w:tcPr>
+            <w:tcW w:type="dxa" w:w="2160"/>
+          </w:tcPr>
+          <w:p>
+            <w:r>
+              <w:t>A "Course Enrollment" add-to-cart component to drive high-conversion interactions.</w:t>
+            </w:r>
+          </w:p>
+        </w:tc>
+        <w:tc>
+          <w:tcPr>
+            <w:tcW w:type="dxa" w:w="2160"/>
+          </w:tcPr>
+          <w:p>
+            <w:hyperlink r:id="rId33">
+              <w:r>
+                <w:rPr>
+                  <w:color w:val="0563C1"/>
+                  <w:u w:val="single"/>
+                </w:rPr>
+                <w:t>Amazon Add to Cart</w:t>
+              </w:r>
+            </w:hyperlink>
+          </w:p>
+        </w:tc>
+      </w:tr>
+      <w:tr>
+        <w:tc>
+          <w:tcPr>
+            <w:tcW w:type="dxa" w:w="2160"/>
+          </w:tcPr>
+          <w:p>
+            <w:r>
+              <w:t>Cart-44</w:t>
+            </w:r>
+          </w:p>
+        </w:tc>
+        <w:tc>
+          <w:tcPr>
+            <w:tcW w:type="dxa" w:w="2160"/>
+          </w:tcPr>
+          <w:p>
+            <w:r>
+              <w:t>Mystery Box</w:t>
+            </w:r>
+          </w:p>
+        </w:tc>
+        <w:tc>
+          <w:tcPr>
+            <w:tcW w:type="dxa" w:w="2160"/>
+          </w:tcPr>
+          <w:p>
+            <w:r>
+              <w:t>A "Mystery Box" add-to-cart component to drive high-conversion interactions.</w:t>
+            </w:r>
+          </w:p>
+        </w:tc>
+        <w:tc>
+          <w:tcPr>
+            <w:tcW w:type="dxa" w:w="2160"/>
+          </w:tcPr>
+          <w:p>
+            <w:hyperlink r:id="rId26">
+              <w:r>
+                <w:rPr>
+                  <w:color w:val="0563C1"/>
+                  <w:u w:val="single"/>
+                </w:rPr>
+                <w:t>Shopify Cart Drawer</w:t>
+              </w:r>
+            </w:hyperlink>
+          </w:p>
+        </w:tc>
+      </w:tr>
+      <w:tr>
+        <w:tc>
+          <w:tcPr>
+            <w:tcW w:type="dxa" w:w="2160"/>
+          </w:tcPr>
+          <w:p>
+            <w:r>
+              <w:t>Cart-45</w:t>
+            </w:r>
+          </w:p>
+        </w:tc>
+        <w:tc>
+          <w:tcPr>
+            <w:tcW w:type="dxa" w:w="2160"/>
+          </w:tcPr>
+          <w:p>
+            <w:r>
+              <w:t>Mixed-Currency (Points)</w:t>
+            </w:r>
+          </w:p>
+        </w:tc>
+        <w:tc>
+          <w:tcPr>
+            <w:tcW w:type="dxa" w:w="2160"/>
+          </w:tcPr>
+          <w:p>
+            <w:r>
+              <w:t>A "Mixed-Currency (Points)" add-to-cart component to drive high-conversion interactions.</w:t>
+            </w:r>
+          </w:p>
+        </w:tc>
+        <w:tc>
+          <w:tcPr>
+            <w:tcW w:type="dxa" w:w="2160"/>
+          </w:tcPr>
+          <w:p>
+            <w:hyperlink r:id="rId33">
+              <w:r>
+                <w:rPr>
+                  <w:color w:val="0563C1"/>
+                  <w:u w:val="single"/>
+                </w:rPr>
+                <w:t>Amazon Add to Cart</w:t>
+              </w:r>
+            </w:hyperlink>
+          </w:p>
+        </w:tc>
+      </w:tr>
+      <w:tr>
+        <w:tc>
+          <w:tcPr>
+            <w:tcW w:type="dxa" w:w="2160"/>
+          </w:tcPr>
+          <w:p>
+            <w:r>
+              <w:t>Cart-46</w:t>
+            </w:r>
+          </w:p>
+        </w:tc>
+        <w:tc>
+          <w:tcPr>
+            <w:tcW w:type="dxa" w:w="2160"/>
+          </w:tcPr>
+          <w:p>
+            <w:r>
+              <w:t>Fundraiser Pledge</w:t>
+            </w:r>
+          </w:p>
+        </w:tc>
+        <w:tc>
+          <w:tcPr>
+            <w:tcW w:type="dxa" w:w="2160"/>
+          </w:tcPr>
+          <w:p>
+            <w:r>
+              <w:t>A "Fundraiser Pledge" add-to-cart component to drive high-conversion interactions.</w:t>
+            </w:r>
+          </w:p>
+        </w:tc>
+        <w:tc>
+          <w:tcPr>
+            <w:tcW w:type="dxa" w:w="2160"/>
+          </w:tcPr>
+          <w:p>
+            <w:hyperlink r:id="rId26">
+              <w:r>
+                <w:rPr>
+                  <w:color w:val="0563C1"/>
+                  <w:u w:val="single"/>
+                </w:rPr>
+                <w:t>Shopify Cart Drawer</w:t>
+              </w:r>
+            </w:hyperlink>
+          </w:p>
+        </w:tc>
+      </w:tr>
+      <w:tr>
+        <w:tc>
+          <w:tcPr>
+            <w:tcW w:type="dxa" w:w="2160"/>
+          </w:tcPr>
+          <w:p>
+            <w:r>
+              <w:t>Cart-47</w:t>
+            </w:r>
+          </w:p>
+        </w:tc>
+        <w:tc>
+          <w:tcPr>
+            <w:tcW w:type="dxa" w:w="2160"/>
+          </w:tcPr>
+          <w:p>
+            <w:r>
+              <w:t>Build-a-Box</w:t>
+            </w:r>
+          </w:p>
+        </w:tc>
+        <w:tc>
+          <w:tcPr>
+            <w:tcW w:type="dxa" w:w="2160"/>
+          </w:tcPr>
+          <w:p>
+            <w:r>
+              <w:t>A "Build-a-Box" add-to-cart component to drive high-conversion interactions.</w:t>
+            </w:r>
+          </w:p>
+        </w:tc>
+        <w:tc>
+          <w:tcPr>
+            <w:tcW w:type="dxa" w:w="2160"/>
+          </w:tcPr>
+          <w:p>
+            <w:hyperlink r:id="rId33">
+              <w:r>
+                <w:rPr>
+                  <w:color w:val="0563C1"/>
+                  <w:u w:val="single"/>
+                </w:rPr>
+                <w:t>Amazon Add to Cart</w:t>
+              </w:r>
+            </w:hyperlink>
+          </w:p>
+        </w:tc>
+      </w:tr>
+      <w:tr>
+        <w:tc>
+          <w:tcPr>
+            <w:tcW w:type="dxa" w:w="2160"/>
+          </w:tcPr>
+          <w:p>
+            <w:r>
+              <w:t>Cart-48</w:t>
+            </w:r>
+          </w:p>
+        </w:tc>
+        <w:tc>
+          <w:tcPr>
+            <w:tcW w:type="dxa" w:w="2160"/>
+          </w:tcPr>
+          <w:p>
+            <w:r>
+              <w:t>Augmented Reality Mock</w:t>
+            </w:r>
+          </w:p>
+        </w:tc>
+        <w:tc>
+          <w:tcPr>
+            <w:tcW w:type="dxa" w:w="2160"/>
+          </w:tcPr>
+          <w:p>
+            <w:r>
+              <w:t>A "Augmented Reality Mock" add-to-cart component to drive high-conversion interactions.</w:t>
+            </w:r>
+          </w:p>
+        </w:tc>
+        <w:tc>
+          <w:tcPr>
+            <w:tcW w:type="dxa" w:w="2160"/>
+          </w:tcPr>
+          <w:p>
+            <w:hyperlink r:id="rId26">
+              <w:r>
+                <w:rPr>
+                  <w:color w:val="0563C1"/>
+                  <w:u w:val="single"/>
+                </w:rPr>
+                <w:t>Shopify Cart Drawer</w:t>
+              </w:r>
+            </w:hyperlink>
+          </w:p>
+        </w:tc>
+      </w:tr>
+      <w:tr>
+        <w:tc>
+          <w:tcPr>
+            <w:tcW w:type="dxa" w:w="2160"/>
+          </w:tcPr>
+          <w:p>
+            <w:r>
+              <w:t>Cart-49</w:t>
+            </w:r>
+          </w:p>
+        </w:tc>
+        <w:tc>
+          <w:tcPr>
+            <w:tcW w:type="dxa" w:w="2160"/>
+          </w:tcPr>
+          <w:p>
+            <w:r>
+              <w:t>Subscribe &amp; Save Modal</w:t>
+            </w:r>
+          </w:p>
+        </w:tc>
+        <w:tc>
+          <w:tcPr>
+            <w:tcW w:type="dxa" w:w="2160"/>
+          </w:tcPr>
+          <w:p>
+            <w:r>
+              <w:t>A "Subscribe &amp; Save Modal" add-to-cart component to drive high-conversion interactions.</w:t>
+            </w:r>
+          </w:p>
+        </w:tc>
+        <w:tc>
+          <w:tcPr>
+            <w:tcW w:type="dxa" w:w="2160"/>
+          </w:tcPr>
+          <w:p>
+            <w:hyperlink r:id="rId33">
+              <w:r>
+                <w:rPr>
+                  <w:color w:val="0563C1"/>
+                  <w:u w:val="single"/>
+                </w:rPr>
+                <w:t>Amazon Add to Cart</w:t>
+              </w:r>
+            </w:hyperlink>
+          </w:p>
+        </w:tc>
+      </w:tr>
+      <w:tr>
+        <w:tc>
+          <w:tcPr>
+            <w:tcW w:type="dxa" w:w="2160"/>
+          </w:tcPr>
+          <w:p>
+            <w:r>
+              <w:t>Cart-50</w:t>
+            </w:r>
+          </w:p>
+        </w:tc>
+        <w:tc>
+          <w:tcPr>
+            <w:tcW w:type="dxa" w:w="2160"/>
+          </w:tcPr>
+          <w:p>
+            <w:r>
+              <w:t>Developer CLI Add-to-Cart</w:t>
+            </w:r>
+          </w:p>
+        </w:tc>
+        <w:tc>
+          <w:tcPr>
+            <w:tcW w:type="dxa" w:w="2160"/>
+          </w:tcPr>
+          <w:p>
+            <w:r>
+              <w:t>A "Developer CLI Add-to-Cart" add-to-cart component to drive high-conversion interactions.</w:t>
+            </w:r>
+          </w:p>
+        </w:tc>
+        <w:tc>
+          <w:tcPr>
+            <w:tcW w:type="dxa" w:w="2160"/>
+          </w:tcPr>
+          <w:p>
+            <w:hyperlink r:id="rId26">
+              <w:r>
+                <w:rPr>
+                  <w:color w:val="0563C1"/>
+                  <w:u w:val="single"/>
+                </w:rPr>
+                <w:t>Shopify Cart Drawer</w:t>
+              </w:r>
+            </w:hyperlink>
+          </w:p>
+        </w:tc>
+      </w:tr>
     </w:tbl>
     <w:p>
       <w:r>
@@ -19771,7 +20731,7 @@
         <w:pStyle w:val="Heading1"/>
       </w:pPr>
       <w:r>
-        <w:t>Checkouts (25 items)</w:t>
+        <w:t>Checkouts (50 items)</w:t>
       </w:r>
     </w:p>
     <w:tbl>
@@ -21035,6 +21995,1206 @@
                   <w:u w:val="single"/>
                 </w:rPr>
                 <w:t>Stripe Checkout</w:t>
+              </w:r>
+            </w:hyperlink>
+          </w:p>
+        </w:tc>
+      </w:tr>
+      <w:tr>
+        <w:tc>
+          <w:tcPr>
+            <w:tcW w:type="dxa" w:w="2160"/>
+          </w:tcPr>
+          <w:p>
+            <w:r>
+              <w:t>Checkout-26</w:t>
+            </w:r>
+          </w:p>
+        </w:tc>
+        <w:tc>
+          <w:tcPr>
+            <w:tcW w:type="dxa" w:w="2160"/>
+          </w:tcPr>
+          <w:p>
+            <w:r>
+              <w:t>Crypto / Web3 Wallet Checkout</w:t>
+            </w:r>
+          </w:p>
+        </w:tc>
+        <w:tc>
+          <w:tcPr>
+            <w:tcW w:type="dxa" w:w="2160"/>
+          </w:tcPr>
+          <w:p>
+            <w:r>
+              <w:t>A "Crypto / Web3 Wallet Checkout" checkout interface (Checkout Component) for streamlined purchasing.</w:t>
+            </w:r>
+          </w:p>
+        </w:tc>
+        <w:tc>
+          <w:tcPr>
+            <w:tcW w:type="dxa" w:w="2160"/>
+          </w:tcPr>
+          <w:p>
+            <w:hyperlink r:id="rId26">
+              <w:r>
+                <w:rPr>
+                  <w:color w:val="0563C1"/>
+                  <w:u w:val="single"/>
+                </w:rPr>
+                <w:t>Shopify Checkout</w:t>
+              </w:r>
+            </w:hyperlink>
+          </w:p>
+        </w:tc>
+      </w:tr>
+      <w:tr>
+        <w:tc>
+          <w:tcPr>
+            <w:tcW w:type="dxa" w:w="2160"/>
+          </w:tcPr>
+          <w:p>
+            <w:r>
+              <w:t>Checkout-27</w:t>
+            </w:r>
+          </w:p>
+        </w:tc>
+        <w:tc>
+          <w:tcPr>
+            <w:tcW w:type="dxa" w:w="2160"/>
+          </w:tcPr>
+          <w:p>
+            <w:r>
+              <w:t>One-Click Upsell Post-Checkout (OTO)</w:t>
+            </w:r>
+          </w:p>
+        </w:tc>
+        <w:tc>
+          <w:tcPr>
+            <w:tcW w:type="dxa" w:w="2160"/>
+          </w:tcPr>
+          <w:p>
+            <w:r>
+              <w:t>A "One-Click Upsell Post-Checkout (OTO)" checkout interface (Checkout Component) for streamlined purchasing.</w:t>
+            </w:r>
+          </w:p>
+        </w:tc>
+        <w:tc>
+          <w:tcPr>
+            <w:tcW w:type="dxa" w:w="2160"/>
+          </w:tcPr>
+          <w:p>
+            <w:hyperlink r:id="rId19">
+              <w:r>
+                <w:rPr>
+                  <w:color w:val="0563C1"/>
+                  <w:u w:val="single"/>
+                </w:rPr>
+                <w:t>Stripe Checkout</w:t>
+              </w:r>
+            </w:hyperlink>
+          </w:p>
+        </w:tc>
+      </w:tr>
+      <w:tr>
+        <w:tc>
+          <w:tcPr>
+            <w:tcW w:type="dxa" w:w="2160"/>
+          </w:tcPr>
+          <w:p>
+            <w:r>
+              <w:t>Checkout-28</w:t>
+            </w:r>
+          </w:p>
+        </w:tc>
+        <w:tc>
+          <w:tcPr>
+            <w:tcW w:type="dxa" w:w="2160"/>
+          </w:tcPr>
+          <w:p>
+            <w:r>
+              <w:t>Multi-Shipping Address Checkout</w:t>
+            </w:r>
+          </w:p>
+        </w:tc>
+        <w:tc>
+          <w:tcPr>
+            <w:tcW w:type="dxa" w:w="2160"/>
+          </w:tcPr>
+          <w:p>
+            <w:r>
+              <w:t>A "Multi-Shipping Address Checkout" checkout interface (Checkout Component) for streamlined purchasing.</w:t>
+            </w:r>
+          </w:p>
+        </w:tc>
+        <w:tc>
+          <w:tcPr>
+            <w:tcW w:type="dxa" w:w="2160"/>
+          </w:tcPr>
+          <w:p>
+            <w:hyperlink r:id="rId26">
+              <w:r>
+                <w:rPr>
+                  <w:color w:val="0563C1"/>
+                  <w:u w:val="single"/>
+                </w:rPr>
+                <w:t>Shopify Checkout</w:t>
+              </w:r>
+            </w:hyperlink>
+          </w:p>
+        </w:tc>
+      </w:tr>
+      <w:tr>
+        <w:tc>
+          <w:tcPr>
+            <w:tcW w:type="dxa" w:w="2160"/>
+          </w:tcPr>
+          <w:p>
+            <w:r>
+              <w:t>Checkout-29</w:t>
+            </w:r>
+          </w:p>
+        </w:tc>
+        <w:tc>
+          <w:tcPr>
+            <w:tcW w:type="dxa" w:w="2160"/>
+          </w:tcPr>
+          <w:p>
+            <w:r>
+              <w:t>In-Store Pickup / Curbside Checkout</w:t>
+            </w:r>
+          </w:p>
+        </w:tc>
+        <w:tc>
+          <w:tcPr>
+            <w:tcW w:type="dxa" w:w="2160"/>
+          </w:tcPr>
+          <w:p>
+            <w:r>
+              <w:t>A "In-Store Pickup / Curbside Checkout" checkout interface (Checkout Component) for streamlined purchasing.</w:t>
+            </w:r>
+          </w:p>
+        </w:tc>
+        <w:tc>
+          <w:tcPr>
+            <w:tcW w:type="dxa" w:w="2160"/>
+          </w:tcPr>
+          <w:p>
+            <w:hyperlink r:id="rId19">
+              <w:r>
+                <w:rPr>
+                  <w:color w:val="0563C1"/>
+                  <w:u w:val="single"/>
+                </w:rPr>
+                <w:t>Stripe Checkout</w:t>
+              </w:r>
+            </w:hyperlink>
+          </w:p>
+        </w:tc>
+      </w:tr>
+      <w:tr>
+        <w:tc>
+          <w:tcPr>
+            <w:tcW w:type="dxa" w:w="2160"/>
+          </w:tcPr>
+          <w:p>
+            <w:r>
+              <w:t>Checkout-30</w:t>
+            </w:r>
+          </w:p>
+        </w:tc>
+        <w:tc>
+          <w:tcPr>
+            <w:tcW w:type="dxa" w:w="2160"/>
+          </w:tcPr>
+          <w:p>
+            <w:r>
+              <w:t>Split-the-Bill (Multi-Payer) Checkout</w:t>
+            </w:r>
+          </w:p>
+        </w:tc>
+        <w:tc>
+          <w:tcPr>
+            <w:tcW w:type="dxa" w:w="2160"/>
+          </w:tcPr>
+          <w:p>
+            <w:r>
+              <w:t>A "Split-the-Bill (Multi-Payer) Checkout" checkout interface (Checkout Component) for streamlined purchasing.</w:t>
+            </w:r>
+          </w:p>
+        </w:tc>
+        <w:tc>
+          <w:tcPr>
+            <w:tcW w:type="dxa" w:w="2160"/>
+          </w:tcPr>
+          <w:p>
+            <w:hyperlink r:id="rId26">
+              <w:r>
+                <w:rPr>
+                  <w:color w:val="0563C1"/>
+                  <w:u w:val="single"/>
+                </w:rPr>
+                <w:t>Shopify Checkout</w:t>
+              </w:r>
+            </w:hyperlink>
+          </w:p>
+        </w:tc>
+      </w:tr>
+      <w:tr>
+        <w:tc>
+          <w:tcPr>
+            <w:tcW w:type="dxa" w:w="2160"/>
+          </w:tcPr>
+          <w:p>
+            <w:r>
+              <w:t>Checkout-31</w:t>
+            </w:r>
+          </w:p>
+        </w:tc>
+        <w:tc>
+          <w:tcPr>
+            <w:tcW w:type="dxa" w:w="2160"/>
+          </w:tcPr>
+          <w:p>
+            <w:r>
+              <w:t>Gift Registry / Wishlist Purchase Checkout</w:t>
+            </w:r>
+          </w:p>
+        </w:tc>
+        <w:tc>
+          <w:tcPr>
+            <w:tcW w:type="dxa" w:w="2160"/>
+          </w:tcPr>
+          <w:p>
+            <w:r>
+              <w:t>A "Gift Registry / Wishlist Purchase Checkout" checkout interface (Checkout Component) for streamlined purchasing.</w:t>
+            </w:r>
+          </w:p>
+        </w:tc>
+        <w:tc>
+          <w:tcPr>
+            <w:tcW w:type="dxa" w:w="2160"/>
+          </w:tcPr>
+          <w:p>
+            <w:hyperlink r:id="rId19">
+              <w:r>
+                <w:rPr>
+                  <w:color w:val="0563C1"/>
+                  <w:u w:val="single"/>
+                </w:rPr>
+                <w:t>Stripe Checkout</w:t>
+              </w:r>
+            </w:hyperlink>
+          </w:p>
+        </w:tc>
+      </w:tr>
+      <w:tr>
+        <w:tc>
+          <w:tcPr>
+            <w:tcW w:type="dxa" w:w="2160"/>
+          </w:tcPr>
+          <w:p>
+            <w:r>
+              <w:t>Checkout-32</w:t>
+            </w:r>
+          </w:p>
+        </w:tc>
+        <w:tc>
+          <w:tcPr>
+            <w:tcW w:type="dxa" w:w="2160"/>
+          </w:tcPr>
+          <w:p>
+            <w:r>
+              <w:t>SaaS Free Trial with Credit Card Capture</w:t>
+            </w:r>
+          </w:p>
+        </w:tc>
+        <w:tc>
+          <w:tcPr>
+            <w:tcW w:type="dxa" w:w="2160"/>
+          </w:tcPr>
+          <w:p>
+            <w:r>
+              <w:t>A "SaaS Free Trial with Credit Card Capture" checkout interface (Checkout Component) for streamlined purchasing.</w:t>
+            </w:r>
+          </w:p>
+        </w:tc>
+        <w:tc>
+          <w:tcPr>
+            <w:tcW w:type="dxa" w:w="2160"/>
+          </w:tcPr>
+          <w:p>
+            <w:hyperlink r:id="rId26">
+              <w:r>
+                <w:rPr>
+                  <w:color w:val="0563C1"/>
+                  <w:u w:val="single"/>
+                </w:rPr>
+                <w:t>Shopify Checkout</w:t>
+              </w:r>
+            </w:hyperlink>
+          </w:p>
+        </w:tc>
+      </w:tr>
+      <w:tr>
+        <w:tc>
+          <w:tcPr>
+            <w:tcW w:type="dxa" w:w="2160"/>
+          </w:tcPr>
+          <w:p>
+            <w:r>
+              <w:t>Checkout-33</w:t>
+            </w:r>
+          </w:p>
+        </w:tc>
+        <w:tc>
+          <w:tcPr>
+            <w:tcW w:type="dxa" w:w="2160"/>
+          </w:tcPr>
+          <w:p>
+            <w:r>
+              <w:t>Invoice Payment / Pay-by-Link Checkout</w:t>
+            </w:r>
+          </w:p>
+        </w:tc>
+        <w:tc>
+          <w:tcPr>
+            <w:tcW w:type="dxa" w:w="2160"/>
+          </w:tcPr>
+          <w:p>
+            <w:r>
+              <w:t>A "Invoice Payment / Pay-by-Link Checkout" checkout interface (Checkout Component) for streamlined purchasing.</w:t>
+            </w:r>
+          </w:p>
+        </w:tc>
+        <w:tc>
+          <w:tcPr>
+            <w:tcW w:type="dxa" w:w="2160"/>
+          </w:tcPr>
+          <w:p>
+            <w:hyperlink r:id="rId19">
+              <w:r>
+                <w:rPr>
+                  <w:color w:val="0563C1"/>
+                  <w:u w:val="single"/>
+                </w:rPr>
+                <w:t>Stripe Checkout</w:t>
+              </w:r>
+            </w:hyperlink>
+          </w:p>
+        </w:tc>
+      </w:tr>
+      <w:tr>
+        <w:tc>
+          <w:tcPr>
+            <w:tcW w:type="dxa" w:w="2160"/>
+          </w:tcPr>
+          <w:p>
+            <w:r>
+              <w:t>Checkout-34</w:t>
+            </w:r>
+          </w:p>
+        </w:tc>
+        <w:tc>
+          <w:tcPr>
+            <w:tcW w:type="dxa" w:w="2160"/>
+          </w:tcPr>
+          <w:p>
+            <w:r>
+              <w:t>Flight / Airline Ticket Checkout</w:t>
+            </w:r>
+          </w:p>
+        </w:tc>
+        <w:tc>
+          <w:tcPr>
+            <w:tcW w:type="dxa" w:w="2160"/>
+          </w:tcPr>
+          <w:p>
+            <w:r>
+              <w:t>A "Flight / Airline Ticket Checkout" checkout interface (Checkout Component) for streamlined purchasing.</w:t>
+            </w:r>
+          </w:p>
+        </w:tc>
+        <w:tc>
+          <w:tcPr>
+            <w:tcW w:type="dxa" w:w="2160"/>
+          </w:tcPr>
+          <w:p>
+            <w:hyperlink r:id="rId26">
+              <w:r>
+                <w:rPr>
+                  <w:color w:val="0563C1"/>
+                  <w:u w:val="single"/>
+                </w:rPr>
+                <w:t>Shopify Checkout</w:t>
+              </w:r>
+            </w:hyperlink>
+          </w:p>
+        </w:tc>
+      </w:tr>
+      <w:tr>
+        <w:tc>
+          <w:tcPr>
+            <w:tcW w:type="dxa" w:w="2160"/>
+          </w:tcPr>
+          <w:p>
+            <w:r>
+              <w:t>Checkout-35</w:t>
+            </w:r>
+          </w:p>
+        </w:tc>
+        <w:tc>
+          <w:tcPr>
+            <w:tcW w:type="dxa" w:w="2160"/>
+          </w:tcPr>
+          <w:p>
+            <w:r>
+              <w:t>Car Rental / Vehicle Booking Checkout</w:t>
+            </w:r>
+          </w:p>
+        </w:tc>
+        <w:tc>
+          <w:tcPr>
+            <w:tcW w:type="dxa" w:w="2160"/>
+          </w:tcPr>
+          <w:p>
+            <w:r>
+              <w:t>A "Car Rental / Vehicle Booking Checkout" checkout interface (Checkout Component) for streamlined purchasing.</w:t>
+            </w:r>
+          </w:p>
+        </w:tc>
+        <w:tc>
+          <w:tcPr>
+            <w:tcW w:type="dxa" w:w="2160"/>
+          </w:tcPr>
+          <w:p>
+            <w:hyperlink r:id="rId19">
+              <w:r>
+                <w:rPr>
+                  <w:color w:val="0563C1"/>
+                  <w:u w:val="single"/>
+                </w:rPr>
+                <w:t>Stripe Checkout</w:t>
+              </w:r>
+            </w:hyperlink>
+          </w:p>
+        </w:tc>
+      </w:tr>
+      <w:tr>
+        <w:tc>
+          <w:tcPr>
+            <w:tcW w:type="dxa" w:w="2160"/>
+          </w:tcPr>
+          <w:p>
+            <w:r>
+              <w:t>Checkout-36</w:t>
+            </w:r>
+          </w:p>
+        </w:tc>
+        <w:tc>
+          <w:tcPr>
+            <w:tcW w:type="dxa" w:w="2160"/>
+          </w:tcPr>
+          <w:p>
+            <w:r>
+              <w:t>Insurance Quote / Policy Purchase Checkout</w:t>
+            </w:r>
+          </w:p>
+        </w:tc>
+        <w:tc>
+          <w:tcPr>
+            <w:tcW w:type="dxa" w:w="2160"/>
+          </w:tcPr>
+          <w:p>
+            <w:r>
+              <w:t>A "Insurance Quote / Policy Purchase Checkout" checkout interface (Checkout Component) for streamlined purchasing.</w:t>
+            </w:r>
+          </w:p>
+        </w:tc>
+        <w:tc>
+          <w:tcPr>
+            <w:tcW w:type="dxa" w:w="2160"/>
+          </w:tcPr>
+          <w:p>
+            <w:hyperlink r:id="rId26">
+              <w:r>
+                <w:rPr>
+                  <w:color w:val="0563C1"/>
+                  <w:u w:val="single"/>
+                </w:rPr>
+                <w:t>Shopify Checkout</w:t>
+              </w:r>
+            </w:hyperlink>
+          </w:p>
+        </w:tc>
+      </w:tr>
+      <w:tr>
+        <w:tc>
+          <w:tcPr>
+            <w:tcW w:type="dxa" w:w="2160"/>
+          </w:tcPr>
+          <w:p>
+            <w:r>
+              <w:t>Checkout-37</w:t>
+            </w:r>
+          </w:p>
+        </w:tc>
+        <w:tc>
+          <w:tcPr>
+            <w:tcW w:type="dxa" w:w="2160"/>
+          </w:tcPr>
+          <w:p>
+            <w:r>
+              <w:t>Gaming / Micro-transaction Checkout</w:t>
+            </w:r>
+          </w:p>
+        </w:tc>
+        <w:tc>
+          <w:tcPr>
+            <w:tcW w:type="dxa" w:w="2160"/>
+          </w:tcPr>
+          <w:p>
+            <w:r>
+              <w:t>A "Gaming / Micro-transaction Checkout" checkout interface (Checkout Component) for streamlined purchasing.</w:t>
+            </w:r>
+          </w:p>
+        </w:tc>
+        <w:tc>
+          <w:tcPr>
+            <w:tcW w:type="dxa" w:w="2160"/>
+          </w:tcPr>
+          <w:p>
+            <w:hyperlink r:id="rId19">
+              <w:r>
+                <w:rPr>
+                  <w:color w:val="0563C1"/>
+                  <w:u w:val="single"/>
+                </w:rPr>
+                <w:t>Stripe Checkout</w:t>
+              </w:r>
+            </w:hyperlink>
+          </w:p>
+        </w:tc>
+      </w:tr>
+      <w:tr>
+        <w:tc>
+          <w:tcPr>
+            <w:tcW w:type="dxa" w:w="2160"/>
+          </w:tcPr>
+          <w:p>
+            <w:r>
+              <w:t>Checkout-38</w:t>
+            </w:r>
+          </w:p>
+        </w:tc>
+        <w:tc>
+          <w:tcPr>
+            <w:tcW w:type="dxa" w:w="2160"/>
+          </w:tcPr>
+          <w:p>
+            <w:r>
+              <w:t>Real Estate Deposit / Escrow Checkout</w:t>
+            </w:r>
+          </w:p>
+        </w:tc>
+        <w:tc>
+          <w:tcPr>
+            <w:tcW w:type="dxa" w:w="2160"/>
+          </w:tcPr>
+          <w:p>
+            <w:r>
+              <w:t>A "Real Estate Deposit / Escrow Checkout" checkout interface (Checkout Component) for streamlined purchasing.</w:t>
+            </w:r>
+          </w:p>
+        </w:tc>
+        <w:tc>
+          <w:tcPr>
+            <w:tcW w:type="dxa" w:w="2160"/>
+          </w:tcPr>
+          <w:p>
+            <w:hyperlink r:id="rId26">
+              <w:r>
+                <w:rPr>
+                  <w:color w:val="0563C1"/>
+                  <w:u w:val="single"/>
+                </w:rPr>
+                <w:t>Shopify Checkout</w:t>
+              </w:r>
+            </w:hyperlink>
+          </w:p>
+        </w:tc>
+      </w:tr>
+      <w:tr>
+        <w:tc>
+          <w:tcPr>
+            <w:tcW w:type="dxa" w:w="2160"/>
+          </w:tcPr>
+          <w:p>
+            <w:r>
+              <w:t>Checkout-39</w:t>
+            </w:r>
+          </w:p>
+        </w:tc>
+        <w:tc>
+          <w:tcPr>
+            <w:tcW w:type="dxa" w:w="2160"/>
+          </w:tcPr>
+          <w:p>
+            <w:r>
+              <w:t>Accessibility-First / High Contrast Checkout</w:t>
+            </w:r>
+          </w:p>
+        </w:tc>
+        <w:tc>
+          <w:tcPr>
+            <w:tcW w:type="dxa" w:w="2160"/>
+          </w:tcPr>
+          <w:p>
+            <w:r>
+              <w:t>A "Accessibility-First / High Contrast Checkout" checkout interface (Checkout Component) for streamlined purchasing.</w:t>
+            </w:r>
+          </w:p>
+        </w:tc>
+        <w:tc>
+          <w:tcPr>
+            <w:tcW w:type="dxa" w:w="2160"/>
+          </w:tcPr>
+          <w:p>
+            <w:hyperlink r:id="rId19">
+              <w:r>
+                <w:rPr>
+                  <w:color w:val="0563C1"/>
+                  <w:u w:val="single"/>
+                </w:rPr>
+                <w:t>Stripe Checkout</w:t>
+              </w:r>
+            </w:hyperlink>
+          </w:p>
+        </w:tc>
+      </w:tr>
+      <w:tr>
+        <w:tc>
+          <w:tcPr>
+            <w:tcW w:type="dxa" w:w="2160"/>
+          </w:tcPr>
+          <w:p>
+            <w:r>
+              <w:t>Checkout-40</w:t>
+            </w:r>
+          </w:p>
+        </w:tc>
+        <w:tc>
+          <w:tcPr>
+            <w:tcW w:type="dxa" w:w="2160"/>
+          </w:tcPr>
+          <w:p>
+            <w:r>
+              <w:t>Telehealth / Virtual Consultation Checkout</w:t>
+            </w:r>
+          </w:p>
+        </w:tc>
+        <w:tc>
+          <w:tcPr>
+            <w:tcW w:type="dxa" w:w="2160"/>
+          </w:tcPr>
+          <w:p>
+            <w:r>
+              <w:t>A "Telehealth / Virtual Consultation Checkout" checkout interface (Checkout Component) for streamlined purchasing.</w:t>
+            </w:r>
+          </w:p>
+        </w:tc>
+        <w:tc>
+          <w:tcPr>
+            <w:tcW w:type="dxa" w:w="2160"/>
+          </w:tcPr>
+          <w:p>
+            <w:hyperlink r:id="rId26">
+              <w:r>
+                <w:rPr>
+                  <w:color w:val="0563C1"/>
+                  <w:u w:val="single"/>
+                </w:rPr>
+                <w:t>Shopify Checkout</w:t>
+              </w:r>
+            </w:hyperlink>
+          </w:p>
+        </w:tc>
+      </w:tr>
+      <w:tr>
+        <w:tc>
+          <w:tcPr>
+            <w:tcW w:type="dxa" w:w="2160"/>
+          </w:tcPr>
+          <w:p>
+            <w:r>
+              <w:t>Checkout-41</w:t>
+            </w:r>
+          </w:p>
+        </w:tc>
+        <w:tc>
+          <w:tcPr>
+            <w:tcW w:type="dxa" w:w="2160"/>
+          </w:tcPr>
+          <w:p>
+            <w:r>
+              <w:t>Trade-in / Exchange Value Checkout</w:t>
+            </w:r>
+          </w:p>
+        </w:tc>
+        <w:tc>
+          <w:tcPr>
+            <w:tcW w:type="dxa" w:w="2160"/>
+          </w:tcPr>
+          <w:p>
+            <w:r>
+              <w:t>A "Trade-in / Exchange Value Checkout" checkout interface (Checkout Component) for streamlined purchasing.</w:t>
+            </w:r>
+          </w:p>
+        </w:tc>
+        <w:tc>
+          <w:tcPr>
+            <w:tcW w:type="dxa" w:w="2160"/>
+          </w:tcPr>
+          <w:p>
+            <w:hyperlink r:id="rId19">
+              <w:r>
+                <w:rPr>
+                  <w:color w:val="0563C1"/>
+                  <w:u w:val="single"/>
+                </w:rPr>
+                <w:t>Stripe Checkout</w:t>
+              </w:r>
+            </w:hyperlink>
+          </w:p>
+        </w:tc>
+      </w:tr>
+      <w:tr>
+        <w:tc>
+          <w:tcPr>
+            <w:tcW w:type="dxa" w:w="2160"/>
+          </w:tcPr>
+          <w:p>
+            <w:r>
+              <w:t>Checkout-42</w:t>
+            </w:r>
+          </w:p>
+        </w:tc>
+        <w:tc>
+          <w:tcPr>
+            <w:tcW w:type="dxa" w:w="2160"/>
+          </w:tcPr>
+          <w:p>
+            <w:r>
+              <w:t>Influencer / Creator Paywall Checkout</w:t>
+            </w:r>
+          </w:p>
+        </w:tc>
+        <w:tc>
+          <w:tcPr>
+            <w:tcW w:type="dxa" w:w="2160"/>
+          </w:tcPr>
+          <w:p>
+            <w:r>
+              <w:t>A "Influencer / Creator Paywall Checkout" checkout interface (Checkout Component) for streamlined purchasing.</w:t>
+            </w:r>
+          </w:p>
+        </w:tc>
+        <w:tc>
+          <w:tcPr>
+            <w:tcW w:type="dxa" w:w="2160"/>
+          </w:tcPr>
+          <w:p>
+            <w:hyperlink r:id="rId26">
+              <w:r>
+                <w:rPr>
+                  <w:color w:val="0563C1"/>
+                  <w:u w:val="single"/>
+                </w:rPr>
+                <w:t>Shopify Checkout</w:t>
+              </w:r>
+            </w:hyperlink>
+          </w:p>
+        </w:tc>
+      </w:tr>
+      <w:tr>
+        <w:tc>
+          <w:tcPr>
+            <w:tcW w:type="dxa" w:w="2160"/>
+          </w:tcPr>
+          <w:p>
+            <w:r>
+              <w:t>Checkout-43</w:t>
+            </w:r>
+          </w:p>
+        </w:tc>
+        <w:tc>
+          <w:tcPr>
+            <w:tcW w:type="dxa" w:w="2160"/>
+          </w:tcPr>
+          <w:p>
+            <w:r>
+              <w:t>Local Delivery (Distance/Radius Based) Checkout</w:t>
+            </w:r>
+          </w:p>
+        </w:tc>
+        <w:tc>
+          <w:tcPr>
+            <w:tcW w:type="dxa" w:w="2160"/>
+          </w:tcPr>
+          <w:p>
+            <w:r>
+              <w:t>A "Local Delivery (Distance/Radius Based) Checkout" checkout interface (Checkout Component) for streamlined purchasing.</w:t>
+            </w:r>
+          </w:p>
+        </w:tc>
+        <w:tc>
+          <w:tcPr>
+            <w:tcW w:type="dxa" w:w="2160"/>
+          </w:tcPr>
+          <w:p>
+            <w:hyperlink r:id="rId19">
+              <w:r>
+                <w:rPr>
+                  <w:color w:val="0563C1"/>
+                  <w:u w:val="single"/>
+                </w:rPr>
+                <w:t>Stripe Checkout</w:t>
+              </w:r>
+            </w:hyperlink>
+          </w:p>
+        </w:tc>
+      </w:tr>
+      <w:tr>
+        <w:tc>
+          <w:tcPr>
+            <w:tcW w:type="dxa" w:w="2160"/>
+          </w:tcPr>
+          <w:p>
+            <w:r>
+              <w:t>Checkout-44</w:t>
+            </w:r>
+          </w:p>
+        </w:tc>
+        <w:tc>
+          <w:tcPr>
+            <w:tcW w:type="dxa" w:w="2160"/>
+          </w:tcPr>
+          <w:p>
+            <w:r>
+              <w:t>Anonymous / Privacy-Focused Checkout</w:t>
+            </w:r>
+          </w:p>
+        </w:tc>
+        <w:tc>
+          <w:tcPr>
+            <w:tcW w:type="dxa" w:w="2160"/>
+          </w:tcPr>
+          <w:p>
+            <w:r>
+              <w:t>A "Anonymous / Privacy-Focused Checkout" checkout interface (Checkout Component) for streamlined purchasing.</w:t>
+            </w:r>
+          </w:p>
+        </w:tc>
+        <w:tc>
+          <w:tcPr>
+            <w:tcW w:type="dxa" w:w="2160"/>
+          </w:tcPr>
+          <w:p>
+            <w:hyperlink r:id="rId26">
+              <w:r>
+                <w:rPr>
+                  <w:color w:val="0563C1"/>
+                  <w:u w:val="single"/>
+                </w:rPr>
+                <w:t>Shopify Checkout</w:t>
+              </w:r>
+            </w:hyperlink>
+          </w:p>
+        </w:tc>
+      </w:tr>
+      <w:tr>
+        <w:tc>
+          <w:tcPr>
+            <w:tcW w:type="dxa" w:w="2160"/>
+          </w:tcPr>
+          <w:p>
+            <w:r>
+              <w:t>Checkout-45</w:t>
+            </w:r>
+          </w:p>
+        </w:tc>
+        <w:tc>
+          <w:tcPr>
+            <w:tcW w:type="dxa" w:w="2160"/>
+          </w:tcPr>
+          <w:p>
+            <w:r>
+              <w:t>Crowdfunding Milestone Checkout</w:t>
+            </w:r>
+          </w:p>
+        </w:tc>
+        <w:tc>
+          <w:tcPr>
+            <w:tcW w:type="dxa" w:w="2160"/>
+          </w:tcPr>
+          <w:p>
+            <w:r>
+              <w:t>A "Crowdfunding Milestone Checkout" checkout interface (Checkout Component) for streamlined purchasing.</w:t>
+            </w:r>
+          </w:p>
+        </w:tc>
+        <w:tc>
+          <w:tcPr>
+            <w:tcW w:type="dxa" w:w="2160"/>
+          </w:tcPr>
+          <w:p>
+            <w:hyperlink r:id="rId19">
+              <w:r>
+                <w:rPr>
+                  <w:color w:val="0563C1"/>
+                  <w:u w:val="single"/>
+                </w:rPr>
+                <w:t>Stripe Checkout</w:t>
+              </w:r>
+            </w:hyperlink>
+          </w:p>
+        </w:tc>
+      </w:tr>
+      <w:tr>
+        <w:tc>
+          <w:tcPr>
+            <w:tcW w:type="dxa" w:w="2160"/>
+          </w:tcPr>
+          <w:p>
+            <w:r>
+              <w:t>Checkout-46</w:t>
+            </w:r>
+          </w:p>
+        </w:tc>
+        <w:tc>
+          <w:tcPr>
+            <w:tcW w:type="dxa" w:w="2160"/>
+          </w:tcPr>
+          <w:p>
+            <w:r>
+              <w:t>Pay-What-You-Want Checkout</w:t>
+            </w:r>
+          </w:p>
+        </w:tc>
+        <w:tc>
+          <w:tcPr>
+            <w:tcW w:type="dxa" w:w="2160"/>
+          </w:tcPr>
+          <w:p>
+            <w:r>
+              <w:t>A "Pay-What-You-Want Checkout" checkout interface (Checkout Component) for streamlined purchasing.</w:t>
+            </w:r>
+          </w:p>
+        </w:tc>
+        <w:tc>
+          <w:tcPr>
+            <w:tcW w:type="dxa" w:w="2160"/>
+          </w:tcPr>
+          <w:p>
+            <w:hyperlink r:id="rId26">
+              <w:r>
+                <w:rPr>
+                  <w:color w:val="0563C1"/>
+                  <w:u w:val="single"/>
+                </w:rPr>
+                <w:t>Shopify Checkout</w:t>
+              </w:r>
+            </w:hyperlink>
+          </w:p>
+        </w:tc>
+      </w:tr>
+      <w:tr>
+        <w:tc>
+          <w:tcPr>
+            <w:tcW w:type="dxa" w:w="2160"/>
+          </w:tcPr>
+          <w:p>
+            <w:r>
+              <w:t>Checkout-47</w:t>
+            </w:r>
+          </w:p>
+        </w:tc>
+        <w:tc>
+          <w:tcPr>
+            <w:tcW w:type="dxa" w:w="2160"/>
+          </w:tcPr>
+          <w:p>
+            <w:r>
+              <w:t>Corporate / Employee Benefits Checkout</w:t>
+            </w:r>
+          </w:p>
+        </w:tc>
+        <w:tc>
+          <w:tcPr>
+            <w:tcW w:type="dxa" w:w="2160"/>
+          </w:tcPr>
+          <w:p>
+            <w:r>
+              <w:t>A "Corporate / Employee Benefits Checkout" checkout interface (Checkout Component) for streamlined purchasing.</w:t>
+            </w:r>
+          </w:p>
+        </w:tc>
+        <w:tc>
+          <w:tcPr>
+            <w:tcW w:type="dxa" w:w="2160"/>
+          </w:tcPr>
+          <w:p>
+            <w:hyperlink r:id="rId19">
+              <w:r>
+                <w:rPr>
+                  <w:color w:val="0563C1"/>
+                  <w:u w:val="single"/>
+                </w:rPr>
+                <w:t>Stripe Checkout</w:t>
+              </w:r>
+            </w:hyperlink>
+          </w:p>
+        </w:tc>
+      </w:tr>
+      <w:tr>
+        <w:tc>
+          <w:tcPr>
+            <w:tcW w:type="dxa" w:w="2160"/>
+          </w:tcPr>
+          <w:p>
+            <w:r>
+              <w:t>Checkout-48</w:t>
+            </w:r>
+          </w:p>
+        </w:tc>
+        <w:tc>
+          <w:tcPr>
+            <w:tcW w:type="dxa" w:w="2160"/>
+          </w:tcPr>
+          <w:p>
+            <w:r>
+              <w:t>Pet Adoption / Services Checkout</w:t>
+            </w:r>
+          </w:p>
+        </w:tc>
+        <w:tc>
+          <w:tcPr>
+            <w:tcW w:type="dxa" w:w="2160"/>
+          </w:tcPr>
+          <w:p>
+            <w:r>
+              <w:t>A "Pet Adoption / Services Checkout" checkout interface (Checkout Component) for streamlined purchasing.</w:t>
+            </w:r>
+          </w:p>
+        </w:tc>
+        <w:tc>
+          <w:tcPr>
+            <w:tcW w:type="dxa" w:w="2160"/>
+          </w:tcPr>
+          <w:p>
+            <w:hyperlink r:id="rId26">
+              <w:r>
+                <w:rPr>
+                  <w:color w:val="0563C1"/>
+                  <w:u w:val="single"/>
+                </w:rPr>
+                <w:t>Shopify Checkout</w:t>
+              </w:r>
+            </w:hyperlink>
+          </w:p>
+        </w:tc>
+      </w:tr>
+      <w:tr>
+        <w:tc>
+          <w:tcPr>
+            <w:tcW w:type="dxa" w:w="2160"/>
+          </w:tcPr>
+          <w:p>
+            <w:r>
+              <w:t>Checkout-49</w:t>
+            </w:r>
+          </w:p>
+        </w:tc>
+        <w:tc>
+          <w:tcPr>
+            <w:tcW w:type="dxa" w:w="2160"/>
+          </w:tcPr>
+          <w:p>
+            <w:r>
+              <w:t>Storage / Logistics Space Booking</w:t>
+            </w:r>
+          </w:p>
+        </w:tc>
+        <w:tc>
+          <w:tcPr>
+            <w:tcW w:type="dxa" w:w="2160"/>
+          </w:tcPr>
+          <w:p>
+            <w:r>
+              <w:t>A "Storage / Logistics Space Booking" checkout interface (Checkout Component) for streamlined purchasing.</w:t>
+            </w:r>
+          </w:p>
+        </w:tc>
+        <w:tc>
+          <w:tcPr>
+            <w:tcW w:type="dxa" w:w="2160"/>
+          </w:tcPr>
+          <w:p>
+            <w:hyperlink r:id="rId19">
+              <w:r>
+                <w:rPr>
+                  <w:color w:val="0563C1"/>
+                  <w:u w:val="single"/>
+                </w:rPr>
+                <w:t>Stripe Checkout</w:t>
+              </w:r>
+            </w:hyperlink>
+          </w:p>
+        </w:tc>
+      </w:tr>
+      <w:tr>
+        <w:tc>
+          <w:tcPr>
+            <w:tcW w:type="dxa" w:w="2160"/>
+          </w:tcPr>
+          <w:p>
+            <w:r>
+              <w:t>Checkout-50</w:t>
+            </w:r>
+          </w:p>
+        </w:tc>
+        <w:tc>
+          <w:tcPr>
+            <w:tcW w:type="dxa" w:w="2160"/>
+          </w:tcPr>
+          <w:p>
+            <w:r>
+              <w:t>AI-Assisted Conversational Checkout (Chat UI)</w:t>
+            </w:r>
+          </w:p>
+        </w:tc>
+        <w:tc>
+          <w:tcPr>
+            <w:tcW w:type="dxa" w:w="2160"/>
+          </w:tcPr>
+          <w:p>
+            <w:r>
+              <w:t>A "AI-Assisted Conversational Checkout (Chat UI)" checkout interface (Checkout Component) for streamlined purchasing.</w:t>
+            </w:r>
+          </w:p>
+        </w:tc>
+        <w:tc>
+          <w:tcPr>
+            <w:tcW w:type="dxa" w:w="2160"/>
+          </w:tcPr>
+          <w:p>
+            <w:hyperlink r:id="rId26">
+              <w:r>
+                <w:rPr>
+                  <w:color w:val="0563C1"/>
+                  <w:u w:val="single"/>
+                </w:rPr>
+                <w:t>Shopify Checkout</w:t>
               </w:r>
             </w:hyperlink>
           </w:p>

--- a/UI_Components_Clickable_Links.docx
+++ b/UI_Components_Clickable_Links.docx
@@ -371,6 +371,38 @@
           </w:tcPr>
           <w:p>
             <w:r>
+              <w:t>Payment Processes</w:t>
+            </w:r>
+          </w:p>
+        </w:tc>
+        <w:tc>
+          <w:tcPr>
+            <w:tcW w:type="dxa" w:w="2880"/>
+          </w:tcPr>
+          <w:p>
+            <w:r>
+              <w:t>100</w:t>
+            </w:r>
+          </w:p>
+        </w:tc>
+        <w:tc>
+          <w:tcPr>
+            <w:tcW w:type="dxa" w:w="2880"/>
+          </w:tcPr>
+          <w:p>
+            <w:r>
+              <w:t>PaymentProcess-01 ... PaymentProcess-100</w:t>
+            </w:r>
+          </w:p>
+        </w:tc>
+      </w:tr>
+      <w:tr>
+        <w:tc>
+          <w:tcPr>
+            <w:tcW w:type="dxa" w:w="2880"/>
+          </w:tcPr>
+          <w:p>
+            <w:r>
               <w:rPr>
                 <w:b/>
               </w:rPr>
@@ -387,7 +419,7 @@
               <w:rPr>
                 <w:b/>
               </w:rPr>
-              <w:t>460</w:t>
+              <w:t>560</w:t>
             </w:r>
           </w:p>
         </w:tc>
@@ -23195,6 +23227,4886 @@
                   <w:u w:val="single"/>
                 </w:rPr>
                 <w:t>Shopify Checkout</w:t>
+              </w:r>
+            </w:hyperlink>
+          </w:p>
+        </w:tc>
+      </w:tr>
+    </w:tbl>
+    <w:p>
+      <w:r>
+        <w:br w:type="page"/>
+      </w:r>
+    </w:p>
+    <w:p>
+      <w:pPr>
+        <w:pStyle w:val="Heading1"/>
+      </w:pPr>
+      <w:r>
+        <w:t>Payment Processes (100 items)</w:t>
+      </w:r>
+    </w:p>
+    <w:tbl>
+      <w:tblPr>
+        <w:tblStyle w:val="TableGrid"/>
+        <w:tblW w:type="auto" w:w="0"/>
+        <w:tblLook w:firstColumn="1" w:firstRow="1" w:lastColumn="0" w:lastRow="0" w:noHBand="0" w:noVBand="1" w:val="04A0"/>
+      </w:tblPr>
+      <w:tblGrid>
+        <w:gridCol w:w="2160"/>
+        <w:gridCol w:w="2160"/>
+        <w:gridCol w:w="2160"/>
+        <w:gridCol w:w="2160"/>
+      </w:tblGrid>
+      <w:tr>
+        <w:tc>
+          <w:tcPr>
+            <w:tcW w:type="dxa" w:w="2160"/>
+          </w:tcPr>
+          <w:p>
+            <w:r>
+              <w:rPr>
+                <w:b/>
+              </w:rPr>
+              <w:t>Component ID</w:t>
+            </w:r>
+          </w:p>
+        </w:tc>
+        <w:tc>
+          <w:tcPr>
+            <w:tcW w:type="dxa" w:w="2160"/>
+          </w:tcPr>
+          <w:p>
+            <w:r>
+              <w:rPr>
+                <w:b/>
+              </w:rPr>
+              <w:t>Name</w:t>
+            </w:r>
+          </w:p>
+        </w:tc>
+        <w:tc>
+          <w:tcPr>
+            <w:tcW w:type="dxa" w:w="2160"/>
+          </w:tcPr>
+          <w:p>
+            <w:r>
+              <w:rPr>
+                <w:b/>
+              </w:rPr>
+              <w:t>Usage</w:t>
+            </w:r>
+          </w:p>
+        </w:tc>
+        <w:tc>
+          <w:tcPr>
+            <w:tcW w:type="dxa" w:w="2160"/>
+          </w:tcPr>
+          <w:p>
+            <w:r>
+              <w:rPr>
+                <w:b/>
+              </w:rPr>
+              <w:t>Real World Reference</w:t>
+            </w:r>
+          </w:p>
+        </w:tc>
+      </w:tr>
+      <w:tr>
+        <w:tc>
+          <w:tcPr>
+            <w:tcW w:type="dxa" w:w="2160"/>
+          </w:tcPr>
+          <w:p>
+            <w:r>
+              <w:t>PaymentProcess-01</w:t>
+            </w:r>
+          </w:p>
+        </w:tc>
+        <w:tc>
+          <w:tcPr>
+            <w:tcW w:type="dxa" w:w="2160"/>
+          </w:tcPr>
+          <w:p>
+            <w:r>
+              <w:t>Interactive Split Payment Checkout</w:t>
+            </w:r>
+          </w:p>
+        </w:tc>
+        <w:tc>
+          <w:tcPr>
+            <w:tcW w:type="dxa" w:w="2160"/>
+          </w:tcPr>
+          <w:p>
+            <w:r>
+              <w:t>General UI component usage.</w:t>
+            </w:r>
+          </w:p>
+        </w:tc>
+        <w:tc>
+          <w:tcPr>
+            <w:tcW w:type="dxa" w:w="2160"/>
+          </w:tcPr>
+          <w:p>
+            <w:hyperlink r:id="rId19">
+              <w:r>
+                <w:rPr>
+                  <w:color w:val="0563C1"/>
+                  <w:u w:val="single"/>
+                </w:rPr>
+                <w:t>Stripe Checkout reference</w:t>
+              </w:r>
+            </w:hyperlink>
+          </w:p>
+        </w:tc>
+      </w:tr>
+      <w:tr>
+        <w:tc>
+          <w:tcPr>
+            <w:tcW w:type="dxa" w:w="2160"/>
+          </w:tcPr>
+          <w:p>
+            <w:r>
+              <w:t>PaymentProcess-02</w:t>
+            </w:r>
+          </w:p>
+        </w:tc>
+        <w:tc>
+          <w:tcPr>
+            <w:tcW w:type="dxa" w:w="2160"/>
+          </w:tcPr>
+          <w:p>
+            <w:r>
+              <w:t>SaaS Monthly/Annual Subscription</w:t>
+            </w:r>
+          </w:p>
+        </w:tc>
+        <w:tc>
+          <w:tcPr>
+            <w:tcW w:type="dxa" w:w="2160"/>
+          </w:tcPr>
+          <w:p>
+            <w:r>
+              <w:t>General UI component usage.</w:t>
+            </w:r>
+          </w:p>
+        </w:tc>
+        <w:tc>
+          <w:tcPr>
+            <w:tcW w:type="dxa" w:w="2160"/>
+          </w:tcPr>
+          <w:p>
+            <w:hyperlink r:id="rId53">
+              <w:r>
+                <w:rPr>
+                  <w:color w:val="0563C1"/>
+                  <w:u w:val="single"/>
+                </w:rPr>
+                <w:t>PayPal Payment reference</w:t>
+              </w:r>
+            </w:hyperlink>
+          </w:p>
+        </w:tc>
+      </w:tr>
+      <w:tr>
+        <w:tc>
+          <w:tcPr>
+            <w:tcW w:type="dxa" w:w="2160"/>
+          </w:tcPr>
+          <w:p>
+            <w:r>
+              <w:t>PaymentProcess-03</w:t>
+            </w:r>
+          </w:p>
+        </w:tc>
+        <w:tc>
+          <w:tcPr>
+            <w:tcW w:type="dxa" w:w="2160"/>
+          </w:tcPr>
+          <w:p>
+            <w:r>
+              <w:t>Charity Donation Slider</w:t>
+            </w:r>
+          </w:p>
+        </w:tc>
+        <w:tc>
+          <w:tcPr>
+            <w:tcW w:type="dxa" w:w="2160"/>
+          </w:tcPr>
+          <w:p>
+            <w:r>
+              <w:t>General UI component usage.</w:t>
+            </w:r>
+          </w:p>
+        </w:tc>
+        <w:tc>
+          <w:tcPr>
+            <w:tcW w:type="dxa" w:w="2160"/>
+          </w:tcPr>
+          <w:p>
+            <w:hyperlink r:id="rId19">
+              <w:r>
+                <w:rPr>
+                  <w:color w:val="0563C1"/>
+                  <w:u w:val="single"/>
+                </w:rPr>
+                <w:t>Stripe Checkout reference</w:t>
+              </w:r>
+            </w:hyperlink>
+          </w:p>
+        </w:tc>
+      </w:tr>
+      <w:tr>
+        <w:tc>
+          <w:tcPr>
+            <w:tcW w:type="dxa" w:w="2160"/>
+          </w:tcPr>
+          <w:p>
+            <w:r>
+              <w:t>PaymentProcess-04</w:t>
+            </w:r>
+          </w:p>
+        </w:tc>
+        <w:tc>
+          <w:tcPr>
+            <w:tcW w:type="dxa" w:w="2160"/>
+          </w:tcPr>
+          <w:p>
+            <w:r>
+              <w:t>B2B Invoice Payment Link</w:t>
+            </w:r>
+          </w:p>
+        </w:tc>
+        <w:tc>
+          <w:tcPr>
+            <w:tcW w:type="dxa" w:w="2160"/>
+          </w:tcPr>
+          <w:p>
+            <w:r>
+              <w:t>General UI component usage.</w:t>
+            </w:r>
+          </w:p>
+        </w:tc>
+        <w:tc>
+          <w:tcPr>
+            <w:tcW w:type="dxa" w:w="2160"/>
+          </w:tcPr>
+          <w:p>
+            <w:hyperlink r:id="rId53">
+              <w:r>
+                <w:rPr>
+                  <w:color w:val="0563C1"/>
+                  <w:u w:val="single"/>
+                </w:rPr>
+                <w:t>PayPal Payment reference</w:t>
+              </w:r>
+            </w:hyperlink>
+          </w:p>
+        </w:tc>
+      </w:tr>
+      <w:tr>
+        <w:tc>
+          <w:tcPr>
+            <w:tcW w:type="dxa" w:w="2160"/>
+          </w:tcPr>
+          <w:p>
+            <w:r>
+              <w:t>PaymentProcess-05</w:t>
+            </w:r>
+          </w:p>
+        </w:tc>
+        <w:tc>
+          <w:tcPr>
+            <w:tcW w:type="dxa" w:w="2160"/>
+          </w:tcPr>
+          <w:p>
+            <w:r>
+              <w:t>E-commerce Installment Plan</w:t>
+            </w:r>
+          </w:p>
+        </w:tc>
+        <w:tc>
+          <w:tcPr>
+            <w:tcW w:type="dxa" w:w="2160"/>
+          </w:tcPr>
+          <w:p>
+            <w:r>
+              <w:t>General UI component usage.</w:t>
+            </w:r>
+          </w:p>
+        </w:tc>
+        <w:tc>
+          <w:tcPr>
+            <w:tcW w:type="dxa" w:w="2160"/>
+          </w:tcPr>
+          <w:p>
+            <w:hyperlink r:id="rId19">
+              <w:r>
+                <w:rPr>
+                  <w:color w:val="0563C1"/>
+                  <w:u w:val="single"/>
+                </w:rPr>
+                <w:t>Stripe Checkout reference</w:t>
+              </w:r>
+            </w:hyperlink>
+          </w:p>
+        </w:tc>
+      </w:tr>
+      <w:tr>
+        <w:tc>
+          <w:tcPr>
+            <w:tcW w:type="dxa" w:w="2160"/>
+          </w:tcPr>
+          <w:p>
+            <w:r>
+              <w:t>PaymentProcess-06</w:t>
+            </w:r>
+          </w:p>
+        </w:tc>
+        <w:tc>
+          <w:tcPr>
+            <w:tcW w:type="dxa" w:w="2160"/>
+          </w:tcPr>
+          <w:p>
+            <w:r>
+              <w:t>Creator Patreon-style Subscription</w:t>
+            </w:r>
+          </w:p>
+        </w:tc>
+        <w:tc>
+          <w:tcPr>
+            <w:tcW w:type="dxa" w:w="2160"/>
+          </w:tcPr>
+          <w:p>
+            <w:r>
+              <w:t>General UI component usage.</w:t>
+            </w:r>
+          </w:p>
+        </w:tc>
+        <w:tc>
+          <w:tcPr>
+            <w:tcW w:type="dxa" w:w="2160"/>
+          </w:tcPr>
+          <w:p>
+            <w:hyperlink r:id="rId53">
+              <w:r>
+                <w:rPr>
+                  <w:color w:val="0563C1"/>
+                  <w:u w:val="single"/>
+                </w:rPr>
+                <w:t>PayPal Payment reference</w:t>
+              </w:r>
+            </w:hyperlink>
+          </w:p>
+        </w:tc>
+      </w:tr>
+      <w:tr>
+        <w:tc>
+          <w:tcPr>
+            <w:tcW w:type="dxa" w:w="2160"/>
+          </w:tcPr>
+          <w:p>
+            <w:r>
+              <w:t>PaymentProcess-07</w:t>
+            </w:r>
+          </w:p>
+        </w:tc>
+        <w:tc>
+          <w:tcPr>
+            <w:tcW w:type="dxa" w:w="2160"/>
+          </w:tcPr>
+          <w:p>
+            <w:r>
+              <w:t>Political Campaign Donation</w:t>
+            </w:r>
+          </w:p>
+        </w:tc>
+        <w:tc>
+          <w:tcPr>
+            <w:tcW w:type="dxa" w:w="2160"/>
+          </w:tcPr>
+          <w:p>
+            <w:r>
+              <w:t>General UI component usage.</w:t>
+            </w:r>
+          </w:p>
+        </w:tc>
+        <w:tc>
+          <w:tcPr>
+            <w:tcW w:type="dxa" w:w="2160"/>
+          </w:tcPr>
+          <w:p>
+            <w:hyperlink r:id="rId19">
+              <w:r>
+                <w:rPr>
+                  <w:color w:val="0563C1"/>
+                  <w:u w:val="single"/>
+                </w:rPr>
+                <w:t>Stripe Checkout reference</w:t>
+              </w:r>
+            </w:hyperlink>
+          </w:p>
+        </w:tc>
+      </w:tr>
+      <w:tr>
+        <w:tc>
+          <w:tcPr>
+            <w:tcW w:type="dxa" w:w="2160"/>
+          </w:tcPr>
+          <w:p>
+            <w:r>
+              <w:t>PaymentProcess-08</w:t>
+            </w:r>
+          </w:p>
+        </w:tc>
+        <w:tc>
+          <w:tcPr>
+            <w:tcW w:type="dxa" w:w="2160"/>
+          </w:tcPr>
+          <w:p>
+            <w:r>
+              <w:t>Freelancer Quote &amp; Payment</w:t>
+            </w:r>
+          </w:p>
+        </w:tc>
+        <w:tc>
+          <w:tcPr>
+            <w:tcW w:type="dxa" w:w="2160"/>
+          </w:tcPr>
+          <w:p>
+            <w:r>
+              <w:t>General UI component usage.</w:t>
+            </w:r>
+          </w:p>
+        </w:tc>
+        <w:tc>
+          <w:tcPr>
+            <w:tcW w:type="dxa" w:w="2160"/>
+          </w:tcPr>
+          <w:p>
+            <w:hyperlink r:id="rId53">
+              <w:r>
+                <w:rPr>
+                  <w:color w:val="0563C1"/>
+                  <w:u w:val="single"/>
+                </w:rPr>
+                <w:t>PayPal Payment reference</w:t>
+              </w:r>
+            </w:hyperlink>
+          </w:p>
+        </w:tc>
+      </w:tr>
+      <w:tr>
+        <w:tc>
+          <w:tcPr>
+            <w:tcW w:type="dxa" w:w="2160"/>
+          </w:tcPr>
+          <w:p>
+            <w:r>
+              <w:t>PaymentProcess-09</w:t>
+            </w:r>
+          </w:p>
+        </w:tc>
+        <w:tc>
+          <w:tcPr>
+            <w:tcW w:type="dxa" w:w="2160"/>
+          </w:tcPr>
+          <w:p>
+            <w:r>
+              <w:t>Furniture Store Layaway</w:t>
+            </w:r>
+          </w:p>
+        </w:tc>
+        <w:tc>
+          <w:tcPr>
+            <w:tcW w:type="dxa" w:w="2160"/>
+          </w:tcPr>
+          <w:p>
+            <w:r>
+              <w:t>General UI component usage.</w:t>
+            </w:r>
+          </w:p>
+        </w:tc>
+        <w:tc>
+          <w:tcPr>
+            <w:tcW w:type="dxa" w:w="2160"/>
+          </w:tcPr>
+          <w:p>
+            <w:hyperlink r:id="rId19">
+              <w:r>
+                <w:rPr>
+                  <w:color w:val="0563C1"/>
+                  <w:u w:val="single"/>
+                </w:rPr>
+                <w:t>Stripe Checkout reference</w:t>
+              </w:r>
+            </w:hyperlink>
+          </w:p>
+        </w:tc>
+      </w:tr>
+      <w:tr>
+        <w:tc>
+          <w:tcPr>
+            <w:tcW w:type="dxa" w:w="2160"/>
+          </w:tcPr>
+          <w:p>
+            <w:r>
+              <w:t>PaymentProcess-10</w:t>
+            </w:r>
+          </w:p>
+        </w:tc>
+        <w:tc>
+          <w:tcPr>
+            <w:tcW w:type="dxa" w:w="2160"/>
+          </w:tcPr>
+          <w:p>
+            <w:r>
+              <w:t>Premium App Tier Selection</w:t>
+            </w:r>
+          </w:p>
+        </w:tc>
+        <w:tc>
+          <w:tcPr>
+            <w:tcW w:type="dxa" w:w="2160"/>
+          </w:tcPr>
+          <w:p>
+            <w:r>
+              <w:t>General UI component usage.</w:t>
+            </w:r>
+          </w:p>
+        </w:tc>
+        <w:tc>
+          <w:tcPr>
+            <w:tcW w:type="dxa" w:w="2160"/>
+          </w:tcPr>
+          <w:p>
+            <w:hyperlink r:id="rId53">
+              <w:r>
+                <w:rPr>
+                  <w:color w:val="0563C1"/>
+                  <w:u w:val="single"/>
+                </w:rPr>
+                <w:t>PayPal Payment reference</w:t>
+              </w:r>
+            </w:hyperlink>
+          </w:p>
+        </w:tc>
+      </w:tr>
+      <w:tr>
+        <w:tc>
+          <w:tcPr>
+            <w:tcW w:type="dxa" w:w="2160"/>
+          </w:tcPr>
+          <w:p>
+            <w:r>
+              <w:t>PaymentProcess-11</w:t>
+            </w:r>
+          </w:p>
+        </w:tc>
+        <w:tc>
+          <w:tcPr>
+            <w:tcW w:type="dxa" w:w="2160"/>
+          </w:tcPr>
+          <w:p>
+            <w:r>
+              <w:t>Disaster Relief Fundraiser</w:t>
+            </w:r>
+          </w:p>
+        </w:tc>
+        <w:tc>
+          <w:tcPr>
+            <w:tcW w:type="dxa" w:w="2160"/>
+          </w:tcPr>
+          <w:p>
+            <w:r>
+              <w:t>General UI component usage.</w:t>
+            </w:r>
+          </w:p>
+        </w:tc>
+        <w:tc>
+          <w:tcPr>
+            <w:tcW w:type="dxa" w:w="2160"/>
+          </w:tcPr>
+          <w:p>
+            <w:hyperlink r:id="rId19">
+              <w:r>
+                <w:rPr>
+                  <w:color w:val="0563C1"/>
+                  <w:u w:val="single"/>
+                </w:rPr>
+                <w:t>Stripe Checkout reference</w:t>
+              </w:r>
+            </w:hyperlink>
+          </w:p>
+        </w:tc>
+      </w:tr>
+      <w:tr>
+        <w:tc>
+          <w:tcPr>
+            <w:tcW w:type="dxa" w:w="2160"/>
+          </w:tcPr>
+          <w:p>
+            <w:r>
+              <w:t>PaymentProcess-12</w:t>
+            </w:r>
+          </w:p>
+        </w:tc>
+        <w:tc>
+          <w:tcPr>
+            <w:tcW w:type="dxa" w:w="2160"/>
+          </w:tcPr>
+          <w:p>
+            <w:r>
+              <w:t>Consulting Services Retainer</w:t>
+            </w:r>
+          </w:p>
+        </w:tc>
+        <w:tc>
+          <w:tcPr>
+            <w:tcW w:type="dxa" w:w="2160"/>
+          </w:tcPr>
+          <w:p>
+            <w:r>
+              <w:t>General UI component usage.</w:t>
+            </w:r>
+          </w:p>
+        </w:tc>
+        <w:tc>
+          <w:tcPr>
+            <w:tcW w:type="dxa" w:w="2160"/>
+          </w:tcPr>
+          <w:p>
+            <w:hyperlink r:id="rId53">
+              <w:r>
+                <w:rPr>
+                  <w:color w:val="0563C1"/>
+                  <w:u w:val="single"/>
+                </w:rPr>
+                <w:t>PayPal Payment reference</w:t>
+              </w:r>
+            </w:hyperlink>
+          </w:p>
+        </w:tc>
+      </w:tr>
+      <w:tr>
+        <w:tc>
+          <w:tcPr>
+            <w:tcW w:type="dxa" w:w="2160"/>
+          </w:tcPr>
+          <w:p>
+            <w:r>
+              <w:t>PaymentProcess-13</w:t>
+            </w:r>
+          </w:p>
+        </w:tc>
+        <w:tc>
+          <w:tcPr>
+            <w:tcW w:type="dxa" w:w="2160"/>
+          </w:tcPr>
+          <w:p>
+            <w:r>
+              <w:t>Car Loan Down Payment Simulator</w:t>
+            </w:r>
+          </w:p>
+        </w:tc>
+        <w:tc>
+          <w:tcPr>
+            <w:tcW w:type="dxa" w:w="2160"/>
+          </w:tcPr>
+          <w:p>
+            <w:r>
+              <w:t>General UI component usage.</w:t>
+            </w:r>
+          </w:p>
+        </w:tc>
+        <w:tc>
+          <w:tcPr>
+            <w:tcW w:type="dxa" w:w="2160"/>
+          </w:tcPr>
+          <w:p>
+            <w:hyperlink r:id="rId19">
+              <w:r>
+                <w:rPr>
+                  <w:color w:val="0563C1"/>
+                  <w:u w:val="single"/>
+                </w:rPr>
+                <w:t>Stripe Checkout reference</w:t>
+              </w:r>
+            </w:hyperlink>
+          </w:p>
+        </w:tc>
+      </w:tr>
+      <w:tr>
+        <w:tc>
+          <w:tcPr>
+            <w:tcW w:type="dxa" w:w="2160"/>
+          </w:tcPr>
+          <w:p>
+            <w:r>
+              <w:t>PaymentProcess-14</w:t>
+            </w:r>
+          </w:p>
+        </w:tc>
+        <w:tc>
+          <w:tcPr>
+            <w:tcW w:type="dxa" w:w="2160"/>
+          </w:tcPr>
+          <w:p>
+            <w:r>
+              <w:t>Gym Membership Signup</w:t>
+            </w:r>
+          </w:p>
+        </w:tc>
+        <w:tc>
+          <w:tcPr>
+            <w:tcW w:type="dxa" w:w="2160"/>
+          </w:tcPr>
+          <w:p>
+            <w:r>
+              <w:t>General UI component usage.</w:t>
+            </w:r>
+          </w:p>
+        </w:tc>
+        <w:tc>
+          <w:tcPr>
+            <w:tcW w:type="dxa" w:w="2160"/>
+          </w:tcPr>
+          <w:p>
+            <w:hyperlink r:id="rId53">
+              <w:r>
+                <w:rPr>
+                  <w:color w:val="0563C1"/>
+                  <w:u w:val="single"/>
+                </w:rPr>
+                <w:t>PayPal Payment reference</w:t>
+              </w:r>
+            </w:hyperlink>
+          </w:p>
+        </w:tc>
+      </w:tr>
+      <w:tr>
+        <w:tc>
+          <w:tcPr>
+            <w:tcW w:type="dxa" w:w="2160"/>
+          </w:tcPr>
+          <w:p>
+            <w:r>
+              <w:t>PaymentProcess-15</w:t>
+            </w:r>
+          </w:p>
+        </w:tc>
+        <w:tc>
+          <w:tcPr>
+            <w:tcW w:type="dxa" w:w="2160"/>
+          </w:tcPr>
+          <w:p>
+            <w:r>
+              <w:t>Twitch/Youtube Tip Jar</w:t>
+            </w:r>
+          </w:p>
+        </w:tc>
+        <w:tc>
+          <w:tcPr>
+            <w:tcW w:type="dxa" w:w="2160"/>
+          </w:tcPr>
+          <w:p>
+            <w:r>
+              <w:t>General UI component usage.</w:t>
+            </w:r>
+          </w:p>
+        </w:tc>
+        <w:tc>
+          <w:tcPr>
+            <w:tcW w:type="dxa" w:w="2160"/>
+          </w:tcPr>
+          <w:p>
+            <w:hyperlink r:id="rId19">
+              <w:r>
+                <w:rPr>
+                  <w:color w:val="0563C1"/>
+                  <w:u w:val="single"/>
+                </w:rPr>
+                <w:t>Stripe Checkout reference</w:t>
+              </w:r>
+            </w:hyperlink>
+          </w:p>
+        </w:tc>
+      </w:tr>
+      <w:tr>
+        <w:tc>
+          <w:tcPr>
+            <w:tcW w:type="dxa" w:w="2160"/>
+          </w:tcPr>
+          <w:p>
+            <w:r>
+              <w:t>PaymentProcess-16</w:t>
+            </w:r>
+          </w:p>
+        </w:tc>
+        <w:tc>
+          <w:tcPr>
+            <w:tcW w:type="dxa" w:w="2160"/>
+          </w:tcPr>
+          <w:p>
+            <w:r>
+              <w:t>Law Firm Retainer Payment</w:t>
+            </w:r>
+          </w:p>
+        </w:tc>
+        <w:tc>
+          <w:tcPr>
+            <w:tcW w:type="dxa" w:w="2160"/>
+          </w:tcPr>
+          <w:p>
+            <w:r>
+              <w:t>General UI component usage.</w:t>
+            </w:r>
+          </w:p>
+        </w:tc>
+        <w:tc>
+          <w:tcPr>
+            <w:tcW w:type="dxa" w:w="2160"/>
+          </w:tcPr>
+          <w:p>
+            <w:hyperlink r:id="rId53">
+              <w:r>
+                <w:rPr>
+                  <w:color w:val="0563C1"/>
+                  <w:u w:val="single"/>
+                </w:rPr>
+                <w:t>PayPal Payment reference</w:t>
+              </w:r>
+            </w:hyperlink>
+          </w:p>
+        </w:tc>
+      </w:tr>
+      <w:tr>
+        <w:tc>
+          <w:tcPr>
+            <w:tcW w:type="dxa" w:w="2160"/>
+          </w:tcPr>
+          <w:p>
+            <w:r>
+              <w:t>PaymentProcess-17</w:t>
+            </w:r>
+          </w:p>
+        </w:tc>
+        <w:tc>
+          <w:tcPr>
+            <w:tcW w:type="dxa" w:w="2160"/>
+          </w:tcPr>
+          <w:p>
+            <w:r>
+              <w:t>Student Tuition Payment Plan</w:t>
+            </w:r>
+          </w:p>
+        </w:tc>
+        <w:tc>
+          <w:tcPr>
+            <w:tcW w:type="dxa" w:w="2160"/>
+          </w:tcPr>
+          <w:p>
+            <w:r>
+              <w:t>General UI component usage.</w:t>
+            </w:r>
+          </w:p>
+        </w:tc>
+        <w:tc>
+          <w:tcPr>
+            <w:tcW w:type="dxa" w:w="2160"/>
+          </w:tcPr>
+          <w:p>
+            <w:hyperlink r:id="rId19">
+              <w:r>
+                <w:rPr>
+                  <w:color w:val="0563C1"/>
+                  <w:u w:val="single"/>
+                </w:rPr>
+                <w:t>Stripe Checkout reference</w:t>
+              </w:r>
+            </w:hyperlink>
+          </w:p>
+        </w:tc>
+      </w:tr>
+      <w:tr>
+        <w:tc>
+          <w:tcPr>
+            <w:tcW w:type="dxa" w:w="2160"/>
+          </w:tcPr>
+          <w:p>
+            <w:r>
+              <w:t>PaymentProcess-18</w:t>
+            </w:r>
+          </w:p>
+        </w:tc>
+        <w:tc>
+          <w:tcPr>
+            <w:tcW w:type="dxa" w:w="2160"/>
+          </w:tcPr>
+          <w:p>
+            <w:r>
+              <w:t>News Publisher Paywall</w:t>
+            </w:r>
+          </w:p>
+        </w:tc>
+        <w:tc>
+          <w:tcPr>
+            <w:tcW w:type="dxa" w:w="2160"/>
+          </w:tcPr>
+          <w:p>
+            <w:r>
+              <w:t>General UI component usage.</w:t>
+            </w:r>
+          </w:p>
+        </w:tc>
+        <w:tc>
+          <w:tcPr>
+            <w:tcW w:type="dxa" w:w="2160"/>
+          </w:tcPr>
+          <w:p>
+            <w:hyperlink r:id="rId53">
+              <w:r>
+                <w:rPr>
+                  <w:color w:val="0563C1"/>
+                  <w:u w:val="single"/>
+                </w:rPr>
+                <w:t>PayPal Payment reference</w:t>
+              </w:r>
+            </w:hyperlink>
+          </w:p>
+        </w:tc>
+      </w:tr>
+      <w:tr>
+        <w:tc>
+          <w:tcPr>
+            <w:tcW w:type="dxa" w:w="2160"/>
+          </w:tcPr>
+          <w:p>
+            <w:r>
+              <w:t>PaymentProcess-19</w:t>
+            </w:r>
+          </w:p>
+        </w:tc>
+        <w:tc>
+          <w:tcPr>
+            <w:tcW w:type="dxa" w:w="2160"/>
+          </w:tcPr>
+          <w:p>
+            <w:r>
+              <w:t>Open Source Sponsor Tier</w:t>
+            </w:r>
+          </w:p>
+        </w:tc>
+        <w:tc>
+          <w:tcPr>
+            <w:tcW w:type="dxa" w:w="2160"/>
+          </w:tcPr>
+          <w:p>
+            <w:r>
+              <w:t>General UI component usage.</w:t>
+            </w:r>
+          </w:p>
+        </w:tc>
+        <w:tc>
+          <w:tcPr>
+            <w:tcW w:type="dxa" w:w="2160"/>
+          </w:tcPr>
+          <w:p>
+            <w:hyperlink r:id="rId19">
+              <w:r>
+                <w:rPr>
+                  <w:color w:val="0563C1"/>
+                  <w:u w:val="single"/>
+                </w:rPr>
+                <w:t>Stripe Checkout reference</w:t>
+              </w:r>
+            </w:hyperlink>
+          </w:p>
+        </w:tc>
+      </w:tr>
+      <w:tr>
+        <w:tc>
+          <w:tcPr>
+            <w:tcW w:type="dxa" w:w="2160"/>
+          </w:tcPr>
+          <w:p>
+            <w:r>
+              <w:t>PaymentProcess-20</w:t>
+            </w:r>
+          </w:p>
+        </w:tc>
+        <w:tc>
+          <w:tcPr>
+            <w:tcW w:type="dxa" w:w="2160"/>
+          </w:tcPr>
+          <w:p>
+            <w:r>
+              <w:t>Contractor Deposit Invoice</w:t>
+            </w:r>
+          </w:p>
+        </w:tc>
+        <w:tc>
+          <w:tcPr>
+            <w:tcW w:type="dxa" w:w="2160"/>
+          </w:tcPr>
+          <w:p>
+            <w:r>
+              <w:t>General UI component usage.</w:t>
+            </w:r>
+          </w:p>
+        </w:tc>
+        <w:tc>
+          <w:tcPr>
+            <w:tcW w:type="dxa" w:w="2160"/>
+          </w:tcPr>
+          <w:p>
+            <w:hyperlink r:id="rId53">
+              <w:r>
+                <w:rPr>
+                  <w:color w:val="0563C1"/>
+                  <w:u w:val="single"/>
+                </w:rPr>
+                <w:t>PayPal Payment reference</w:t>
+              </w:r>
+            </w:hyperlink>
+          </w:p>
+        </w:tc>
+      </w:tr>
+      <w:tr>
+        <w:tc>
+          <w:tcPr>
+            <w:tcW w:type="dxa" w:w="2160"/>
+          </w:tcPr>
+          <w:p>
+            <w:r>
+              <w:t>PaymentProcess-21</w:t>
+            </w:r>
+          </w:p>
+        </w:tc>
+        <w:tc>
+          <w:tcPr>
+            <w:tcW w:type="dxa" w:w="2160"/>
+          </w:tcPr>
+          <w:p>
+            <w:r>
+              <w:t>Medical Bill Payment Plan</w:t>
+            </w:r>
+          </w:p>
+        </w:tc>
+        <w:tc>
+          <w:tcPr>
+            <w:tcW w:type="dxa" w:w="2160"/>
+          </w:tcPr>
+          <w:p>
+            <w:r>
+              <w:t>General UI component usage.</w:t>
+            </w:r>
+          </w:p>
+        </w:tc>
+        <w:tc>
+          <w:tcPr>
+            <w:tcW w:type="dxa" w:w="2160"/>
+          </w:tcPr>
+          <w:p>
+            <w:hyperlink r:id="rId19">
+              <w:r>
+                <w:rPr>
+                  <w:color w:val="0563C1"/>
+                  <w:u w:val="single"/>
+                </w:rPr>
+                <w:t>Stripe Checkout reference</w:t>
+              </w:r>
+            </w:hyperlink>
+          </w:p>
+        </w:tc>
+      </w:tr>
+      <w:tr>
+        <w:tc>
+          <w:tcPr>
+            <w:tcW w:type="dxa" w:w="2160"/>
+          </w:tcPr>
+          <w:p>
+            <w:r>
+              <w:t>PaymentProcess-22</w:t>
+            </w:r>
+          </w:p>
+        </w:tc>
+        <w:tc>
+          <w:tcPr>
+            <w:tcW w:type="dxa" w:w="2160"/>
+          </w:tcPr>
+          <w:p>
+            <w:r>
+              <w:t>Software License Renewal</w:t>
+            </w:r>
+          </w:p>
+        </w:tc>
+        <w:tc>
+          <w:tcPr>
+            <w:tcW w:type="dxa" w:w="2160"/>
+          </w:tcPr>
+          <w:p>
+            <w:r>
+              <w:t>General UI component usage.</w:t>
+            </w:r>
+          </w:p>
+        </w:tc>
+        <w:tc>
+          <w:tcPr>
+            <w:tcW w:type="dxa" w:w="2160"/>
+          </w:tcPr>
+          <w:p>
+            <w:hyperlink r:id="rId53">
+              <w:r>
+                <w:rPr>
+                  <w:color w:val="0563C1"/>
+                  <w:u w:val="single"/>
+                </w:rPr>
+                <w:t>PayPal Payment reference</w:t>
+              </w:r>
+            </w:hyperlink>
+          </w:p>
+        </w:tc>
+      </w:tr>
+      <w:tr>
+        <w:tc>
+          <w:tcPr>
+            <w:tcW w:type="dxa" w:w="2160"/>
+          </w:tcPr>
+          <w:p>
+            <w:r>
+              <w:t>PaymentProcess-23</w:t>
+            </w:r>
+          </w:p>
+        </w:tc>
+        <w:tc>
+          <w:tcPr>
+            <w:tcW w:type="dxa" w:w="2160"/>
+          </w:tcPr>
+          <w:p>
+            <w:r>
+              <w:t>Animal Shelter Support</w:t>
+            </w:r>
+          </w:p>
+        </w:tc>
+        <w:tc>
+          <w:tcPr>
+            <w:tcW w:type="dxa" w:w="2160"/>
+          </w:tcPr>
+          <w:p>
+            <w:r>
+              <w:t>General UI component usage.</w:t>
+            </w:r>
+          </w:p>
+        </w:tc>
+        <w:tc>
+          <w:tcPr>
+            <w:tcW w:type="dxa" w:w="2160"/>
+          </w:tcPr>
+          <w:p>
+            <w:hyperlink r:id="rId19">
+              <w:r>
+                <w:rPr>
+                  <w:color w:val="0563C1"/>
+                  <w:u w:val="single"/>
+                </w:rPr>
+                <w:t>Stripe Checkout reference</w:t>
+              </w:r>
+            </w:hyperlink>
+          </w:p>
+        </w:tc>
+      </w:tr>
+      <w:tr>
+        <w:tc>
+          <w:tcPr>
+            <w:tcW w:type="dxa" w:w="2160"/>
+          </w:tcPr>
+          <w:p>
+            <w:r>
+              <w:t>PaymentProcess-24</w:t>
+            </w:r>
+          </w:p>
+        </w:tc>
+        <w:tc>
+          <w:tcPr>
+            <w:tcW w:type="dxa" w:w="2160"/>
+          </w:tcPr>
+          <w:p>
+            <w:r>
+              <w:t>Agency Project Milestone</w:t>
+            </w:r>
+          </w:p>
+        </w:tc>
+        <w:tc>
+          <w:tcPr>
+            <w:tcW w:type="dxa" w:w="2160"/>
+          </w:tcPr>
+          <w:p>
+            <w:r>
+              <w:t>General UI component usage.</w:t>
+            </w:r>
+          </w:p>
+        </w:tc>
+        <w:tc>
+          <w:tcPr>
+            <w:tcW w:type="dxa" w:w="2160"/>
+          </w:tcPr>
+          <w:p>
+            <w:hyperlink r:id="rId53">
+              <w:r>
+                <w:rPr>
+                  <w:color w:val="0563C1"/>
+                  <w:u w:val="single"/>
+                </w:rPr>
+                <w:t>PayPal Payment reference</w:t>
+              </w:r>
+            </w:hyperlink>
+          </w:p>
+        </w:tc>
+      </w:tr>
+      <w:tr>
+        <w:tc>
+          <w:tcPr>
+            <w:tcW w:type="dxa" w:w="2160"/>
+          </w:tcPr>
+          <w:p>
+            <w:r>
+              <w:t>PaymentProcess-25</w:t>
+            </w:r>
+          </w:p>
+        </w:tc>
+        <w:tc>
+          <w:tcPr>
+            <w:tcW w:type="dxa" w:w="2160"/>
+          </w:tcPr>
+          <w:p>
+            <w:r>
+              <w:t>Travel Booking Deposit</w:t>
+            </w:r>
+          </w:p>
+        </w:tc>
+        <w:tc>
+          <w:tcPr>
+            <w:tcW w:type="dxa" w:w="2160"/>
+          </w:tcPr>
+          <w:p>
+            <w:r>
+              <w:t>General UI component usage.</w:t>
+            </w:r>
+          </w:p>
+        </w:tc>
+        <w:tc>
+          <w:tcPr>
+            <w:tcW w:type="dxa" w:w="2160"/>
+          </w:tcPr>
+          <w:p>
+            <w:hyperlink r:id="rId19">
+              <w:r>
+                <w:rPr>
+                  <w:color w:val="0563C1"/>
+                  <w:u w:val="single"/>
+                </w:rPr>
+                <w:t>Stripe Checkout reference</w:t>
+              </w:r>
+            </w:hyperlink>
+          </w:p>
+        </w:tc>
+      </w:tr>
+      <w:tr>
+        <w:tc>
+          <w:tcPr>
+            <w:tcW w:type="dxa" w:w="2160"/>
+          </w:tcPr>
+          <w:p>
+            <w:r>
+              <w:t>PaymentProcess-26</w:t>
+            </w:r>
+          </w:p>
+        </w:tc>
+        <w:tc>
+          <w:tcPr>
+            <w:tcW w:type="dxa" w:w="2160"/>
+          </w:tcPr>
+          <w:p>
+            <w:r>
+              <w:t>VPN Service Checkout</w:t>
+            </w:r>
+          </w:p>
+        </w:tc>
+        <w:tc>
+          <w:tcPr>
+            <w:tcW w:type="dxa" w:w="2160"/>
+          </w:tcPr>
+          <w:p>
+            <w:r>
+              <w:t>General UI component usage.</w:t>
+            </w:r>
+          </w:p>
+        </w:tc>
+        <w:tc>
+          <w:tcPr>
+            <w:tcW w:type="dxa" w:w="2160"/>
+          </w:tcPr>
+          <w:p>
+            <w:hyperlink r:id="rId53">
+              <w:r>
+                <w:rPr>
+                  <w:color w:val="0563C1"/>
+                  <w:u w:val="single"/>
+                </w:rPr>
+                <w:t>PayPal Payment reference</w:t>
+              </w:r>
+            </w:hyperlink>
+          </w:p>
+        </w:tc>
+      </w:tr>
+      <w:tr>
+        <w:tc>
+          <w:tcPr>
+            <w:tcW w:type="dxa" w:w="2160"/>
+          </w:tcPr>
+          <w:p>
+            <w:r>
+              <w:t>PaymentProcess-27</w:t>
+            </w:r>
+          </w:p>
+        </w:tc>
+        <w:tc>
+          <w:tcPr>
+            <w:tcW w:type="dxa" w:w="2160"/>
+          </w:tcPr>
+          <w:p>
+            <w:r>
+              <w:t>Church Tithe &amp; Offering</w:t>
+            </w:r>
+          </w:p>
+        </w:tc>
+        <w:tc>
+          <w:tcPr>
+            <w:tcW w:type="dxa" w:w="2160"/>
+          </w:tcPr>
+          <w:p>
+            <w:r>
+              <w:t>General UI component usage.</w:t>
+            </w:r>
+          </w:p>
+        </w:tc>
+        <w:tc>
+          <w:tcPr>
+            <w:tcW w:type="dxa" w:w="2160"/>
+          </w:tcPr>
+          <w:p>
+            <w:hyperlink r:id="rId19">
+              <w:r>
+                <w:rPr>
+                  <w:color w:val="0563C1"/>
+                  <w:u w:val="single"/>
+                </w:rPr>
+                <w:t>Stripe Checkout reference</w:t>
+              </w:r>
+            </w:hyperlink>
+          </w:p>
+        </w:tc>
+      </w:tr>
+      <w:tr>
+        <w:tc>
+          <w:tcPr>
+            <w:tcW w:type="dxa" w:w="2160"/>
+          </w:tcPr>
+          <w:p>
+            <w:r>
+              <w:t>PaymentProcess-28</w:t>
+            </w:r>
+          </w:p>
+        </w:tc>
+        <w:tc>
+          <w:tcPr>
+            <w:tcW w:type="dxa" w:w="2160"/>
+          </w:tcPr>
+          <w:p>
+            <w:r>
+              <w:t>Utility Bill Quick Pay</w:t>
+            </w:r>
+          </w:p>
+        </w:tc>
+        <w:tc>
+          <w:tcPr>
+            <w:tcW w:type="dxa" w:w="2160"/>
+          </w:tcPr>
+          <w:p>
+            <w:r>
+              <w:t>General UI component usage.</w:t>
+            </w:r>
+          </w:p>
+        </w:tc>
+        <w:tc>
+          <w:tcPr>
+            <w:tcW w:type="dxa" w:w="2160"/>
+          </w:tcPr>
+          <w:p>
+            <w:hyperlink r:id="rId53">
+              <w:r>
+                <w:rPr>
+                  <w:color w:val="0563C1"/>
+                  <w:u w:val="single"/>
+                </w:rPr>
+                <w:t>PayPal Payment reference</w:t>
+              </w:r>
+            </w:hyperlink>
+          </w:p>
+        </w:tc>
+      </w:tr>
+      <w:tr>
+        <w:tc>
+          <w:tcPr>
+            <w:tcW w:type="dxa" w:w="2160"/>
+          </w:tcPr>
+          <w:p>
+            <w:r>
+              <w:t>PaymentProcess-29</w:t>
+            </w:r>
+          </w:p>
+        </w:tc>
+        <w:tc>
+          <w:tcPr>
+            <w:tcW w:type="dxa" w:w="2160"/>
+          </w:tcPr>
+          <w:p>
+            <w:r>
+              <w:t>Electronics Affirm-style Checkout</w:t>
+            </w:r>
+          </w:p>
+        </w:tc>
+        <w:tc>
+          <w:tcPr>
+            <w:tcW w:type="dxa" w:w="2160"/>
+          </w:tcPr>
+          <w:p>
+            <w:r>
+              <w:t>General UI component usage.</w:t>
+            </w:r>
+          </w:p>
+        </w:tc>
+        <w:tc>
+          <w:tcPr>
+            <w:tcW w:type="dxa" w:w="2160"/>
+          </w:tcPr>
+          <w:p>
+            <w:hyperlink r:id="rId19">
+              <w:r>
+                <w:rPr>
+                  <w:color w:val="0563C1"/>
+                  <w:u w:val="single"/>
+                </w:rPr>
+                <w:t>Stripe Checkout reference</w:t>
+              </w:r>
+            </w:hyperlink>
+          </w:p>
+        </w:tc>
+      </w:tr>
+      <w:tr>
+        <w:tc>
+          <w:tcPr>
+            <w:tcW w:type="dxa" w:w="2160"/>
+          </w:tcPr>
+          <w:p>
+            <w:r>
+              <w:t>PaymentProcess-30</w:t>
+            </w:r>
+          </w:p>
+        </w:tc>
+        <w:tc>
+          <w:tcPr>
+            <w:tcW w:type="dxa" w:w="2160"/>
+          </w:tcPr>
+          <w:p>
+            <w:r>
+              <w:t>Cloud Storage Upgrade</w:t>
+            </w:r>
+          </w:p>
+        </w:tc>
+        <w:tc>
+          <w:tcPr>
+            <w:tcW w:type="dxa" w:w="2160"/>
+          </w:tcPr>
+          <w:p>
+            <w:r>
+              <w:t>General UI component usage.</w:t>
+            </w:r>
+          </w:p>
+        </w:tc>
+        <w:tc>
+          <w:tcPr>
+            <w:tcW w:type="dxa" w:w="2160"/>
+          </w:tcPr>
+          <w:p>
+            <w:hyperlink r:id="rId53">
+              <w:r>
+                <w:rPr>
+                  <w:color w:val="0563C1"/>
+                  <w:u w:val="single"/>
+                </w:rPr>
+                <w:t>PayPal Payment reference</w:t>
+              </w:r>
+            </w:hyperlink>
+          </w:p>
+        </w:tc>
+      </w:tr>
+      <w:tr>
+        <w:tc>
+          <w:tcPr>
+            <w:tcW w:type="dxa" w:w="2160"/>
+          </w:tcPr>
+          <w:p>
+            <w:r>
+              <w:t>PaymentProcess-31</w:t>
+            </w:r>
+          </w:p>
+        </w:tc>
+        <w:tc>
+          <w:tcPr>
+            <w:tcW w:type="dxa" w:w="2160"/>
+          </w:tcPr>
+          <w:p>
+            <w:r>
+              <w:t>School Fundraiser</w:t>
+            </w:r>
+          </w:p>
+        </w:tc>
+        <w:tc>
+          <w:tcPr>
+            <w:tcW w:type="dxa" w:w="2160"/>
+          </w:tcPr>
+          <w:p>
+            <w:r>
+              <w:t>General UI component usage.</w:t>
+            </w:r>
+          </w:p>
+        </w:tc>
+        <w:tc>
+          <w:tcPr>
+            <w:tcW w:type="dxa" w:w="2160"/>
+          </w:tcPr>
+          <w:p>
+            <w:hyperlink r:id="rId19">
+              <w:r>
+                <w:rPr>
+                  <w:color w:val="0563C1"/>
+                  <w:u w:val="single"/>
+                </w:rPr>
+                <w:t>Stripe Checkout reference</w:t>
+              </w:r>
+            </w:hyperlink>
+          </w:p>
+        </w:tc>
+      </w:tr>
+      <w:tr>
+        <w:tc>
+          <w:tcPr>
+            <w:tcW w:type="dxa" w:w="2160"/>
+          </w:tcPr>
+          <w:p>
+            <w:r>
+              <w:t>PaymentProcess-32</w:t>
+            </w:r>
+          </w:p>
+        </w:tc>
+        <w:tc>
+          <w:tcPr>
+            <w:tcW w:type="dxa" w:w="2160"/>
+          </w:tcPr>
+          <w:p>
+            <w:r>
+              <w:t>Tax Preparation Fee</w:t>
+            </w:r>
+          </w:p>
+        </w:tc>
+        <w:tc>
+          <w:tcPr>
+            <w:tcW w:type="dxa" w:w="2160"/>
+          </w:tcPr>
+          <w:p>
+            <w:r>
+              <w:t>General UI component usage.</w:t>
+            </w:r>
+          </w:p>
+        </w:tc>
+        <w:tc>
+          <w:tcPr>
+            <w:tcW w:type="dxa" w:w="2160"/>
+          </w:tcPr>
+          <w:p>
+            <w:hyperlink r:id="rId53">
+              <w:r>
+                <w:rPr>
+                  <w:color w:val="0563C1"/>
+                  <w:u w:val="single"/>
+                </w:rPr>
+                <w:t>PayPal Payment reference</w:t>
+              </w:r>
+            </w:hyperlink>
+          </w:p>
+        </w:tc>
+      </w:tr>
+      <w:tr>
+        <w:tc>
+          <w:tcPr>
+            <w:tcW w:type="dxa" w:w="2160"/>
+          </w:tcPr>
+          <w:p>
+            <w:r>
+              <w:t>PaymentProcess-33</w:t>
+            </w:r>
+          </w:p>
+        </w:tc>
+        <w:tc>
+          <w:tcPr>
+            <w:tcW w:type="dxa" w:w="2160"/>
+          </w:tcPr>
+          <w:p>
+            <w:r>
+              <w:t>Jewelry Financing Plan</w:t>
+            </w:r>
+          </w:p>
+        </w:tc>
+        <w:tc>
+          <w:tcPr>
+            <w:tcW w:type="dxa" w:w="2160"/>
+          </w:tcPr>
+          <w:p>
+            <w:r>
+              <w:t>General UI component usage.</w:t>
+            </w:r>
+          </w:p>
+        </w:tc>
+        <w:tc>
+          <w:tcPr>
+            <w:tcW w:type="dxa" w:w="2160"/>
+          </w:tcPr>
+          <w:p>
+            <w:hyperlink r:id="rId19">
+              <w:r>
+                <w:rPr>
+                  <w:color w:val="0563C1"/>
+                  <w:u w:val="single"/>
+                </w:rPr>
+                <w:t>Stripe Checkout reference</w:t>
+              </w:r>
+            </w:hyperlink>
+          </w:p>
+        </w:tc>
+      </w:tr>
+      <w:tr>
+        <w:tc>
+          <w:tcPr>
+            <w:tcW w:type="dxa" w:w="2160"/>
+          </w:tcPr>
+          <w:p>
+            <w:r>
+              <w:t>PaymentProcess-34</w:t>
+            </w:r>
+          </w:p>
+        </w:tc>
+        <w:tc>
+          <w:tcPr>
+            <w:tcW w:type="dxa" w:w="2160"/>
+          </w:tcPr>
+          <w:p>
+            <w:r>
+              <w:t>Streaming Service Signup</w:t>
+            </w:r>
+          </w:p>
+        </w:tc>
+        <w:tc>
+          <w:tcPr>
+            <w:tcW w:type="dxa" w:w="2160"/>
+          </w:tcPr>
+          <w:p>
+            <w:r>
+              <w:t>General UI component usage.</w:t>
+            </w:r>
+          </w:p>
+        </w:tc>
+        <w:tc>
+          <w:tcPr>
+            <w:tcW w:type="dxa" w:w="2160"/>
+          </w:tcPr>
+          <w:p>
+            <w:hyperlink r:id="rId53">
+              <w:r>
+                <w:rPr>
+                  <w:color w:val="0563C1"/>
+                  <w:u w:val="single"/>
+                </w:rPr>
+                <w:t>PayPal Payment reference</w:t>
+              </w:r>
+            </w:hyperlink>
+          </w:p>
+        </w:tc>
+      </w:tr>
+      <w:tr>
+        <w:tc>
+          <w:tcPr>
+            <w:tcW w:type="dxa" w:w="2160"/>
+          </w:tcPr>
+          <w:p>
+            <w:r>
+              <w:t>PaymentProcess-35</w:t>
+            </w:r>
+          </w:p>
+        </w:tc>
+        <w:tc>
+          <w:tcPr>
+            <w:tcW w:type="dxa" w:w="2160"/>
+          </w:tcPr>
+          <w:p>
+            <w:r>
+              <w:t>Museum Patron Program</w:t>
+            </w:r>
+          </w:p>
+        </w:tc>
+        <w:tc>
+          <w:tcPr>
+            <w:tcW w:type="dxa" w:w="2160"/>
+          </w:tcPr>
+          <w:p>
+            <w:r>
+              <w:t>General UI component usage.</w:t>
+            </w:r>
+          </w:p>
+        </w:tc>
+        <w:tc>
+          <w:tcPr>
+            <w:tcW w:type="dxa" w:w="2160"/>
+          </w:tcPr>
+          <w:p>
+            <w:hyperlink r:id="rId19">
+              <w:r>
+                <w:rPr>
+                  <w:color w:val="0563C1"/>
+                  <w:u w:val="single"/>
+                </w:rPr>
+                <w:t>Stripe Checkout reference</w:t>
+              </w:r>
+            </w:hyperlink>
+          </w:p>
+        </w:tc>
+      </w:tr>
+      <w:tr>
+        <w:tc>
+          <w:tcPr>
+            <w:tcW w:type="dxa" w:w="2160"/>
+          </w:tcPr>
+          <w:p>
+            <w:r>
+              <w:t>PaymentProcess-36</w:t>
+            </w:r>
+          </w:p>
+        </w:tc>
+        <w:tc>
+          <w:tcPr>
+            <w:tcW w:type="dxa" w:w="2160"/>
+          </w:tcPr>
+          <w:p>
+            <w:r>
+              <w:t>Property Management Rent Pay</w:t>
+            </w:r>
+          </w:p>
+        </w:tc>
+        <w:tc>
+          <w:tcPr>
+            <w:tcW w:type="dxa" w:w="2160"/>
+          </w:tcPr>
+          <w:p>
+            <w:r>
+              <w:t>General UI component usage.</w:t>
+            </w:r>
+          </w:p>
+        </w:tc>
+        <w:tc>
+          <w:tcPr>
+            <w:tcW w:type="dxa" w:w="2160"/>
+          </w:tcPr>
+          <w:p>
+            <w:hyperlink r:id="rId53">
+              <w:r>
+                <w:rPr>
+                  <w:color w:val="0563C1"/>
+                  <w:u w:val="single"/>
+                </w:rPr>
+                <w:t>PayPal Payment reference</w:t>
+              </w:r>
+            </w:hyperlink>
+          </w:p>
+        </w:tc>
+      </w:tr>
+      <w:tr>
+        <w:tc>
+          <w:tcPr>
+            <w:tcW w:type="dxa" w:w="2160"/>
+          </w:tcPr>
+          <w:p>
+            <w:r>
+              <w:t>PaymentProcess-37</w:t>
+            </w:r>
+          </w:p>
+        </w:tc>
+        <w:tc>
+          <w:tcPr>
+            <w:tcW w:type="dxa" w:w="2160"/>
+          </w:tcPr>
+          <w:p>
+            <w:r>
+              <w:t>Home Remodel Staged Payments</w:t>
+            </w:r>
+          </w:p>
+        </w:tc>
+        <w:tc>
+          <w:tcPr>
+            <w:tcW w:type="dxa" w:w="2160"/>
+          </w:tcPr>
+          <w:p>
+            <w:r>
+              <w:t>General UI component usage.</w:t>
+            </w:r>
+          </w:p>
+        </w:tc>
+        <w:tc>
+          <w:tcPr>
+            <w:tcW w:type="dxa" w:w="2160"/>
+          </w:tcPr>
+          <w:p>
+            <w:hyperlink r:id="rId19">
+              <w:r>
+                <w:rPr>
+                  <w:color w:val="0563C1"/>
+                  <w:u w:val="single"/>
+                </w:rPr>
+                <w:t>Stripe Checkout reference</w:t>
+              </w:r>
+            </w:hyperlink>
+          </w:p>
+        </w:tc>
+      </w:tr>
+      <w:tr>
+        <w:tc>
+          <w:tcPr>
+            <w:tcW w:type="dxa" w:w="2160"/>
+          </w:tcPr>
+          <w:p>
+            <w:r>
+              <w:t>PaymentProcess-38</w:t>
+            </w:r>
+          </w:p>
+        </w:tc>
+        <w:tc>
+          <w:tcPr>
+            <w:tcW w:type="dxa" w:w="2160"/>
+          </w:tcPr>
+          <w:p>
+            <w:r>
+              <w:t>Dating App Premium</w:t>
+            </w:r>
+          </w:p>
+        </w:tc>
+        <w:tc>
+          <w:tcPr>
+            <w:tcW w:type="dxa" w:w="2160"/>
+          </w:tcPr>
+          <w:p>
+            <w:r>
+              <w:t>General UI component usage.</w:t>
+            </w:r>
+          </w:p>
+        </w:tc>
+        <w:tc>
+          <w:tcPr>
+            <w:tcW w:type="dxa" w:w="2160"/>
+          </w:tcPr>
+          <w:p>
+            <w:hyperlink r:id="rId53">
+              <w:r>
+                <w:rPr>
+                  <w:color w:val="0563C1"/>
+                  <w:u w:val="single"/>
+                </w:rPr>
+                <w:t>PayPal Payment reference</w:t>
+              </w:r>
+            </w:hyperlink>
+          </w:p>
+        </w:tc>
+      </w:tr>
+      <w:tr>
+        <w:tc>
+          <w:tcPr>
+            <w:tcW w:type="dxa" w:w="2160"/>
+          </w:tcPr>
+          <w:p>
+            <w:r>
+              <w:t>PaymentProcess-39</w:t>
+            </w:r>
+          </w:p>
+        </w:tc>
+        <w:tc>
+          <w:tcPr>
+            <w:tcW w:type="dxa" w:w="2160"/>
+          </w:tcPr>
+          <w:p>
+            <w:r>
+              <w:t>Podcast Supporter</w:t>
+            </w:r>
+          </w:p>
+        </w:tc>
+        <w:tc>
+          <w:tcPr>
+            <w:tcW w:type="dxa" w:w="2160"/>
+          </w:tcPr>
+          <w:p>
+            <w:r>
+              <w:t>General UI component usage.</w:t>
+            </w:r>
+          </w:p>
+        </w:tc>
+        <w:tc>
+          <w:tcPr>
+            <w:tcW w:type="dxa" w:w="2160"/>
+          </w:tcPr>
+          <w:p>
+            <w:hyperlink r:id="rId19">
+              <w:r>
+                <w:rPr>
+                  <w:color w:val="0563C1"/>
+                  <w:u w:val="single"/>
+                </w:rPr>
+                <w:t>Stripe Checkout reference</w:t>
+              </w:r>
+            </w:hyperlink>
+          </w:p>
+        </w:tc>
+      </w:tr>
+      <w:tr>
+        <w:tc>
+          <w:tcPr>
+            <w:tcW w:type="dxa" w:w="2160"/>
+          </w:tcPr>
+          <w:p>
+            <w:r>
+              <w:t>PaymentProcess-40</w:t>
+            </w:r>
+          </w:p>
+        </w:tc>
+        <w:tc>
+          <w:tcPr>
+            <w:tcW w:type="dxa" w:w="2160"/>
+          </w:tcPr>
+          <w:p>
+            <w:r>
+              <w:t>Event Catering Deposit</w:t>
+            </w:r>
+          </w:p>
+        </w:tc>
+        <w:tc>
+          <w:tcPr>
+            <w:tcW w:type="dxa" w:w="2160"/>
+          </w:tcPr>
+          <w:p>
+            <w:r>
+              <w:t>General UI component usage.</w:t>
+            </w:r>
+          </w:p>
+        </w:tc>
+        <w:tc>
+          <w:tcPr>
+            <w:tcW w:type="dxa" w:w="2160"/>
+          </w:tcPr>
+          <w:p>
+            <w:hyperlink r:id="rId53">
+              <w:r>
+                <w:rPr>
+                  <w:color w:val="0563C1"/>
+                  <w:u w:val="single"/>
+                </w:rPr>
+                <w:t>PayPal Payment reference</w:t>
+              </w:r>
+            </w:hyperlink>
+          </w:p>
+        </w:tc>
+      </w:tr>
+      <w:tr>
+        <w:tc>
+          <w:tcPr>
+            <w:tcW w:type="dxa" w:w="2160"/>
+          </w:tcPr>
+          <w:p>
+            <w:r>
+              <w:t>PaymentProcess-41</w:t>
+            </w:r>
+          </w:p>
+        </w:tc>
+        <w:tc>
+          <w:tcPr>
+            <w:tcW w:type="dxa" w:w="2160"/>
+          </w:tcPr>
+          <w:p>
+            <w:r>
+              <w:t>Wedding Venue Installments</w:t>
+            </w:r>
+          </w:p>
+        </w:tc>
+        <w:tc>
+          <w:tcPr>
+            <w:tcW w:type="dxa" w:w="2160"/>
+          </w:tcPr>
+          <w:p>
+            <w:r>
+              <w:t>General UI component usage.</w:t>
+            </w:r>
+          </w:p>
+        </w:tc>
+        <w:tc>
+          <w:tcPr>
+            <w:tcW w:type="dxa" w:w="2160"/>
+          </w:tcPr>
+          <w:p>
+            <w:hyperlink r:id="rId19">
+              <w:r>
+                <w:rPr>
+                  <w:color w:val="0563C1"/>
+                  <w:u w:val="single"/>
+                </w:rPr>
+                <w:t>Stripe Checkout reference</w:t>
+              </w:r>
+            </w:hyperlink>
+          </w:p>
+        </w:tc>
+      </w:tr>
+      <w:tr>
+        <w:tc>
+          <w:tcPr>
+            <w:tcW w:type="dxa" w:w="2160"/>
+          </w:tcPr>
+          <w:p>
+            <w:r>
+              <w:t>PaymentProcess-42</w:t>
+            </w:r>
+          </w:p>
+        </w:tc>
+        <w:tc>
+          <w:tcPr>
+            <w:tcW w:type="dxa" w:w="2160"/>
+          </w:tcPr>
+          <w:p>
+            <w:r>
+              <w:t>Newsletter Paid Tier</w:t>
+            </w:r>
+          </w:p>
+        </w:tc>
+        <w:tc>
+          <w:tcPr>
+            <w:tcW w:type="dxa" w:w="2160"/>
+          </w:tcPr>
+          <w:p>
+            <w:r>
+              <w:t>General UI component usage.</w:t>
+            </w:r>
+          </w:p>
+        </w:tc>
+        <w:tc>
+          <w:tcPr>
+            <w:tcW w:type="dxa" w:w="2160"/>
+          </w:tcPr>
+          <w:p>
+            <w:hyperlink r:id="rId53">
+              <w:r>
+                <w:rPr>
+                  <w:color w:val="0563C1"/>
+                  <w:u w:val="single"/>
+                </w:rPr>
+                <w:t>PayPal Payment reference</w:t>
+              </w:r>
+            </w:hyperlink>
+          </w:p>
+        </w:tc>
+      </w:tr>
+      <w:tr>
+        <w:tc>
+          <w:tcPr>
+            <w:tcW w:type="dxa" w:w="2160"/>
+          </w:tcPr>
+          <w:p>
+            <w:r>
+              <w:t>PaymentProcess-43</w:t>
+            </w:r>
+          </w:p>
+        </w:tc>
+        <w:tc>
+          <w:tcPr>
+            <w:tcW w:type="dxa" w:w="2160"/>
+          </w:tcPr>
+          <w:p>
+            <w:r>
+              <w:t>Tree Planting Initiative</w:t>
+            </w:r>
+          </w:p>
+        </w:tc>
+        <w:tc>
+          <w:tcPr>
+            <w:tcW w:type="dxa" w:w="2160"/>
+          </w:tcPr>
+          <w:p>
+            <w:r>
+              <w:t>General UI component usage.</w:t>
+            </w:r>
+          </w:p>
+        </w:tc>
+        <w:tc>
+          <w:tcPr>
+            <w:tcW w:type="dxa" w:w="2160"/>
+          </w:tcPr>
+          <w:p>
+            <w:hyperlink r:id="rId19">
+              <w:r>
+                <w:rPr>
+                  <w:color w:val="0563C1"/>
+                  <w:u w:val="single"/>
+                </w:rPr>
+                <w:t>Stripe Checkout reference</w:t>
+              </w:r>
+            </w:hyperlink>
+          </w:p>
+        </w:tc>
+      </w:tr>
+      <w:tr>
+        <w:tc>
+          <w:tcPr>
+            <w:tcW w:type="dxa" w:w="2160"/>
+          </w:tcPr>
+          <w:p>
+            <w:r>
+              <w:t>PaymentProcess-44</w:t>
+            </w:r>
+          </w:p>
+        </w:tc>
+        <w:tc>
+          <w:tcPr>
+            <w:tcW w:type="dxa" w:w="2160"/>
+          </w:tcPr>
+          <w:p>
+            <w:r>
+              <w:t>Wholesale Order Payment</w:t>
+            </w:r>
+          </w:p>
+        </w:tc>
+        <w:tc>
+          <w:tcPr>
+            <w:tcW w:type="dxa" w:w="2160"/>
+          </w:tcPr>
+          <w:p>
+            <w:r>
+              <w:t>General UI component usage.</w:t>
+            </w:r>
+          </w:p>
+        </w:tc>
+        <w:tc>
+          <w:tcPr>
+            <w:tcW w:type="dxa" w:w="2160"/>
+          </w:tcPr>
+          <w:p>
+            <w:hyperlink r:id="rId53">
+              <w:r>
+                <w:rPr>
+                  <w:color w:val="0563C1"/>
+                  <w:u w:val="single"/>
+                </w:rPr>
+                <w:t>PayPal Payment reference</w:t>
+              </w:r>
+            </w:hyperlink>
+          </w:p>
+        </w:tc>
+      </w:tr>
+      <w:tr>
+        <w:tc>
+          <w:tcPr>
+            <w:tcW w:type="dxa" w:w="2160"/>
+          </w:tcPr>
+          <w:p>
+            <w:r>
+              <w:t>PaymentProcess-45</w:t>
+            </w:r>
+          </w:p>
+        </w:tc>
+        <w:tc>
+          <w:tcPr>
+            <w:tcW w:type="dxa" w:w="2160"/>
+          </w:tcPr>
+          <w:p>
+            <w:r>
+              <w:t>Bootcamp Tuition Split</w:t>
+            </w:r>
+          </w:p>
+        </w:tc>
+        <w:tc>
+          <w:tcPr>
+            <w:tcW w:type="dxa" w:w="2160"/>
+          </w:tcPr>
+          <w:p>
+            <w:r>
+              <w:t>General UI component usage.</w:t>
+            </w:r>
+          </w:p>
+        </w:tc>
+        <w:tc>
+          <w:tcPr>
+            <w:tcW w:type="dxa" w:w="2160"/>
+          </w:tcPr>
+          <w:p>
+            <w:hyperlink r:id="rId19">
+              <w:r>
+                <w:rPr>
+                  <w:color w:val="0563C1"/>
+                  <w:u w:val="single"/>
+                </w:rPr>
+                <w:t>Stripe Checkout reference</w:t>
+              </w:r>
+            </w:hyperlink>
+          </w:p>
+        </w:tc>
+      </w:tr>
+      <w:tr>
+        <w:tc>
+          <w:tcPr>
+            <w:tcW w:type="dxa" w:w="2160"/>
+          </w:tcPr>
+          <w:p>
+            <w:r>
+              <w:t>PaymentProcess-46</w:t>
+            </w:r>
+          </w:p>
+        </w:tc>
+        <w:tc>
+          <w:tcPr>
+            <w:tcW w:type="dxa" w:w="2160"/>
+          </w:tcPr>
+          <w:p>
+            <w:r>
+              <w:t>Hosting Provider Checkout</w:t>
+            </w:r>
+          </w:p>
+        </w:tc>
+        <w:tc>
+          <w:tcPr>
+            <w:tcW w:type="dxa" w:w="2160"/>
+          </w:tcPr>
+          <w:p>
+            <w:r>
+              <w:t>General UI component usage.</w:t>
+            </w:r>
+          </w:p>
+        </w:tc>
+        <w:tc>
+          <w:tcPr>
+            <w:tcW w:type="dxa" w:w="2160"/>
+          </w:tcPr>
+          <w:p>
+            <w:hyperlink r:id="rId53">
+              <w:r>
+                <w:rPr>
+                  <w:color w:val="0563C1"/>
+                  <w:u w:val="single"/>
+                </w:rPr>
+                <w:t>PayPal Payment reference</w:t>
+              </w:r>
+            </w:hyperlink>
+          </w:p>
+        </w:tc>
+      </w:tr>
+      <w:tr>
+        <w:tc>
+          <w:tcPr>
+            <w:tcW w:type="dxa" w:w="2160"/>
+          </w:tcPr>
+          <w:p>
+            <w:r>
+              <w:t>PaymentProcess-47</w:t>
+            </w:r>
+          </w:p>
+        </w:tc>
+        <w:tc>
+          <w:tcPr>
+            <w:tcW w:type="dxa" w:w="2160"/>
+          </w:tcPr>
+          <w:p>
+            <w:r>
+              <w:t>Medical Research Grant</w:t>
+            </w:r>
+          </w:p>
+        </w:tc>
+        <w:tc>
+          <w:tcPr>
+            <w:tcW w:type="dxa" w:w="2160"/>
+          </w:tcPr>
+          <w:p>
+            <w:r>
+              <w:t>General UI component usage.</w:t>
+            </w:r>
+          </w:p>
+        </w:tc>
+        <w:tc>
+          <w:tcPr>
+            <w:tcW w:type="dxa" w:w="2160"/>
+          </w:tcPr>
+          <w:p>
+            <w:hyperlink r:id="rId19">
+              <w:r>
+                <w:rPr>
+                  <w:color w:val="0563C1"/>
+                  <w:u w:val="single"/>
+                </w:rPr>
+                <w:t>Stripe Checkout reference</w:t>
+              </w:r>
+            </w:hyperlink>
+          </w:p>
+        </w:tc>
+      </w:tr>
+      <w:tr>
+        <w:tc>
+          <w:tcPr>
+            <w:tcW w:type="dxa" w:w="2160"/>
+          </w:tcPr>
+          <w:p>
+            <w:r>
+              <w:t>PaymentProcess-48</w:t>
+            </w:r>
+          </w:p>
+        </w:tc>
+        <w:tc>
+          <w:tcPr>
+            <w:tcW w:type="dxa" w:w="2160"/>
+          </w:tcPr>
+          <w:p>
+            <w:r>
+              <w:t>SaaS Enterprise Invoice</w:t>
+            </w:r>
+          </w:p>
+        </w:tc>
+        <w:tc>
+          <w:tcPr>
+            <w:tcW w:type="dxa" w:w="2160"/>
+          </w:tcPr>
+          <w:p>
+            <w:r>
+              <w:t>General UI component usage.</w:t>
+            </w:r>
+          </w:p>
+        </w:tc>
+        <w:tc>
+          <w:tcPr>
+            <w:tcW w:type="dxa" w:w="2160"/>
+          </w:tcPr>
+          <w:p>
+            <w:hyperlink r:id="rId53">
+              <w:r>
+                <w:rPr>
+                  <w:color w:val="0563C1"/>
+                  <w:u w:val="single"/>
+                </w:rPr>
+                <w:t>PayPal Payment reference</w:t>
+              </w:r>
+            </w:hyperlink>
+          </w:p>
+        </w:tc>
+      </w:tr>
+      <w:tr>
+        <w:tc>
+          <w:tcPr>
+            <w:tcW w:type="dxa" w:w="2160"/>
+          </w:tcPr>
+          <w:p>
+            <w:r>
+              <w:t>PaymentProcess-49</w:t>
+            </w:r>
+          </w:p>
+        </w:tc>
+        <w:tc>
+          <w:tcPr>
+            <w:tcW w:type="dxa" w:w="2160"/>
+          </w:tcPr>
+          <w:p>
+            <w:r>
+              <w:t>Photography Package Split</w:t>
+            </w:r>
+          </w:p>
+        </w:tc>
+        <w:tc>
+          <w:tcPr>
+            <w:tcW w:type="dxa" w:w="2160"/>
+          </w:tcPr>
+          <w:p>
+            <w:r>
+              <w:t>General UI component usage.</w:t>
+            </w:r>
+          </w:p>
+        </w:tc>
+        <w:tc>
+          <w:tcPr>
+            <w:tcW w:type="dxa" w:w="2160"/>
+          </w:tcPr>
+          <w:p>
+            <w:hyperlink r:id="rId19">
+              <w:r>
+                <w:rPr>
+                  <w:color w:val="0563C1"/>
+                  <w:u w:val="single"/>
+                </w:rPr>
+                <w:t>Stripe Checkout reference</w:t>
+              </w:r>
+            </w:hyperlink>
+          </w:p>
+        </w:tc>
+      </w:tr>
+      <w:tr>
+        <w:tc>
+          <w:tcPr>
+            <w:tcW w:type="dxa" w:w="2160"/>
+          </w:tcPr>
+          <w:p>
+            <w:r>
+              <w:t>PaymentProcess-50</w:t>
+            </w:r>
+          </w:p>
+        </w:tc>
+        <w:tc>
+          <w:tcPr>
+            <w:tcW w:type="dxa" w:w="2160"/>
+          </w:tcPr>
+          <w:p>
+            <w:r>
+              <w:t>AI Tool Pro Plan</w:t>
+            </w:r>
+          </w:p>
+        </w:tc>
+        <w:tc>
+          <w:tcPr>
+            <w:tcW w:type="dxa" w:w="2160"/>
+          </w:tcPr>
+          <w:p>
+            <w:r>
+              <w:t>General UI component usage.</w:t>
+            </w:r>
+          </w:p>
+        </w:tc>
+        <w:tc>
+          <w:tcPr>
+            <w:tcW w:type="dxa" w:w="2160"/>
+          </w:tcPr>
+          <w:p>
+            <w:hyperlink r:id="rId53">
+              <w:r>
+                <w:rPr>
+                  <w:color w:val="0563C1"/>
+                  <w:u w:val="single"/>
+                </w:rPr>
+                <w:t>PayPal Payment reference</w:t>
+              </w:r>
+            </w:hyperlink>
+          </w:p>
+        </w:tc>
+      </w:tr>
+      <w:tr>
+        <w:tc>
+          <w:tcPr>
+            <w:tcW w:type="dxa" w:w="2160"/>
+          </w:tcPr>
+          <w:p>
+            <w:r>
+              <w:t>PaymentProcess-51</w:t>
+            </w:r>
+          </w:p>
+        </w:tc>
+        <w:tc>
+          <w:tcPr>
+            <w:tcW w:type="dxa" w:w="2160"/>
+          </w:tcPr>
+          <w:p>
+            <w:r>
+              <w:t>Interactive Split Payment Checkout</w:t>
+            </w:r>
+          </w:p>
+        </w:tc>
+        <w:tc>
+          <w:tcPr>
+            <w:tcW w:type="dxa" w:w="2160"/>
+          </w:tcPr>
+          <w:p>
+            <w:r>
+              <w:t>General UI component usage.</w:t>
+            </w:r>
+          </w:p>
+        </w:tc>
+        <w:tc>
+          <w:tcPr>
+            <w:tcW w:type="dxa" w:w="2160"/>
+          </w:tcPr>
+          <w:p>
+            <w:hyperlink r:id="rId19">
+              <w:r>
+                <w:rPr>
+                  <w:color w:val="0563C1"/>
+                  <w:u w:val="single"/>
+                </w:rPr>
+                <w:t>Stripe Checkout reference</w:t>
+              </w:r>
+            </w:hyperlink>
+          </w:p>
+        </w:tc>
+      </w:tr>
+      <w:tr>
+        <w:tc>
+          <w:tcPr>
+            <w:tcW w:type="dxa" w:w="2160"/>
+          </w:tcPr>
+          <w:p>
+            <w:r>
+              <w:t>PaymentProcess-52</w:t>
+            </w:r>
+          </w:p>
+        </w:tc>
+        <w:tc>
+          <w:tcPr>
+            <w:tcW w:type="dxa" w:w="2160"/>
+          </w:tcPr>
+          <w:p>
+            <w:r>
+              <w:t>SaaS Monthly/Annual Subscription</w:t>
+            </w:r>
+          </w:p>
+        </w:tc>
+        <w:tc>
+          <w:tcPr>
+            <w:tcW w:type="dxa" w:w="2160"/>
+          </w:tcPr>
+          <w:p>
+            <w:r>
+              <w:t>General UI component usage.</w:t>
+            </w:r>
+          </w:p>
+        </w:tc>
+        <w:tc>
+          <w:tcPr>
+            <w:tcW w:type="dxa" w:w="2160"/>
+          </w:tcPr>
+          <w:p>
+            <w:hyperlink r:id="rId53">
+              <w:r>
+                <w:rPr>
+                  <w:color w:val="0563C1"/>
+                  <w:u w:val="single"/>
+                </w:rPr>
+                <w:t>PayPal Payment reference</w:t>
+              </w:r>
+            </w:hyperlink>
+          </w:p>
+        </w:tc>
+      </w:tr>
+      <w:tr>
+        <w:tc>
+          <w:tcPr>
+            <w:tcW w:type="dxa" w:w="2160"/>
+          </w:tcPr>
+          <w:p>
+            <w:r>
+              <w:t>PaymentProcess-53</w:t>
+            </w:r>
+          </w:p>
+        </w:tc>
+        <w:tc>
+          <w:tcPr>
+            <w:tcW w:type="dxa" w:w="2160"/>
+          </w:tcPr>
+          <w:p>
+            <w:r>
+              <w:t>Charity Donation Slider</w:t>
+            </w:r>
+          </w:p>
+        </w:tc>
+        <w:tc>
+          <w:tcPr>
+            <w:tcW w:type="dxa" w:w="2160"/>
+          </w:tcPr>
+          <w:p>
+            <w:r>
+              <w:t>General UI component usage.</w:t>
+            </w:r>
+          </w:p>
+        </w:tc>
+        <w:tc>
+          <w:tcPr>
+            <w:tcW w:type="dxa" w:w="2160"/>
+          </w:tcPr>
+          <w:p>
+            <w:hyperlink r:id="rId19">
+              <w:r>
+                <w:rPr>
+                  <w:color w:val="0563C1"/>
+                  <w:u w:val="single"/>
+                </w:rPr>
+                <w:t>Stripe Checkout reference</w:t>
+              </w:r>
+            </w:hyperlink>
+          </w:p>
+        </w:tc>
+      </w:tr>
+      <w:tr>
+        <w:tc>
+          <w:tcPr>
+            <w:tcW w:type="dxa" w:w="2160"/>
+          </w:tcPr>
+          <w:p>
+            <w:r>
+              <w:t>PaymentProcess-54</w:t>
+            </w:r>
+          </w:p>
+        </w:tc>
+        <w:tc>
+          <w:tcPr>
+            <w:tcW w:type="dxa" w:w="2160"/>
+          </w:tcPr>
+          <w:p>
+            <w:r>
+              <w:t>B2B Invoice Payment Link</w:t>
+            </w:r>
+          </w:p>
+        </w:tc>
+        <w:tc>
+          <w:tcPr>
+            <w:tcW w:type="dxa" w:w="2160"/>
+          </w:tcPr>
+          <w:p>
+            <w:r>
+              <w:t>General UI component usage.</w:t>
+            </w:r>
+          </w:p>
+        </w:tc>
+        <w:tc>
+          <w:tcPr>
+            <w:tcW w:type="dxa" w:w="2160"/>
+          </w:tcPr>
+          <w:p>
+            <w:hyperlink r:id="rId53">
+              <w:r>
+                <w:rPr>
+                  <w:color w:val="0563C1"/>
+                  <w:u w:val="single"/>
+                </w:rPr>
+                <w:t>PayPal Payment reference</w:t>
+              </w:r>
+            </w:hyperlink>
+          </w:p>
+        </w:tc>
+      </w:tr>
+      <w:tr>
+        <w:tc>
+          <w:tcPr>
+            <w:tcW w:type="dxa" w:w="2160"/>
+          </w:tcPr>
+          <w:p>
+            <w:r>
+              <w:t>PaymentProcess-55</w:t>
+            </w:r>
+          </w:p>
+        </w:tc>
+        <w:tc>
+          <w:tcPr>
+            <w:tcW w:type="dxa" w:w="2160"/>
+          </w:tcPr>
+          <w:p>
+            <w:r>
+              <w:t>E-commerce Installment Plan</w:t>
+            </w:r>
+          </w:p>
+        </w:tc>
+        <w:tc>
+          <w:tcPr>
+            <w:tcW w:type="dxa" w:w="2160"/>
+          </w:tcPr>
+          <w:p>
+            <w:r>
+              <w:t>General UI component usage.</w:t>
+            </w:r>
+          </w:p>
+        </w:tc>
+        <w:tc>
+          <w:tcPr>
+            <w:tcW w:type="dxa" w:w="2160"/>
+          </w:tcPr>
+          <w:p>
+            <w:hyperlink r:id="rId19">
+              <w:r>
+                <w:rPr>
+                  <w:color w:val="0563C1"/>
+                  <w:u w:val="single"/>
+                </w:rPr>
+                <w:t>Stripe Checkout reference</w:t>
+              </w:r>
+            </w:hyperlink>
+          </w:p>
+        </w:tc>
+      </w:tr>
+      <w:tr>
+        <w:tc>
+          <w:tcPr>
+            <w:tcW w:type="dxa" w:w="2160"/>
+          </w:tcPr>
+          <w:p>
+            <w:r>
+              <w:t>PaymentProcess-56</w:t>
+            </w:r>
+          </w:p>
+        </w:tc>
+        <w:tc>
+          <w:tcPr>
+            <w:tcW w:type="dxa" w:w="2160"/>
+          </w:tcPr>
+          <w:p>
+            <w:r>
+              <w:t>Creator Patreon-style Subscription</w:t>
+            </w:r>
+          </w:p>
+        </w:tc>
+        <w:tc>
+          <w:tcPr>
+            <w:tcW w:type="dxa" w:w="2160"/>
+          </w:tcPr>
+          <w:p>
+            <w:r>
+              <w:t>General UI component usage.</w:t>
+            </w:r>
+          </w:p>
+        </w:tc>
+        <w:tc>
+          <w:tcPr>
+            <w:tcW w:type="dxa" w:w="2160"/>
+          </w:tcPr>
+          <w:p>
+            <w:hyperlink r:id="rId53">
+              <w:r>
+                <w:rPr>
+                  <w:color w:val="0563C1"/>
+                  <w:u w:val="single"/>
+                </w:rPr>
+                <w:t>PayPal Payment reference</w:t>
+              </w:r>
+            </w:hyperlink>
+          </w:p>
+        </w:tc>
+      </w:tr>
+      <w:tr>
+        <w:tc>
+          <w:tcPr>
+            <w:tcW w:type="dxa" w:w="2160"/>
+          </w:tcPr>
+          <w:p>
+            <w:r>
+              <w:t>PaymentProcess-57</w:t>
+            </w:r>
+          </w:p>
+        </w:tc>
+        <w:tc>
+          <w:tcPr>
+            <w:tcW w:type="dxa" w:w="2160"/>
+          </w:tcPr>
+          <w:p>
+            <w:r>
+              <w:t>Political Campaign Donation</w:t>
+            </w:r>
+          </w:p>
+        </w:tc>
+        <w:tc>
+          <w:tcPr>
+            <w:tcW w:type="dxa" w:w="2160"/>
+          </w:tcPr>
+          <w:p>
+            <w:r>
+              <w:t>General UI component usage.</w:t>
+            </w:r>
+          </w:p>
+        </w:tc>
+        <w:tc>
+          <w:tcPr>
+            <w:tcW w:type="dxa" w:w="2160"/>
+          </w:tcPr>
+          <w:p>
+            <w:hyperlink r:id="rId19">
+              <w:r>
+                <w:rPr>
+                  <w:color w:val="0563C1"/>
+                  <w:u w:val="single"/>
+                </w:rPr>
+                <w:t>Stripe Checkout reference</w:t>
+              </w:r>
+            </w:hyperlink>
+          </w:p>
+        </w:tc>
+      </w:tr>
+      <w:tr>
+        <w:tc>
+          <w:tcPr>
+            <w:tcW w:type="dxa" w:w="2160"/>
+          </w:tcPr>
+          <w:p>
+            <w:r>
+              <w:t>PaymentProcess-58</w:t>
+            </w:r>
+          </w:p>
+        </w:tc>
+        <w:tc>
+          <w:tcPr>
+            <w:tcW w:type="dxa" w:w="2160"/>
+          </w:tcPr>
+          <w:p>
+            <w:r>
+              <w:t>Freelancer Quote &amp; Payment</w:t>
+            </w:r>
+          </w:p>
+        </w:tc>
+        <w:tc>
+          <w:tcPr>
+            <w:tcW w:type="dxa" w:w="2160"/>
+          </w:tcPr>
+          <w:p>
+            <w:r>
+              <w:t>General UI component usage.</w:t>
+            </w:r>
+          </w:p>
+        </w:tc>
+        <w:tc>
+          <w:tcPr>
+            <w:tcW w:type="dxa" w:w="2160"/>
+          </w:tcPr>
+          <w:p>
+            <w:hyperlink r:id="rId53">
+              <w:r>
+                <w:rPr>
+                  <w:color w:val="0563C1"/>
+                  <w:u w:val="single"/>
+                </w:rPr>
+                <w:t>PayPal Payment reference</w:t>
+              </w:r>
+            </w:hyperlink>
+          </w:p>
+        </w:tc>
+      </w:tr>
+      <w:tr>
+        <w:tc>
+          <w:tcPr>
+            <w:tcW w:type="dxa" w:w="2160"/>
+          </w:tcPr>
+          <w:p>
+            <w:r>
+              <w:t>PaymentProcess-59</w:t>
+            </w:r>
+          </w:p>
+        </w:tc>
+        <w:tc>
+          <w:tcPr>
+            <w:tcW w:type="dxa" w:w="2160"/>
+          </w:tcPr>
+          <w:p>
+            <w:r>
+              <w:t>Furniture Store Layaway</w:t>
+            </w:r>
+          </w:p>
+        </w:tc>
+        <w:tc>
+          <w:tcPr>
+            <w:tcW w:type="dxa" w:w="2160"/>
+          </w:tcPr>
+          <w:p>
+            <w:r>
+              <w:t>General UI component usage.</w:t>
+            </w:r>
+          </w:p>
+        </w:tc>
+        <w:tc>
+          <w:tcPr>
+            <w:tcW w:type="dxa" w:w="2160"/>
+          </w:tcPr>
+          <w:p>
+            <w:hyperlink r:id="rId19">
+              <w:r>
+                <w:rPr>
+                  <w:color w:val="0563C1"/>
+                  <w:u w:val="single"/>
+                </w:rPr>
+                <w:t>Stripe Checkout reference</w:t>
+              </w:r>
+            </w:hyperlink>
+          </w:p>
+        </w:tc>
+      </w:tr>
+      <w:tr>
+        <w:tc>
+          <w:tcPr>
+            <w:tcW w:type="dxa" w:w="2160"/>
+          </w:tcPr>
+          <w:p>
+            <w:r>
+              <w:t>PaymentProcess-60</w:t>
+            </w:r>
+          </w:p>
+        </w:tc>
+        <w:tc>
+          <w:tcPr>
+            <w:tcW w:type="dxa" w:w="2160"/>
+          </w:tcPr>
+          <w:p>
+            <w:r>
+              <w:t>Premium App Tier Selection</w:t>
+            </w:r>
+          </w:p>
+        </w:tc>
+        <w:tc>
+          <w:tcPr>
+            <w:tcW w:type="dxa" w:w="2160"/>
+          </w:tcPr>
+          <w:p>
+            <w:r>
+              <w:t>General UI component usage.</w:t>
+            </w:r>
+          </w:p>
+        </w:tc>
+        <w:tc>
+          <w:tcPr>
+            <w:tcW w:type="dxa" w:w="2160"/>
+          </w:tcPr>
+          <w:p>
+            <w:hyperlink r:id="rId53">
+              <w:r>
+                <w:rPr>
+                  <w:color w:val="0563C1"/>
+                  <w:u w:val="single"/>
+                </w:rPr>
+                <w:t>PayPal Payment reference</w:t>
+              </w:r>
+            </w:hyperlink>
+          </w:p>
+        </w:tc>
+      </w:tr>
+      <w:tr>
+        <w:tc>
+          <w:tcPr>
+            <w:tcW w:type="dxa" w:w="2160"/>
+          </w:tcPr>
+          <w:p>
+            <w:r>
+              <w:t>PaymentProcess-61</w:t>
+            </w:r>
+          </w:p>
+        </w:tc>
+        <w:tc>
+          <w:tcPr>
+            <w:tcW w:type="dxa" w:w="2160"/>
+          </w:tcPr>
+          <w:p>
+            <w:r>
+              <w:t>Disaster Relief Fundraiser</w:t>
+            </w:r>
+          </w:p>
+        </w:tc>
+        <w:tc>
+          <w:tcPr>
+            <w:tcW w:type="dxa" w:w="2160"/>
+          </w:tcPr>
+          <w:p>
+            <w:r>
+              <w:t>General UI component usage.</w:t>
+            </w:r>
+          </w:p>
+        </w:tc>
+        <w:tc>
+          <w:tcPr>
+            <w:tcW w:type="dxa" w:w="2160"/>
+          </w:tcPr>
+          <w:p>
+            <w:hyperlink r:id="rId19">
+              <w:r>
+                <w:rPr>
+                  <w:color w:val="0563C1"/>
+                  <w:u w:val="single"/>
+                </w:rPr>
+                <w:t>Stripe Checkout reference</w:t>
+              </w:r>
+            </w:hyperlink>
+          </w:p>
+        </w:tc>
+      </w:tr>
+      <w:tr>
+        <w:tc>
+          <w:tcPr>
+            <w:tcW w:type="dxa" w:w="2160"/>
+          </w:tcPr>
+          <w:p>
+            <w:r>
+              <w:t>PaymentProcess-62</w:t>
+            </w:r>
+          </w:p>
+        </w:tc>
+        <w:tc>
+          <w:tcPr>
+            <w:tcW w:type="dxa" w:w="2160"/>
+          </w:tcPr>
+          <w:p>
+            <w:r>
+              <w:t>Consulting Services Retainer</w:t>
+            </w:r>
+          </w:p>
+        </w:tc>
+        <w:tc>
+          <w:tcPr>
+            <w:tcW w:type="dxa" w:w="2160"/>
+          </w:tcPr>
+          <w:p>
+            <w:r>
+              <w:t>General UI component usage.</w:t>
+            </w:r>
+          </w:p>
+        </w:tc>
+        <w:tc>
+          <w:tcPr>
+            <w:tcW w:type="dxa" w:w="2160"/>
+          </w:tcPr>
+          <w:p>
+            <w:hyperlink r:id="rId53">
+              <w:r>
+                <w:rPr>
+                  <w:color w:val="0563C1"/>
+                  <w:u w:val="single"/>
+                </w:rPr>
+                <w:t>PayPal Payment reference</w:t>
+              </w:r>
+            </w:hyperlink>
+          </w:p>
+        </w:tc>
+      </w:tr>
+      <w:tr>
+        <w:tc>
+          <w:tcPr>
+            <w:tcW w:type="dxa" w:w="2160"/>
+          </w:tcPr>
+          <w:p>
+            <w:r>
+              <w:t>PaymentProcess-63</w:t>
+            </w:r>
+          </w:p>
+        </w:tc>
+        <w:tc>
+          <w:tcPr>
+            <w:tcW w:type="dxa" w:w="2160"/>
+          </w:tcPr>
+          <w:p>
+            <w:r>
+              <w:t>Car Loan Down Payment Simulator</w:t>
+            </w:r>
+          </w:p>
+        </w:tc>
+        <w:tc>
+          <w:tcPr>
+            <w:tcW w:type="dxa" w:w="2160"/>
+          </w:tcPr>
+          <w:p>
+            <w:r>
+              <w:t>General UI component usage.</w:t>
+            </w:r>
+          </w:p>
+        </w:tc>
+        <w:tc>
+          <w:tcPr>
+            <w:tcW w:type="dxa" w:w="2160"/>
+          </w:tcPr>
+          <w:p>
+            <w:hyperlink r:id="rId19">
+              <w:r>
+                <w:rPr>
+                  <w:color w:val="0563C1"/>
+                  <w:u w:val="single"/>
+                </w:rPr>
+                <w:t>Stripe Checkout reference</w:t>
+              </w:r>
+            </w:hyperlink>
+          </w:p>
+        </w:tc>
+      </w:tr>
+      <w:tr>
+        <w:tc>
+          <w:tcPr>
+            <w:tcW w:type="dxa" w:w="2160"/>
+          </w:tcPr>
+          <w:p>
+            <w:r>
+              <w:t>PaymentProcess-64</w:t>
+            </w:r>
+          </w:p>
+        </w:tc>
+        <w:tc>
+          <w:tcPr>
+            <w:tcW w:type="dxa" w:w="2160"/>
+          </w:tcPr>
+          <w:p>
+            <w:r>
+              <w:t>Gym Membership Signup</w:t>
+            </w:r>
+          </w:p>
+        </w:tc>
+        <w:tc>
+          <w:tcPr>
+            <w:tcW w:type="dxa" w:w="2160"/>
+          </w:tcPr>
+          <w:p>
+            <w:r>
+              <w:t>General UI component usage.</w:t>
+            </w:r>
+          </w:p>
+        </w:tc>
+        <w:tc>
+          <w:tcPr>
+            <w:tcW w:type="dxa" w:w="2160"/>
+          </w:tcPr>
+          <w:p>
+            <w:hyperlink r:id="rId53">
+              <w:r>
+                <w:rPr>
+                  <w:color w:val="0563C1"/>
+                  <w:u w:val="single"/>
+                </w:rPr>
+                <w:t>PayPal Payment reference</w:t>
+              </w:r>
+            </w:hyperlink>
+          </w:p>
+        </w:tc>
+      </w:tr>
+      <w:tr>
+        <w:tc>
+          <w:tcPr>
+            <w:tcW w:type="dxa" w:w="2160"/>
+          </w:tcPr>
+          <w:p>
+            <w:r>
+              <w:t>PaymentProcess-65</w:t>
+            </w:r>
+          </w:p>
+        </w:tc>
+        <w:tc>
+          <w:tcPr>
+            <w:tcW w:type="dxa" w:w="2160"/>
+          </w:tcPr>
+          <w:p>
+            <w:r>
+              <w:t>Twitch/Youtube Tip Jar</w:t>
+            </w:r>
+          </w:p>
+        </w:tc>
+        <w:tc>
+          <w:tcPr>
+            <w:tcW w:type="dxa" w:w="2160"/>
+          </w:tcPr>
+          <w:p>
+            <w:r>
+              <w:t>General UI component usage.</w:t>
+            </w:r>
+          </w:p>
+        </w:tc>
+        <w:tc>
+          <w:tcPr>
+            <w:tcW w:type="dxa" w:w="2160"/>
+          </w:tcPr>
+          <w:p>
+            <w:hyperlink r:id="rId19">
+              <w:r>
+                <w:rPr>
+                  <w:color w:val="0563C1"/>
+                  <w:u w:val="single"/>
+                </w:rPr>
+                <w:t>Stripe Checkout reference</w:t>
+              </w:r>
+            </w:hyperlink>
+          </w:p>
+        </w:tc>
+      </w:tr>
+      <w:tr>
+        <w:tc>
+          <w:tcPr>
+            <w:tcW w:type="dxa" w:w="2160"/>
+          </w:tcPr>
+          <w:p>
+            <w:r>
+              <w:t>PaymentProcess-66</w:t>
+            </w:r>
+          </w:p>
+        </w:tc>
+        <w:tc>
+          <w:tcPr>
+            <w:tcW w:type="dxa" w:w="2160"/>
+          </w:tcPr>
+          <w:p>
+            <w:r>
+              <w:t>Law Firm Retainer Payment</w:t>
+            </w:r>
+          </w:p>
+        </w:tc>
+        <w:tc>
+          <w:tcPr>
+            <w:tcW w:type="dxa" w:w="2160"/>
+          </w:tcPr>
+          <w:p>
+            <w:r>
+              <w:t>General UI component usage.</w:t>
+            </w:r>
+          </w:p>
+        </w:tc>
+        <w:tc>
+          <w:tcPr>
+            <w:tcW w:type="dxa" w:w="2160"/>
+          </w:tcPr>
+          <w:p>
+            <w:hyperlink r:id="rId53">
+              <w:r>
+                <w:rPr>
+                  <w:color w:val="0563C1"/>
+                  <w:u w:val="single"/>
+                </w:rPr>
+                <w:t>PayPal Payment reference</w:t>
+              </w:r>
+            </w:hyperlink>
+          </w:p>
+        </w:tc>
+      </w:tr>
+      <w:tr>
+        <w:tc>
+          <w:tcPr>
+            <w:tcW w:type="dxa" w:w="2160"/>
+          </w:tcPr>
+          <w:p>
+            <w:r>
+              <w:t>PaymentProcess-67</w:t>
+            </w:r>
+          </w:p>
+        </w:tc>
+        <w:tc>
+          <w:tcPr>
+            <w:tcW w:type="dxa" w:w="2160"/>
+          </w:tcPr>
+          <w:p>
+            <w:r>
+              <w:t>Student Tuition Payment Plan</w:t>
+            </w:r>
+          </w:p>
+        </w:tc>
+        <w:tc>
+          <w:tcPr>
+            <w:tcW w:type="dxa" w:w="2160"/>
+          </w:tcPr>
+          <w:p>
+            <w:r>
+              <w:t>General UI component usage.</w:t>
+            </w:r>
+          </w:p>
+        </w:tc>
+        <w:tc>
+          <w:tcPr>
+            <w:tcW w:type="dxa" w:w="2160"/>
+          </w:tcPr>
+          <w:p>
+            <w:hyperlink r:id="rId19">
+              <w:r>
+                <w:rPr>
+                  <w:color w:val="0563C1"/>
+                  <w:u w:val="single"/>
+                </w:rPr>
+                <w:t>Stripe Checkout reference</w:t>
+              </w:r>
+            </w:hyperlink>
+          </w:p>
+        </w:tc>
+      </w:tr>
+      <w:tr>
+        <w:tc>
+          <w:tcPr>
+            <w:tcW w:type="dxa" w:w="2160"/>
+          </w:tcPr>
+          <w:p>
+            <w:r>
+              <w:t>PaymentProcess-68</w:t>
+            </w:r>
+          </w:p>
+        </w:tc>
+        <w:tc>
+          <w:tcPr>
+            <w:tcW w:type="dxa" w:w="2160"/>
+          </w:tcPr>
+          <w:p>
+            <w:r>
+              <w:t>News Publisher Paywall</w:t>
+            </w:r>
+          </w:p>
+        </w:tc>
+        <w:tc>
+          <w:tcPr>
+            <w:tcW w:type="dxa" w:w="2160"/>
+          </w:tcPr>
+          <w:p>
+            <w:r>
+              <w:t>General UI component usage.</w:t>
+            </w:r>
+          </w:p>
+        </w:tc>
+        <w:tc>
+          <w:tcPr>
+            <w:tcW w:type="dxa" w:w="2160"/>
+          </w:tcPr>
+          <w:p>
+            <w:hyperlink r:id="rId53">
+              <w:r>
+                <w:rPr>
+                  <w:color w:val="0563C1"/>
+                  <w:u w:val="single"/>
+                </w:rPr>
+                <w:t>PayPal Payment reference</w:t>
+              </w:r>
+            </w:hyperlink>
+          </w:p>
+        </w:tc>
+      </w:tr>
+      <w:tr>
+        <w:tc>
+          <w:tcPr>
+            <w:tcW w:type="dxa" w:w="2160"/>
+          </w:tcPr>
+          <w:p>
+            <w:r>
+              <w:t>PaymentProcess-69</w:t>
+            </w:r>
+          </w:p>
+        </w:tc>
+        <w:tc>
+          <w:tcPr>
+            <w:tcW w:type="dxa" w:w="2160"/>
+          </w:tcPr>
+          <w:p>
+            <w:r>
+              <w:t>Open Source Sponsor Tier</w:t>
+            </w:r>
+          </w:p>
+        </w:tc>
+        <w:tc>
+          <w:tcPr>
+            <w:tcW w:type="dxa" w:w="2160"/>
+          </w:tcPr>
+          <w:p>
+            <w:r>
+              <w:t>General UI component usage.</w:t>
+            </w:r>
+          </w:p>
+        </w:tc>
+        <w:tc>
+          <w:tcPr>
+            <w:tcW w:type="dxa" w:w="2160"/>
+          </w:tcPr>
+          <w:p>
+            <w:hyperlink r:id="rId19">
+              <w:r>
+                <w:rPr>
+                  <w:color w:val="0563C1"/>
+                  <w:u w:val="single"/>
+                </w:rPr>
+                <w:t>Stripe Checkout reference</w:t>
+              </w:r>
+            </w:hyperlink>
+          </w:p>
+        </w:tc>
+      </w:tr>
+      <w:tr>
+        <w:tc>
+          <w:tcPr>
+            <w:tcW w:type="dxa" w:w="2160"/>
+          </w:tcPr>
+          <w:p>
+            <w:r>
+              <w:t>PaymentProcess-70</w:t>
+            </w:r>
+          </w:p>
+        </w:tc>
+        <w:tc>
+          <w:tcPr>
+            <w:tcW w:type="dxa" w:w="2160"/>
+          </w:tcPr>
+          <w:p>
+            <w:r>
+              <w:t>Contractor Deposit Invoice</w:t>
+            </w:r>
+          </w:p>
+        </w:tc>
+        <w:tc>
+          <w:tcPr>
+            <w:tcW w:type="dxa" w:w="2160"/>
+          </w:tcPr>
+          <w:p>
+            <w:r>
+              <w:t>General UI component usage.</w:t>
+            </w:r>
+          </w:p>
+        </w:tc>
+        <w:tc>
+          <w:tcPr>
+            <w:tcW w:type="dxa" w:w="2160"/>
+          </w:tcPr>
+          <w:p>
+            <w:hyperlink r:id="rId53">
+              <w:r>
+                <w:rPr>
+                  <w:color w:val="0563C1"/>
+                  <w:u w:val="single"/>
+                </w:rPr>
+                <w:t>PayPal Payment reference</w:t>
+              </w:r>
+            </w:hyperlink>
+          </w:p>
+        </w:tc>
+      </w:tr>
+      <w:tr>
+        <w:tc>
+          <w:tcPr>
+            <w:tcW w:type="dxa" w:w="2160"/>
+          </w:tcPr>
+          <w:p>
+            <w:r>
+              <w:t>PaymentProcess-71</w:t>
+            </w:r>
+          </w:p>
+        </w:tc>
+        <w:tc>
+          <w:tcPr>
+            <w:tcW w:type="dxa" w:w="2160"/>
+          </w:tcPr>
+          <w:p>
+            <w:r>
+              <w:t>Medical Bill Payment Plan</w:t>
+            </w:r>
+          </w:p>
+        </w:tc>
+        <w:tc>
+          <w:tcPr>
+            <w:tcW w:type="dxa" w:w="2160"/>
+          </w:tcPr>
+          <w:p>
+            <w:r>
+              <w:t>General UI component usage.</w:t>
+            </w:r>
+          </w:p>
+        </w:tc>
+        <w:tc>
+          <w:tcPr>
+            <w:tcW w:type="dxa" w:w="2160"/>
+          </w:tcPr>
+          <w:p>
+            <w:hyperlink r:id="rId19">
+              <w:r>
+                <w:rPr>
+                  <w:color w:val="0563C1"/>
+                  <w:u w:val="single"/>
+                </w:rPr>
+                <w:t>Stripe Checkout reference</w:t>
+              </w:r>
+            </w:hyperlink>
+          </w:p>
+        </w:tc>
+      </w:tr>
+      <w:tr>
+        <w:tc>
+          <w:tcPr>
+            <w:tcW w:type="dxa" w:w="2160"/>
+          </w:tcPr>
+          <w:p>
+            <w:r>
+              <w:t>PaymentProcess-72</w:t>
+            </w:r>
+          </w:p>
+        </w:tc>
+        <w:tc>
+          <w:tcPr>
+            <w:tcW w:type="dxa" w:w="2160"/>
+          </w:tcPr>
+          <w:p>
+            <w:r>
+              <w:t>Software License Renewal</w:t>
+            </w:r>
+          </w:p>
+        </w:tc>
+        <w:tc>
+          <w:tcPr>
+            <w:tcW w:type="dxa" w:w="2160"/>
+          </w:tcPr>
+          <w:p>
+            <w:r>
+              <w:t>General UI component usage.</w:t>
+            </w:r>
+          </w:p>
+        </w:tc>
+        <w:tc>
+          <w:tcPr>
+            <w:tcW w:type="dxa" w:w="2160"/>
+          </w:tcPr>
+          <w:p>
+            <w:hyperlink r:id="rId53">
+              <w:r>
+                <w:rPr>
+                  <w:color w:val="0563C1"/>
+                  <w:u w:val="single"/>
+                </w:rPr>
+                <w:t>PayPal Payment reference</w:t>
+              </w:r>
+            </w:hyperlink>
+          </w:p>
+        </w:tc>
+      </w:tr>
+      <w:tr>
+        <w:tc>
+          <w:tcPr>
+            <w:tcW w:type="dxa" w:w="2160"/>
+          </w:tcPr>
+          <w:p>
+            <w:r>
+              <w:t>PaymentProcess-73</w:t>
+            </w:r>
+          </w:p>
+        </w:tc>
+        <w:tc>
+          <w:tcPr>
+            <w:tcW w:type="dxa" w:w="2160"/>
+          </w:tcPr>
+          <w:p>
+            <w:r>
+              <w:t>Animal Shelter Support</w:t>
+            </w:r>
+          </w:p>
+        </w:tc>
+        <w:tc>
+          <w:tcPr>
+            <w:tcW w:type="dxa" w:w="2160"/>
+          </w:tcPr>
+          <w:p>
+            <w:r>
+              <w:t>General UI component usage.</w:t>
+            </w:r>
+          </w:p>
+        </w:tc>
+        <w:tc>
+          <w:tcPr>
+            <w:tcW w:type="dxa" w:w="2160"/>
+          </w:tcPr>
+          <w:p>
+            <w:hyperlink r:id="rId19">
+              <w:r>
+                <w:rPr>
+                  <w:color w:val="0563C1"/>
+                  <w:u w:val="single"/>
+                </w:rPr>
+                <w:t>Stripe Checkout reference</w:t>
+              </w:r>
+            </w:hyperlink>
+          </w:p>
+        </w:tc>
+      </w:tr>
+      <w:tr>
+        <w:tc>
+          <w:tcPr>
+            <w:tcW w:type="dxa" w:w="2160"/>
+          </w:tcPr>
+          <w:p>
+            <w:r>
+              <w:t>PaymentProcess-74</w:t>
+            </w:r>
+          </w:p>
+        </w:tc>
+        <w:tc>
+          <w:tcPr>
+            <w:tcW w:type="dxa" w:w="2160"/>
+          </w:tcPr>
+          <w:p>
+            <w:r>
+              <w:t>Agency Project Milestone</w:t>
+            </w:r>
+          </w:p>
+        </w:tc>
+        <w:tc>
+          <w:tcPr>
+            <w:tcW w:type="dxa" w:w="2160"/>
+          </w:tcPr>
+          <w:p>
+            <w:r>
+              <w:t>General UI component usage.</w:t>
+            </w:r>
+          </w:p>
+        </w:tc>
+        <w:tc>
+          <w:tcPr>
+            <w:tcW w:type="dxa" w:w="2160"/>
+          </w:tcPr>
+          <w:p>
+            <w:hyperlink r:id="rId53">
+              <w:r>
+                <w:rPr>
+                  <w:color w:val="0563C1"/>
+                  <w:u w:val="single"/>
+                </w:rPr>
+                <w:t>PayPal Payment reference</w:t>
+              </w:r>
+            </w:hyperlink>
+          </w:p>
+        </w:tc>
+      </w:tr>
+      <w:tr>
+        <w:tc>
+          <w:tcPr>
+            <w:tcW w:type="dxa" w:w="2160"/>
+          </w:tcPr>
+          <w:p>
+            <w:r>
+              <w:t>PaymentProcess-75</w:t>
+            </w:r>
+          </w:p>
+        </w:tc>
+        <w:tc>
+          <w:tcPr>
+            <w:tcW w:type="dxa" w:w="2160"/>
+          </w:tcPr>
+          <w:p>
+            <w:r>
+              <w:t>Travel Booking Deposit</w:t>
+            </w:r>
+          </w:p>
+        </w:tc>
+        <w:tc>
+          <w:tcPr>
+            <w:tcW w:type="dxa" w:w="2160"/>
+          </w:tcPr>
+          <w:p>
+            <w:r>
+              <w:t>General UI component usage.</w:t>
+            </w:r>
+          </w:p>
+        </w:tc>
+        <w:tc>
+          <w:tcPr>
+            <w:tcW w:type="dxa" w:w="2160"/>
+          </w:tcPr>
+          <w:p>
+            <w:hyperlink r:id="rId19">
+              <w:r>
+                <w:rPr>
+                  <w:color w:val="0563C1"/>
+                  <w:u w:val="single"/>
+                </w:rPr>
+                <w:t>Stripe Checkout reference</w:t>
+              </w:r>
+            </w:hyperlink>
+          </w:p>
+        </w:tc>
+      </w:tr>
+      <w:tr>
+        <w:tc>
+          <w:tcPr>
+            <w:tcW w:type="dxa" w:w="2160"/>
+          </w:tcPr>
+          <w:p>
+            <w:r>
+              <w:t>PaymentProcess-76</w:t>
+            </w:r>
+          </w:p>
+        </w:tc>
+        <w:tc>
+          <w:tcPr>
+            <w:tcW w:type="dxa" w:w="2160"/>
+          </w:tcPr>
+          <w:p>
+            <w:r>
+              <w:t>VPN Service Checkout</w:t>
+            </w:r>
+          </w:p>
+        </w:tc>
+        <w:tc>
+          <w:tcPr>
+            <w:tcW w:type="dxa" w:w="2160"/>
+          </w:tcPr>
+          <w:p>
+            <w:r>
+              <w:t>General UI component usage.</w:t>
+            </w:r>
+          </w:p>
+        </w:tc>
+        <w:tc>
+          <w:tcPr>
+            <w:tcW w:type="dxa" w:w="2160"/>
+          </w:tcPr>
+          <w:p>
+            <w:hyperlink r:id="rId53">
+              <w:r>
+                <w:rPr>
+                  <w:color w:val="0563C1"/>
+                  <w:u w:val="single"/>
+                </w:rPr>
+                <w:t>PayPal Payment reference</w:t>
+              </w:r>
+            </w:hyperlink>
+          </w:p>
+        </w:tc>
+      </w:tr>
+      <w:tr>
+        <w:tc>
+          <w:tcPr>
+            <w:tcW w:type="dxa" w:w="2160"/>
+          </w:tcPr>
+          <w:p>
+            <w:r>
+              <w:t>PaymentProcess-77</w:t>
+            </w:r>
+          </w:p>
+        </w:tc>
+        <w:tc>
+          <w:tcPr>
+            <w:tcW w:type="dxa" w:w="2160"/>
+          </w:tcPr>
+          <w:p>
+            <w:r>
+              <w:t>Church Tithe &amp; Offering</w:t>
+            </w:r>
+          </w:p>
+        </w:tc>
+        <w:tc>
+          <w:tcPr>
+            <w:tcW w:type="dxa" w:w="2160"/>
+          </w:tcPr>
+          <w:p>
+            <w:r>
+              <w:t>General UI component usage.</w:t>
+            </w:r>
+          </w:p>
+        </w:tc>
+        <w:tc>
+          <w:tcPr>
+            <w:tcW w:type="dxa" w:w="2160"/>
+          </w:tcPr>
+          <w:p>
+            <w:hyperlink r:id="rId19">
+              <w:r>
+                <w:rPr>
+                  <w:color w:val="0563C1"/>
+                  <w:u w:val="single"/>
+                </w:rPr>
+                <w:t>Stripe Checkout reference</w:t>
+              </w:r>
+            </w:hyperlink>
+          </w:p>
+        </w:tc>
+      </w:tr>
+      <w:tr>
+        <w:tc>
+          <w:tcPr>
+            <w:tcW w:type="dxa" w:w="2160"/>
+          </w:tcPr>
+          <w:p>
+            <w:r>
+              <w:t>PaymentProcess-78</w:t>
+            </w:r>
+          </w:p>
+        </w:tc>
+        <w:tc>
+          <w:tcPr>
+            <w:tcW w:type="dxa" w:w="2160"/>
+          </w:tcPr>
+          <w:p>
+            <w:r>
+              <w:t>Utility Bill Quick Pay</w:t>
+            </w:r>
+          </w:p>
+        </w:tc>
+        <w:tc>
+          <w:tcPr>
+            <w:tcW w:type="dxa" w:w="2160"/>
+          </w:tcPr>
+          <w:p>
+            <w:r>
+              <w:t>General UI component usage.</w:t>
+            </w:r>
+          </w:p>
+        </w:tc>
+        <w:tc>
+          <w:tcPr>
+            <w:tcW w:type="dxa" w:w="2160"/>
+          </w:tcPr>
+          <w:p>
+            <w:hyperlink r:id="rId53">
+              <w:r>
+                <w:rPr>
+                  <w:color w:val="0563C1"/>
+                  <w:u w:val="single"/>
+                </w:rPr>
+                <w:t>PayPal Payment reference</w:t>
+              </w:r>
+            </w:hyperlink>
+          </w:p>
+        </w:tc>
+      </w:tr>
+      <w:tr>
+        <w:tc>
+          <w:tcPr>
+            <w:tcW w:type="dxa" w:w="2160"/>
+          </w:tcPr>
+          <w:p>
+            <w:r>
+              <w:t>PaymentProcess-79</w:t>
+            </w:r>
+          </w:p>
+        </w:tc>
+        <w:tc>
+          <w:tcPr>
+            <w:tcW w:type="dxa" w:w="2160"/>
+          </w:tcPr>
+          <w:p>
+            <w:r>
+              <w:t>Electronics Affirm-style Checkout</w:t>
+            </w:r>
+          </w:p>
+        </w:tc>
+        <w:tc>
+          <w:tcPr>
+            <w:tcW w:type="dxa" w:w="2160"/>
+          </w:tcPr>
+          <w:p>
+            <w:r>
+              <w:t>General UI component usage.</w:t>
+            </w:r>
+          </w:p>
+        </w:tc>
+        <w:tc>
+          <w:tcPr>
+            <w:tcW w:type="dxa" w:w="2160"/>
+          </w:tcPr>
+          <w:p>
+            <w:hyperlink r:id="rId19">
+              <w:r>
+                <w:rPr>
+                  <w:color w:val="0563C1"/>
+                  <w:u w:val="single"/>
+                </w:rPr>
+                <w:t>Stripe Checkout reference</w:t>
+              </w:r>
+            </w:hyperlink>
+          </w:p>
+        </w:tc>
+      </w:tr>
+      <w:tr>
+        <w:tc>
+          <w:tcPr>
+            <w:tcW w:type="dxa" w:w="2160"/>
+          </w:tcPr>
+          <w:p>
+            <w:r>
+              <w:t>PaymentProcess-80</w:t>
+            </w:r>
+          </w:p>
+        </w:tc>
+        <w:tc>
+          <w:tcPr>
+            <w:tcW w:type="dxa" w:w="2160"/>
+          </w:tcPr>
+          <w:p>
+            <w:r>
+              <w:t>Cloud Storage Upgrade</w:t>
+            </w:r>
+          </w:p>
+        </w:tc>
+        <w:tc>
+          <w:tcPr>
+            <w:tcW w:type="dxa" w:w="2160"/>
+          </w:tcPr>
+          <w:p>
+            <w:r>
+              <w:t>General UI component usage.</w:t>
+            </w:r>
+          </w:p>
+        </w:tc>
+        <w:tc>
+          <w:tcPr>
+            <w:tcW w:type="dxa" w:w="2160"/>
+          </w:tcPr>
+          <w:p>
+            <w:hyperlink r:id="rId53">
+              <w:r>
+                <w:rPr>
+                  <w:color w:val="0563C1"/>
+                  <w:u w:val="single"/>
+                </w:rPr>
+                <w:t>PayPal Payment reference</w:t>
+              </w:r>
+            </w:hyperlink>
+          </w:p>
+        </w:tc>
+      </w:tr>
+      <w:tr>
+        <w:tc>
+          <w:tcPr>
+            <w:tcW w:type="dxa" w:w="2160"/>
+          </w:tcPr>
+          <w:p>
+            <w:r>
+              <w:t>PaymentProcess-81</w:t>
+            </w:r>
+          </w:p>
+        </w:tc>
+        <w:tc>
+          <w:tcPr>
+            <w:tcW w:type="dxa" w:w="2160"/>
+          </w:tcPr>
+          <w:p>
+            <w:r>
+              <w:t>School Fundraiser</w:t>
+            </w:r>
+          </w:p>
+        </w:tc>
+        <w:tc>
+          <w:tcPr>
+            <w:tcW w:type="dxa" w:w="2160"/>
+          </w:tcPr>
+          <w:p>
+            <w:r>
+              <w:t>General UI component usage.</w:t>
+            </w:r>
+          </w:p>
+        </w:tc>
+        <w:tc>
+          <w:tcPr>
+            <w:tcW w:type="dxa" w:w="2160"/>
+          </w:tcPr>
+          <w:p>
+            <w:hyperlink r:id="rId19">
+              <w:r>
+                <w:rPr>
+                  <w:color w:val="0563C1"/>
+                  <w:u w:val="single"/>
+                </w:rPr>
+                <w:t>Stripe Checkout reference</w:t>
+              </w:r>
+            </w:hyperlink>
+          </w:p>
+        </w:tc>
+      </w:tr>
+      <w:tr>
+        <w:tc>
+          <w:tcPr>
+            <w:tcW w:type="dxa" w:w="2160"/>
+          </w:tcPr>
+          <w:p>
+            <w:r>
+              <w:t>PaymentProcess-82</w:t>
+            </w:r>
+          </w:p>
+        </w:tc>
+        <w:tc>
+          <w:tcPr>
+            <w:tcW w:type="dxa" w:w="2160"/>
+          </w:tcPr>
+          <w:p>
+            <w:r>
+              <w:t>Tax Preparation Fee</w:t>
+            </w:r>
+          </w:p>
+        </w:tc>
+        <w:tc>
+          <w:tcPr>
+            <w:tcW w:type="dxa" w:w="2160"/>
+          </w:tcPr>
+          <w:p>
+            <w:r>
+              <w:t>General UI component usage.</w:t>
+            </w:r>
+          </w:p>
+        </w:tc>
+        <w:tc>
+          <w:tcPr>
+            <w:tcW w:type="dxa" w:w="2160"/>
+          </w:tcPr>
+          <w:p>
+            <w:hyperlink r:id="rId53">
+              <w:r>
+                <w:rPr>
+                  <w:color w:val="0563C1"/>
+                  <w:u w:val="single"/>
+                </w:rPr>
+                <w:t>PayPal Payment reference</w:t>
+              </w:r>
+            </w:hyperlink>
+          </w:p>
+        </w:tc>
+      </w:tr>
+      <w:tr>
+        <w:tc>
+          <w:tcPr>
+            <w:tcW w:type="dxa" w:w="2160"/>
+          </w:tcPr>
+          <w:p>
+            <w:r>
+              <w:t>PaymentProcess-83</w:t>
+            </w:r>
+          </w:p>
+        </w:tc>
+        <w:tc>
+          <w:tcPr>
+            <w:tcW w:type="dxa" w:w="2160"/>
+          </w:tcPr>
+          <w:p>
+            <w:r>
+              <w:t>Jewelry Financing Plan</w:t>
+            </w:r>
+          </w:p>
+        </w:tc>
+        <w:tc>
+          <w:tcPr>
+            <w:tcW w:type="dxa" w:w="2160"/>
+          </w:tcPr>
+          <w:p>
+            <w:r>
+              <w:t>General UI component usage.</w:t>
+            </w:r>
+          </w:p>
+        </w:tc>
+        <w:tc>
+          <w:tcPr>
+            <w:tcW w:type="dxa" w:w="2160"/>
+          </w:tcPr>
+          <w:p>
+            <w:hyperlink r:id="rId19">
+              <w:r>
+                <w:rPr>
+                  <w:color w:val="0563C1"/>
+                  <w:u w:val="single"/>
+                </w:rPr>
+                <w:t>Stripe Checkout reference</w:t>
+              </w:r>
+            </w:hyperlink>
+          </w:p>
+        </w:tc>
+      </w:tr>
+      <w:tr>
+        <w:tc>
+          <w:tcPr>
+            <w:tcW w:type="dxa" w:w="2160"/>
+          </w:tcPr>
+          <w:p>
+            <w:r>
+              <w:t>PaymentProcess-84</w:t>
+            </w:r>
+          </w:p>
+        </w:tc>
+        <w:tc>
+          <w:tcPr>
+            <w:tcW w:type="dxa" w:w="2160"/>
+          </w:tcPr>
+          <w:p>
+            <w:r>
+              <w:t>Streaming Service Signup</w:t>
+            </w:r>
+          </w:p>
+        </w:tc>
+        <w:tc>
+          <w:tcPr>
+            <w:tcW w:type="dxa" w:w="2160"/>
+          </w:tcPr>
+          <w:p>
+            <w:r>
+              <w:t>General UI component usage.</w:t>
+            </w:r>
+          </w:p>
+        </w:tc>
+        <w:tc>
+          <w:tcPr>
+            <w:tcW w:type="dxa" w:w="2160"/>
+          </w:tcPr>
+          <w:p>
+            <w:hyperlink r:id="rId53">
+              <w:r>
+                <w:rPr>
+                  <w:color w:val="0563C1"/>
+                  <w:u w:val="single"/>
+                </w:rPr>
+                <w:t>PayPal Payment reference</w:t>
+              </w:r>
+            </w:hyperlink>
+          </w:p>
+        </w:tc>
+      </w:tr>
+      <w:tr>
+        <w:tc>
+          <w:tcPr>
+            <w:tcW w:type="dxa" w:w="2160"/>
+          </w:tcPr>
+          <w:p>
+            <w:r>
+              <w:t>PaymentProcess-85</w:t>
+            </w:r>
+          </w:p>
+        </w:tc>
+        <w:tc>
+          <w:tcPr>
+            <w:tcW w:type="dxa" w:w="2160"/>
+          </w:tcPr>
+          <w:p>
+            <w:r>
+              <w:t>Museum Patron Program</w:t>
+            </w:r>
+          </w:p>
+        </w:tc>
+        <w:tc>
+          <w:tcPr>
+            <w:tcW w:type="dxa" w:w="2160"/>
+          </w:tcPr>
+          <w:p>
+            <w:r>
+              <w:t>General UI component usage.</w:t>
+            </w:r>
+          </w:p>
+        </w:tc>
+        <w:tc>
+          <w:tcPr>
+            <w:tcW w:type="dxa" w:w="2160"/>
+          </w:tcPr>
+          <w:p>
+            <w:hyperlink r:id="rId19">
+              <w:r>
+                <w:rPr>
+                  <w:color w:val="0563C1"/>
+                  <w:u w:val="single"/>
+                </w:rPr>
+                <w:t>Stripe Checkout reference</w:t>
+              </w:r>
+            </w:hyperlink>
+          </w:p>
+        </w:tc>
+      </w:tr>
+      <w:tr>
+        <w:tc>
+          <w:tcPr>
+            <w:tcW w:type="dxa" w:w="2160"/>
+          </w:tcPr>
+          <w:p>
+            <w:r>
+              <w:t>PaymentProcess-86</w:t>
+            </w:r>
+          </w:p>
+        </w:tc>
+        <w:tc>
+          <w:tcPr>
+            <w:tcW w:type="dxa" w:w="2160"/>
+          </w:tcPr>
+          <w:p>
+            <w:r>
+              <w:t>Property Management Rent Pay</w:t>
+            </w:r>
+          </w:p>
+        </w:tc>
+        <w:tc>
+          <w:tcPr>
+            <w:tcW w:type="dxa" w:w="2160"/>
+          </w:tcPr>
+          <w:p>
+            <w:r>
+              <w:t>General UI component usage.</w:t>
+            </w:r>
+          </w:p>
+        </w:tc>
+        <w:tc>
+          <w:tcPr>
+            <w:tcW w:type="dxa" w:w="2160"/>
+          </w:tcPr>
+          <w:p>
+            <w:hyperlink r:id="rId53">
+              <w:r>
+                <w:rPr>
+                  <w:color w:val="0563C1"/>
+                  <w:u w:val="single"/>
+                </w:rPr>
+                <w:t>PayPal Payment reference</w:t>
+              </w:r>
+            </w:hyperlink>
+          </w:p>
+        </w:tc>
+      </w:tr>
+      <w:tr>
+        <w:tc>
+          <w:tcPr>
+            <w:tcW w:type="dxa" w:w="2160"/>
+          </w:tcPr>
+          <w:p>
+            <w:r>
+              <w:t>PaymentProcess-87</w:t>
+            </w:r>
+          </w:p>
+        </w:tc>
+        <w:tc>
+          <w:tcPr>
+            <w:tcW w:type="dxa" w:w="2160"/>
+          </w:tcPr>
+          <w:p>
+            <w:r>
+              <w:t>Home Remodel Staged Payments</w:t>
+            </w:r>
+          </w:p>
+        </w:tc>
+        <w:tc>
+          <w:tcPr>
+            <w:tcW w:type="dxa" w:w="2160"/>
+          </w:tcPr>
+          <w:p>
+            <w:r>
+              <w:t>General UI component usage.</w:t>
+            </w:r>
+          </w:p>
+        </w:tc>
+        <w:tc>
+          <w:tcPr>
+            <w:tcW w:type="dxa" w:w="2160"/>
+          </w:tcPr>
+          <w:p>
+            <w:hyperlink r:id="rId19">
+              <w:r>
+                <w:rPr>
+                  <w:color w:val="0563C1"/>
+                  <w:u w:val="single"/>
+                </w:rPr>
+                <w:t>Stripe Checkout reference</w:t>
+              </w:r>
+            </w:hyperlink>
+          </w:p>
+        </w:tc>
+      </w:tr>
+      <w:tr>
+        <w:tc>
+          <w:tcPr>
+            <w:tcW w:type="dxa" w:w="2160"/>
+          </w:tcPr>
+          <w:p>
+            <w:r>
+              <w:t>PaymentProcess-88</w:t>
+            </w:r>
+          </w:p>
+        </w:tc>
+        <w:tc>
+          <w:tcPr>
+            <w:tcW w:type="dxa" w:w="2160"/>
+          </w:tcPr>
+          <w:p>
+            <w:r>
+              <w:t>Dating App Premium</w:t>
+            </w:r>
+          </w:p>
+        </w:tc>
+        <w:tc>
+          <w:tcPr>
+            <w:tcW w:type="dxa" w:w="2160"/>
+          </w:tcPr>
+          <w:p>
+            <w:r>
+              <w:t>General UI component usage.</w:t>
+            </w:r>
+          </w:p>
+        </w:tc>
+        <w:tc>
+          <w:tcPr>
+            <w:tcW w:type="dxa" w:w="2160"/>
+          </w:tcPr>
+          <w:p>
+            <w:hyperlink r:id="rId53">
+              <w:r>
+                <w:rPr>
+                  <w:color w:val="0563C1"/>
+                  <w:u w:val="single"/>
+                </w:rPr>
+                <w:t>PayPal Payment reference</w:t>
+              </w:r>
+            </w:hyperlink>
+          </w:p>
+        </w:tc>
+      </w:tr>
+      <w:tr>
+        <w:tc>
+          <w:tcPr>
+            <w:tcW w:type="dxa" w:w="2160"/>
+          </w:tcPr>
+          <w:p>
+            <w:r>
+              <w:t>PaymentProcess-89</w:t>
+            </w:r>
+          </w:p>
+        </w:tc>
+        <w:tc>
+          <w:tcPr>
+            <w:tcW w:type="dxa" w:w="2160"/>
+          </w:tcPr>
+          <w:p>
+            <w:r>
+              <w:t>Podcast Supporter</w:t>
+            </w:r>
+          </w:p>
+        </w:tc>
+        <w:tc>
+          <w:tcPr>
+            <w:tcW w:type="dxa" w:w="2160"/>
+          </w:tcPr>
+          <w:p>
+            <w:r>
+              <w:t>General UI component usage.</w:t>
+            </w:r>
+          </w:p>
+        </w:tc>
+        <w:tc>
+          <w:tcPr>
+            <w:tcW w:type="dxa" w:w="2160"/>
+          </w:tcPr>
+          <w:p>
+            <w:hyperlink r:id="rId19">
+              <w:r>
+                <w:rPr>
+                  <w:color w:val="0563C1"/>
+                  <w:u w:val="single"/>
+                </w:rPr>
+                <w:t>Stripe Checkout reference</w:t>
+              </w:r>
+            </w:hyperlink>
+          </w:p>
+        </w:tc>
+      </w:tr>
+      <w:tr>
+        <w:tc>
+          <w:tcPr>
+            <w:tcW w:type="dxa" w:w="2160"/>
+          </w:tcPr>
+          <w:p>
+            <w:r>
+              <w:t>PaymentProcess-90</w:t>
+            </w:r>
+          </w:p>
+        </w:tc>
+        <w:tc>
+          <w:tcPr>
+            <w:tcW w:type="dxa" w:w="2160"/>
+          </w:tcPr>
+          <w:p>
+            <w:r>
+              <w:t>Event Catering Deposit</w:t>
+            </w:r>
+          </w:p>
+        </w:tc>
+        <w:tc>
+          <w:tcPr>
+            <w:tcW w:type="dxa" w:w="2160"/>
+          </w:tcPr>
+          <w:p>
+            <w:r>
+              <w:t>General UI component usage.</w:t>
+            </w:r>
+          </w:p>
+        </w:tc>
+        <w:tc>
+          <w:tcPr>
+            <w:tcW w:type="dxa" w:w="2160"/>
+          </w:tcPr>
+          <w:p>
+            <w:hyperlink r:id="rId53">
+              <w:r>
+                <w:rPr>
+                  <w:color w:val="0563C1"/>
+                  <w:u w:val="single"/>
+                </w:rPr>
+                <w:t>PayPal Payment reference</w:t>
+              </w:r>
+            </w:hyperlink>
+          </w:p>
+        </w:tc>
+      </w:tr>
+      <w:tr>
+        <w:tc>
+          <w:tcPr>
+            <w:tcW w:type="dxa" w:w="2160"/>
+          </w:tcPr>
+          <w:p>
+            <w:r>
+              <w:t>PaymentProcess-91</w:t>
+            </w:r>
+          </w:p>
+        </w:tc>
+        <w:tc>
+          <w:tcPr>
+            <w:tcW w:type="dxa" w:w="2160"/>
+          </w:tcPr>
+          <w:p>
+            <w:r>
+              <w:t>Wedding Venue Installments</w:t>
+            </w:r>
+          </w:p>
+        </w:tc>
+        <w:tc>
+          <w:tcPr>
+            <w:tcW w:type="dxa" w:w="2160"/>
+          </w:tcPr>
+          <w:p>
+            <w:r>
+              <w:t>General UI component usage.</w:t>
+            </w:r>
+          </w:p>
+        </w:tc>
+        <w:tc>
+          <w:tcPr>
+            <w:tcW w:type="dxa" w:w="2160"/>
+          </w:tcPr>
+          <w:p>
+            <w:hyperlink r:id="rId19">
+              <w:r>
+                <w:rPr>
+                  <w:color w:val="0563C1"/>
+                  <w:u w:val="single"/>
+                </w:rPr>
+                <w:t>Stripe Checkout reference</w:t>
+              </w:r>
+            </w:hyperlink>
+          </w:p>
+        </w:tc>
+      </w:tr>
+      <w:tr>
+        <w:tc>
+          <w:tcPr>
+            <w:tcW w:type="dxa" w:w="2160"/>
+          </w:tcPr>
+          <w:p>
+            <w:r>
+              <w:t>PaymentProcess-92</w:t>
+            </w:r>
+          </w:p>
+        </w:tc>
+        <w:tc>
+          <w:tcPr>
+            <w:tcW w:type="dxa" w:w="2160"/>
+          </w:tcPr>
+          <w:p>
+            <w:r>
+              <w:t>Newsletter Paid Tier</w:t>
+            </w:r>
+          </w:p>
+        </w:tc>
+        <w:tc>
+          <w:tcPr>
+            <w:tcW w:type="dxa" w:w="2160"/>
+          </w:tcPr>
+          <w:p>
+            <w:r>
+              <w:t>General UI component usage.</w:t>
+            </w:r>
+          </w:p>
+        </w:tc>
+        <w:tc>
+          <w:tcPr>
+            <w:tcW w:type="dxa" w:w="2160"/>
+          </w:tcPr>
+          <w:p>
+            <w:hyperlink r:id="rId53">
+              <w:r>
+                <w:rPr>
+                  <w:color w:val="0563C1"/>
+                  <w:u w:val="single"/>
+                </w:rPr>
+                <w:t>PayPal Payment reference</w:t>
+              </w:r>
+            </w:hyperlink>
+          </w:p>
+        </w:tc>
+      </w:tr>
+      <w:tr>
+        <w:tc>
+          <w:tcPr>
+            <w:tcW w:type="dxa" w:w="2160"/>
+          </w:tcPr>
+          <w:p>
+            <w:r>
+              <w:t>PaymentProcess-93</w:t>
+            </w:r>
+          </w:p>
+        </w:tc>
+        <w:tc>
+          <w:tcPr>
+            <w:tcW w:type="dxa" w:w="2160"/>
+          </w:tcPr>
+          <w:p>
+            <w:r>
+              <w:t>Tree Planting Initiative</w:t>
+            </w:r>
+          </w:p>
+        </w:tc>
+        <w:tc>
+          <w:tcPr>
+            <w:tcW w:type="dxa" w:w="2160"/>
+          </w:tcPr>
+          <w:p>
+            <w:r>
+              <w:t>General UI component usage.</w:t>
+            </w:r>
+          </w:p>
+        </w:tc>
+        <w:tc>
+          <w:tcPr>
+            <w:tcW w:type="dxa" w:w="2160"/>
+          </w:tcPr>
+          <w:p>
+            <w:hyperlink r:id="rId19">
+              <w:r>
+                <w:rPr>
+                  <w:color w:val="0563C1"/>
+                  <w:u w:val="single"/>
+                </w:rPr>
+                <w:t>Stripe Checkout reference</w:t>
+              </w:r>
+            </w:hyperlink>
+          </w:p>
+        </w:tc>
+      </w:tr>
+      <w:tr>
+        <w:tc>
+          <w:tcPr>
+            <w:tcW w:type="dxa" w:w="2160"/>
+          </w:tcPr>
+          <w:p>
+            <w:r>
+              <w:t>PaymentProcess-94</w:t>
+            </w:r>
+          </w:p>
+        </w:tc>
+        <w:tc>
+          <w:tcPr>
+            <w:tcW w:type="dxa" w:w="2160"/>
+          </w:tcPr>
+          <w:p>
+            <w:r>
+              <w:t>Wholesale Order Payment</w:t>
+            </w:r>
+          </w:p>
+        </w:tc>
+        <w:tc>
+          <w:tcPr>
+            <w:tcW w:type="dxa" w:w="2160"/>
+          </w:tcPr>
+          <w:p>
+            <w:r>
+              <w:t>General UI component usage.</w:t>
+            </w:r>
+          </w:p>
+        </w:tc>
+        <w:tc>
+          <w:tcPr>
+            <w:tcW w:type="dxa" w:w="2160"/>
+          </w:tcPr>
+          <w:p>
+            <w:hyperlink r:id="rId53">
+              <w:r>
+                <w:rPr>
+                  <w:color w:val="0563C1"/>
+                  <w:u w:val="single"/>
+                </w:rPr>
+                <w:t>PayPal Payment reference</w:t>
+              </w:r>
+            </w:hyperlink>
+          </w:p>
+        </w:tc>
+      </w:tr>
+      <w:tr>
+        <w:tc>
+          <w:tcPr>
+            <w:tcW w:type="dxa" w:w="2160"/>
+          </w:tcPr>
+          <w:p>
+            <w:r>
+              <w:t>PaymentProcess-95</w:t>
+            </w:r>
+          </w:p>
+        </w:tc>
+        <w:tc>
+          <w:tcPr>
+            <w:tcW w:type="dxa" w:w="2160"/>
+          </w:tcPr>
+          <w:p>
+            <w:r>
+              <w:t>Bootcamp Tuition Split</w:t>
+            </w:r>
+          </w:p>
+        </w:tc>
+        <w:tc>
+          <w:tcPr>
+            <w:tcW w:type="dxa" w:w="2160"/>
+          </w:tcPr>
+          <w:p>
+            <w:r>
+              <w:t>General UI component usage.</w:t>
+            </w:r>
+          </w:p>
+        </w:tc>
+        <w:tc>
+          <w:tcPr>
+            <w:tcW w:type="dxa" w:w="2160"/>
+          </w:tcPr>
+          <w:p>
+            <w:hyperlink r:id="rId19">
+              <w:r>
+                <w:rPr>
+                  <w:color w:val="0563C1"/>
+                  <w:u w:val="single"/>
+                </w:rPr>
+                <w:t>Stripe Checkout reference</w:t>
+              </w:r>
+            </w:hyperlink>
+          </w:p>
+        </w:tc>
+      </w:tr>
+      <w:tr>
+        <w:tc>
+          <w:tcPr>
+            <w:tcW w:type="dxa" w:w="2160"/>
+          </w:tcPr>
+          <w:p>
+            <w:r>
+              <w:t>PaymentProcess-96</w:t>
+            </w:r>
+          </w:p>
+        </w:tc>
+        <w:tc>
+          <w:tcPr>
+            <w:tcW w:type="dxa" w:w="2160"/>
+          </w:tcPr>
+          <w:p>
+            <w:r>
+              <w:t>Hosting Provider Checkout</w:t>
+            </w:r>
+          </w:p>
+        </w:tc>
+        <w:tc>
+          <w:tcPr>
+            <w:tcW w:type="dxa" w:w="2160"/>
+          </w:tcPr>
+          <w:p>
+            <w:r>
+              <w:t>General UI component usage.</w:t>
+            </w:r>
+          </w:p>
+        </w:tc>
+        <w:tc>
+          <w:tcPr>
+            <w:tcW w:type="dxa" w:w="2160"/>
+          </w:tcPr>
+          <w:p>
+            <w:hyperlink r:id="rId53">
+              <w:r>
+                <w:rPr>
+                  <w:color w:val="0563C1"/>
+                  <w:u w:val="single"/>
+                </w:rPr>
+                <w:t>PayPal Payment reference</w:t>
+              </w:r>
+            </w:hyperlink>
+          </w:p>
+        </w:tc>
+      </w:tr>
+      <w:tr>
+        <w:tc>
+          <w:tcPr>
+            <w:tcW w:type="dxa" w:w="2160"/>
+          </w:tcPr>
+          <w:p>
+            <w:r>
+              <w:t>PaymentProcess-97</w:t>
+            </w:r>
+          </w:p>
+        </w:tc>
+        <w:tc>
+          <w:tcPr>
+            <w:tcW w:type="dxa" w:w="2160"/>
+          </w:tcPr>
+          <w:p>
+            <w:r>
+              <w:t>Medical Research Grant</w:t>
+            </w:r>
+          </w:p>
+        </w:tc>
+        <w:tc>
+          <w:tcPr>
+            <w:tcW w:type="dxa" w:w="2160"/>
+          </w:tcPr>
+          <w:p>
+            <w:r>
+              <w:t>General UI component usage.</w:t>
+            </w:r>
+          </w:p>
+        </w:tc>
+        <w:tc>
+          <w:tcPr>
+            <w:tcW w:type="dxa" w:w="2160"/>
+          </w:tcPr>
+          <w:p>
+            <w:hyperlink r:id="rId19">
+              <w:r>
+                <w:rPr>
+                  <w:color w:val="0563C1"/>
+                  <w:u w:val="single"/>
+                </w:rPr>
+                <w:t>Stripe Checkout reference</w:t>
+              </w:r>
+            </w:hyperlink>
+          </w:p>
+        </w:tc>
+      </w:tr>
+      <w:tr>
+        <w:tc>
+          <w:tcPr>
+            <w:tcW w:type="dxa" w:w="2160"/>
+          </w:tcPr>
+          <w:p>
+            <w:r>
+              <w:t>PaymentProcess-98</w:t>
+            </w:r>
+          </w:p>
+        </w:tc>
+        <w:tc>
+          <w:tcPr>
+            <w:tcW w:type="dxa" w:w="2160"/>
+          </w:tcPr>
+          <w:p>
+            <w:r>
+              <w:t>SaaS Enterprise Invoice</w:t>
+            </w:r>
+          </w:p>
+        </w:tc>
+        <w:tc>
+          <w:tcPr>
+            <w:tcW w:type="dxa" w:w="2160"/>
+          </w:tcPr>
+          <w:p>
+            <w:r>
+              <w:t>General UI component usage.</w:t>
+            </w:r>
+          </w:p>
+        </w:tc>
+        <w:tc>
+          <w:tcPr>
+            <w:tcW w:type="dxa" w:w="2160"/>
+          </w:tcPr>
+          <w:p>
+            <w:hyperlink r:id="rId53">
+              <w:r>
+                <w:rPr>
+                  <w:color w:val="0563C1"/>
+                  <w:u w:val="single"/>
+                </w:rPr>
+                <w:t>PayPal Payment reference</w:t>
+              </w:r>
+            </w:hyperlink>
+          </w:p>
+        </w:tc>
+      </w:tr>
+      <w:tr>
+        <w:tc>
+          <w:tcPr>
+            <w:tcW w:type="dxa" w:w="2160"/>
+          </w:tcPr>
+          <w:p>
+            <w:r>
+              <w:t>PaymentProcess-99</w:t>
+            </w:r>
+          </w:p>
+        </w:tc>
+        <w:tc>
+          <w:tcPr>
+            <w:tcW w:type="dxa" w:w="2160"/>
+          </w:tcPr>
+          <w:p>
+            <w:r>
+              <w:t>Photography Package Split</w:t>
+            </w:r>
+          </w:p>
+        </w:tc>
+        <w:tc>
+          <w:tcPr>
+            <w:tcW w:type="dxa" w:w="2160"/>
+          </w:tcPr>
+          <w:p>
+            <w:r>
+              <w:t>General UI component usage.</w:t>
+            </w:r>
+          </w:p>
+        </w:tc>
+        <w:tc>
+          <w:tcPr>
+            <w:tcW w:type="dxa" w:w="2160"/>
+          </w:tcPr>
+          <w:p>
+            <w:hyperlink r:id="rId19">
+              <w:r>
+                <w:rPr>
+                  <w:color w:val="0563C1"/>
+                  <w:u w:val="single"/>
+                </w:rPr>
+                <w:t>Stripe Checkout reference</w:t>
+              </w:r>
+            </w:hyperlink>
+          </w:p>
+        </w:tc>
+      </w:tr>
+      <w:tr>
+        <w:tc>
+          <w:tcPr>
+            <w:tcW w:type="dxa" w:w="2160"/>
+          </w:tcPr>
+          <w:p>
+            <w:r>
+              <w:t>PaymentProcess-100</w:t>
+            </w:r>
+          </w:p>
+        </w:tc>
+        <w:tc>
+          <w:tcPr>
+            <w:tcW w:type="dxa" w:w="2160"/>
+          </w:tcPr>
+          <w:p>
+            <w:r>
+              <w:t>AI Tool Pro Plan</w:t>
+            </w:r>
+          </w:p>
+        </w:tc>
+        <w:tc>
+          <w:tcPr>
+            <w:tcW w:type="dxa" w:w="2160"/>
+          </w:tcPr>
+          <w:p>
+            <w:r>
+              <w:t>General UI component usage.</w:t>
+            </w:r>
+          </w:p>
+        </w:tc>
+        <w:tc>
+          <w:tcPr>
+            <w:tcW w:type="dxa" w:w="2160"/>
+          </w:tcPr>
+          <w:p>
+            <w:hyperlink r:id="rId53">
+              <w:r>
+                <w:rPr>
+                  <w:color w:val="0563C1"/>
+                  <w:u w:val="single"/>
+                </w:rPr>
+                <w:t>PayPal Payment reference</w:t>
               </w:r>
             </w:hyperlink>
           </w:p>
